--- a/12-通用拓扑结构/05-网状/网状结构/网状结构.docx
+++ b/12-通用拓扑结构/05-网状/网状结构/网状结构.docx
@@ -1575,6 +1575,20 @@
     </w:p>
     <w:bookmarkEnd w:id="26"/>
     <w:bookmarkEnd w:id="27"/>
+    <w:p>
+      <w:pPr>
+        <w:spacing w:before="360"/>
+        <w:jc w:val="center"/>
+      </w:pPr>
+      <w:r>
+        <w:rPr>
+          <w:rFonts w:ascii="Times New Roman" w:hAnsi="Times New Roman"/>
+          <w:color w:val="555555"/>
+          <w:sz w:val="21"/>
+        </w:rPr>
+        <w:t>材料收集者：杜文杰</w:t>
+      </w:r>
+    </w:p>
     <w:sectPr>
       <w:headerReference r:id="rId9" w:type="default"/>
       <w:footerReference r:id="rId10" w:type="default"/>

--- a/12-通用拓扑结构/05-网状/网状结构/网状结构.docx
+++ b/12-通用拓扑结构/05-网状/网状结构/网状结构.docx
@@ -1,6 +1,6 @@
 
 <file path=word/document.xml><?xml version="1.0" encoding="utf-8"?>
-<w:document xmlns:w="http://schemas.openxmlformats.org/wordprocessingml/2006/main" xmlns:m="http://schemas.openxmlformats.org/officeDocument/2006/math" xmlns:r="http://schemas.openxmlformats.org/officeDocument/2006/relationships" xmlns:o="urn:schemas-microsoft-com:office:office" xmlns:v="urn:schemas-microsoft-com:vml" xmlns:w10="urn:schemas-microsoft-com:office:word" xmlns:a="http://schemas.openxmlformats.org/drawingml/2006/main" xmlns:pic="http://schemas.openxmlformats.org/drawingml/2006/picture" xmlns:wp="http://schemas.openxmlformats.org/drawingml/2006/wordprocessingDrawing">
+<w:document xmlns:m="http://schemas.openxmlformats.org/officeDocument/2006/math" xmlns:r="http://schemas.openxmlformats.org/officeDocument/2006/relationships" xmlns:w="http://schemas.openxmlformats.org/wordprocessingml/2006/main" xmlns:o="urn:schemas-microsoft-com:office:office" xmlns:v="urn:schemas-microsoft-com:vml" xmlns:w10="urn:schemas-microsoft-com:office:word" xmlns:a="http://schemas.openxmlformats.org/drawingml/2006/main" xmlns:pic="http://schemas.openxmlformats.org/drawingml/2006/picture" xmlns:wp="http://schemas.openxmlformats.org/drawingml/2006/wordprocessingDrawing">
   <w:body>
     <w:bookmarkStart w:id="27" w:name="网状结构"/>
     <w:p>
@@ -9,7 +9,7 @@
       </w:pPr>
       <w:r>
         <w:rPr>
-          <w:rFonts w:hint="eastAsia"/>
+          <w:rFonts w:hint="eastAsia" w:eastAsia="黑体"/>
         </w:rPr>
         <w:t xml:space="preserve">网状结构</w:t>
       </w:r>
@@ -21,7 +21,7 @@
       </w:pPr>
       <w:r>
         <w:rPr>
-          <w:rFonts w:hint="eastAsia"/>
+          <w:rFonts w:hint="eastAsia" w:eastAsia="黑体"/>
         </w:rPr>
         <w:t xml:space="preserve">拓扑描述</w:t>
       </w:r>
@@ -32,31 +32,40 @@
       </w:pPr>
       <w:r>
         <w:rPr>
-          <w:rFonts w:hint="eastAsia"/>
+          <w:rFonts w:hint="eastAsia" w:eastAsia="黑体"/>
         </w:rPr>
         <w:t xml:space="preserve">由</w:t>
       </w:r>
       <w:r>
+        <w:rPr>
+          <w:rFonts w:eastAsia="黑体"/>
+        </w:rPr>
         <w:t xml:space="preserve"> </w:t>
       </w:r>
       <w:r>
         <w:rPr>
-          <w:rFonts w:hint="eastAsia"/>
+          <w:rFonts w:hint="eastAsia" w:eastAsia="黑体"/>
           <w:b/>
           <w:bCs/>
         </w:rPr>
         <w:t xml:space="preserve">多个节点以多条支路互相连接成网状（mesh）</w:t>
       </w:r>
       <w:r>
+        <w:rPr>
+          <w:rFonts w:eastAsia="黑体"/>
+        </w:rPr>
         <w:t xml:space="preserve"> </w:t>
       </w:r>
       <w:r>
         <w:rPr>
-          <w:rFonts w:hint="eastAsia"/>
+          <w:rFonts w:hint="eastAsia" w:eastAsia="黑体"/>
         </w:rPr>
         <w:t xml:space="preserve">的通用网络结构，节点之间可能存在多条通路。以</w:t>
       </w:r>
       <w:r>
+        <w:rPr>
+          <w:rFonts w:eastAsia="黑体"/>
+        </w:rPr>
         <w:t xml:space="preserve"> </w:t>
       </w:r>
       <m:oMath>
@@ -65,15 +74,21 @@
         </m:r>
       </m:oMath>
       <w:r>
+        <w:rPr>
+          <w:rFonts w:eastAsia="黑体"/>
+        </w:rPr>
         <w:t xml:space="preserve"> </w:t>
       </w:r>
       <w:r>
         <w:rPr>
-          <w:rFonts w:hint="eastAsia"/>
+          <w:rFonts w:hint="eastAsia" w:eastAsia="黑体"/>
         </w:rPr>
         <w:t xml:space="preserve">个节点为例，电路共有</w:t>
       </w:r>
       <w:r>
+        <w:rPr>
+          <w:rFonts w:eastAsia="黑体"/>
+        </w:rPr>
         <w:t xml:space="preserve"> </w:t>
       </w:r>
       <m:oMath>
@@ -82,15 +97,21 @@
         </m:r>
       </m:oMath>
       <w:r>
+        <w:rPr>
+          <w:rFonts w:eastAsia="黑体"/>
+        </w:rPr>
         <w:t xml:space="preserve"> </w:t>
       </w:r>
       <w:r>
         <w:rPr>
-          <w:rFonts w:hint="eastAsia"/>
+          <w:rFonts w:hint="eastAsia" w:eastAsia="黑体"/>
         </w:rPr>
         <w:t xml:space="preserve">个关键节点（编号</w:t>
       </w:r>
       <w:r>
+        <w:rPr>
+          <w:rFonts w:eastAsia="黑体"/>
+        </w:rPr>
         <w:t xml:space="preserve"> </w:t>
       </w:r>
       <m:oMath>
@@ -130,11 +151,14 @@
       </m:oMath>
       <w:r>
         <w:rPr>
-          <w:rFonts w:hint="eastAsia"/>
+          <w:rFonts w:hint="eastAsia" w:eastAsia="黑体"/>
         </w:rPr>
         <w:t xml:space="preserve">），节点之间由若干支路（电阻</w:t>
       </w:r>
       <w:r>
+        <w:rPr>
+          <w:rFonts w:eastAsia="黑体"/>
+        </w:rPr>
         <w:t xml:space="preserve"> </w:t>
       </w:r>
       <m:oMath>
@@ -144,7 +168,7 @@
       </m:oMath>
       <w:r>
         <w:rPr>
-          <w:rFonts w:hint="eastAsia"/>
+          <w:rFonts w:hint="eastAsia" w:eastAsia="黑体"/>
         </w:rPr>
         <w:t xml:space="preserve">）互相连接，支路位于多对节点之间、连接方向任意。</w:t>
       </w:r>
@@ -153,28 +177,34 @@
       <w:pPr/>
       <w:r>
         <w:rPr>
-          <w:rFonts w:hint="eastAsia"/>
+          <w:rFonts w:hint="eastAsia" w:eastAsia="黑体"/>
         </w:rPr>
         <w:t xml:space="preserve">各支路连接：</w:t>
       </w:r>
       <w:r>
         <w:rPr>
-          <w:rFonts w:hint="eastAsia"/>
+          <w:rFonts w:hint="eastAsia" w:eastAsia="黑体"/>
           <w:b/>
           <w:bCs/>
         </w:rPr>
         <w:t xml:space="preserve">每条支路</w:t>
       </w:r>
       <w:r>
+        <w:rPr>
+          <w:rFonts w:eastAsia="黑体"/>
+        </w:rPr>
         <w:t xml:space="preserve"> </w:t>
       </w:r>
       <w:r>
         <w:rPr>
-          <w:rFonts w:hint="eastAsia"/>
+          <w:rFonts w:hint="eastAsia" w:eastAsia="黑体"/>
         </w:rPr>
         <w:t xml:space="preserve">一端接某个节点</w:t>
       </w:r>
       <w:r>
+        <w:rPr>
+          <w:rFonts w:eastAsia="黑体"/>
+        </w:rPr>
         <w:t xml:space="preserve"> </w:t>
       </w:r>
       <m:oMath>
@@ -184,11 +214,14 @@
       </m:oMath>
       <w:r>
         <w:rPr>
-          <w:rFonts w:hint="eastAsia"/>
+          <w:rFonts w:hint="eastAsia" w:eastAsia="黑体"/>
         </w:rPr>
         <w:t xml:space="preserve">、另一端接另一节点</w:t>
       </w:r>
       <w:r>
+        <w:rPr>
+          <w:rFonts w:eastAsia="黑体"/>
+        </w:rPr>
         <w:t xml:space="preserve"> </w:t>
       </w:r>
       <m:oMath>
@@ -198,7 +231,7 @@
       </m:oMath>
       <w:r>
         <w:rPr>
-          <w:rFonts w:hint="eastAsia"/>
+          <w:rFonts w:hint="eastAsia" w:eastAsia="黑体"/>
         </w:rPr>
         <w:t xml:space="preserve">，使各节点间并联存在多个可选通路，构成网络。电流沿多条可能路径分配，各支路电流由基尔霍夫定律决定；节点间可用网孔分析或节点分析求各支路电流与节点电压。</w:t>
       </w:r>
@@ -207,7 +240,7 @@
       <w:pPr/>
       <w:r>
         <w:rPr>
-          <w:rFonts w:hint="eastAsia"/>
+          <w:rFonts w:hint="eastAsia" w:eastAsia="黑体"/>
         </w:rPr>
         <w:t xml:space="preserve">由此构成”多个节点依靠多条支路互联、节点间存在多条通路”的一般网状组态，比纯串联/并联更普遍，常见于配电网、接地网络、传感器阵列与分布式系统。</w:t>
       </w:r>
@@ -220,7 +253,7 @@
       </w:pPr>
       <w:r>
         <w:rPr>
-          <w:rFonts w:hint="eastAsia"/>
+          <w:rFonts w:hint="eastAsia" w:eastAsia="黑体"/>
         </w:rPr>
         <w:t xml:space="preserve">工作原理</w:t>
       </w:r>
@@ -231,7 +264,7 @@
       </w:pPr>
       <w:r>
         <w:rPr>
-          <w:rFonts w:hint="eastAsia"/>
+          <w:rFonts w:hint="eastAsia" w:eastAsia="黑体"/>
         </w:rPr>
         <w:t xml:space="preserve">电流在网状网络中沿多条可能的路径分配，各支路电流由基尔霍夫定律决定。网络整体对外呈现某个等效电阻（或阻抗），可用网孔分析法或节点分析法求解各支路电流与节点电压。</w:t>
       </w:r>
@@ -244,7 +277,7 @@
       </w:pPr>
       <w:r>
         <w:rPr>
-          <w:rFonts w:hint="eastAsia"/>
+          <w:rFonts w:hint="eastAsia" w:eastAsia="黑体"/>
         </w:rPr>
         <w:t xml:space="preserve">关键计算公式</w:t>
       </w:r>
@@ -255,7 +288,7 @@
       </w:pPr>
       <w:r>
         <w:rPr>
-          <w:rFonts w:hint="eastAsia"/>
+          <w:rFonts w:hint="eastAsia" w:eastAsia="黑体"/>
         </w:rPr>
         <w:t xml:space="preserve">网孔（基尔霍夫电压）方程：</w:t>
       </w:r>
@@ -320,7 +353,7 @@
       </w:pPr>
       <w:r>
         <w:rPr>
-          <w:rFonts w:hint="eastAsia"/>
+          <w:rFonts w:hint="eastAsia" w:eastAsia="黑体"/>
         </w:rPr>
         <w:t xml:space="preserve">节点（基尔霍夫电流）方程：</w:t>
       </w:r>
@@ -385,16 +418,19 @@
       </w:pPr>
       <w:r>
         <w:rPr>
-          <w:rFonts w:hint="eastAsia"/>
+          <w:rFonts w:hint="eastAsia" w:eastAsia="黑体"/>
         </w:rPr>
         <w:t xml:space="preserve">两节点间用</w:t>
       </w:r>
       <w:r>
+        <w:rPr>
+          <w:rFonts w:eastAsia="黑体"/>
+        </w:rPr>
         <w:t xml:space="preserve"> Y-Δ </w:t>
       </w:r>
       <w:r>
         <w:rPr>
-          <w:rFonts w:hint="eastAsia"/>
+          <w:rFonts w:hint="eastAsia" w:eastAsia="黑体"/>
         </w:rPr>
         <w:t xml:space="preserve">或星网变换化简后：</w:t>
       </w:r>
@@ -445,20 +481,26 @@
         <w:pStyle w:val="FirstParagraph"/>
       </w:pPr>
       <w:r>
+        <w:rPr>
+          <w:rFonts w:eastAsia="黑体"/>
+        </w:rPr>
         <w:t xml:space="preserve">N </w:t>
       </w:r>
       <w:r>
         <w:rPr>
-          <w:rFonts w:hint="eastAsia"/>
+          <w:rFonts w:hint="eastAsia" w:eastAsia="黑体"/>
         </w:rPr>
         <w:t xml:space="preserve">个节点、全网格（每对节点间一支路</w:t>
       </w:r>
       <w:r>
+        <w:rPr>
+          <w:rFonts w:eastAsia="黑体"/>
+        </w:rPr>
         <w:t xml:space="preserve"> </w:t>
       </w:r>
       <w:r>
         <w:rPr>
-          <w:rFonts w:hint="eastAsia"/>
+          <w:rFonts w:hint="eastAsia" w:eastAsia="黑体"/>
         </w:rPr>
         <w:t xml:space="preserve">R）任两节点等效电阻（严格结果）：</w:t>
       </w:r>
@@ -546,7 +588,7 @@
             </w:pPr>
             <w:r>
               <w:rPr>
-                <w:rFonts w:hint="eastAsia"/>
+                <w:rFonts w:hint="eastAsia" w:eastAsia="黑体"/>
               </w:rPr>
               <w:t xml:space="preserve">符号</w:t>
             </w:r>
@@ -560,7 +602,7 @@
             </w:pPr>
             <w:r>
               <w:rPr>
-                <w:rFonts w:hint="eastAsia"/>
+                <w:rFonts w:hint="eastAsia" w:eastAsia="黑体"/>
               </w:rPr>
               <w:t xml:space="preserve">含义</w:t>
             </w:r>
@@ -574,7 +616,7 @@
             </w:pPr>
             <w:r>
               <w:rPr>
-                <w:rFonts w:hint="eastAsia"/>
+                <w:rFonts w:hint="eastAsia" w:eastAsia="黑体"/>
               </w:rPr>
               <w:t xml:space="preserve">单位</w:t>
             </w:r>
@@ -594,6 +636,9 @@
               </m:r>
             </m:oMath>
             <w:r>
+              <w:rPr>
+                <w:rFonts w:eastAsia="黑体"/>
+              </w:rPr>
               <w:t xml:space="preserve">​</w:t>
             </w:r>
           </w:p>
@@ -606,7 +651,7 @@
             </w:pPr>
             <w:r>
               <w:rPr>
-                <w:rFonts w:hint="eastAsia"/>
+                <w:rFonts w:hint="eastAsia" w:eastAsia="黑体"/>
               </w:rPr>
               <w:t xml:space="preserve">支路电压</w:t>
             </w:r>
@@ -619,6 +664,9 @@
               <w:pStyle w:val="Compact"/>
             </w:pPr>
             <w:r>
+              <w:rPr>
+                <w:rFonts w:eastAsia="黑体"/>
+              </w:rPr>
               <w:t xml:space="preserve">V</w:t>
             </w:r>
           </w:p>
@@ -637,6 +685,9 @@
               </m:r>
             </m:oMath>
             <w:r>
+              <w:rPr>
+                <w:rFonts w:eastAsia="黑体"/>
+              </w:rPr>
               <w:t xml:space="preserve">​</w:t>
             </w:r>
           </w:p>
@@ -649,7 +700,7 @@
             </w:pPr>
             <w:r>
               <w:rPr>
-                <w:rFonts w:hint="eastAsia"/>
+                <w:rFonts w:hint="eastAsia" w:eastAsia="黑体"/>
               </w:rPr>
               <w:t xml:space="preserve">支路电流</w:t>
             </w:r>
@@ -662,6 +713,9 @@
               <w:pStyle w:val="Compact"/>
             </w:pPr>
             <w:r>
+              <w:rPr>
+                <w:rFonts w:eastAsia="黑体"/>
+              </w:rPr>
               <w:t xml:space="preserve">A</w:t>
             </w:r>
           </w:p>
@@ -680,6 +734,9 @@
               </m:r>
             </m:oMath>
             <w:r>
+              <w:rPr>
+                <w:rFonts w:eastAsia="黑体"/>
+              </w:rPr>
               <w:t xml:space="preserve">​</w:t>
             </w:r>
           </w:p>
@@ -692,7 +749,7 @@
             </w:pPr>
             <w:r>
               <w:rPr>
-                <w:rFonts w:hint="eastAsia"/>
+                <w:rFonts w:hint="eastAsia" w:eastAsia="黑体"/>
               </w:rPr>
               <w:t xml:space="preserve">支路电阻</w:t>
             </w:r>
@@ -705,6 +762,9 @@
               <w:pStyle w:val="Compact"/>
             </w:pPr>
             <w:r>
+              <w:rPr>
+                <w:rFonts w:eastAsia="黑体"/>
+              </w:rPr>
               <w:t xml:space="preserve">Ω</w:t>
             </w:r>
           </w:p>
@@ -735,6 +795,9 @@
               </m:sSub>
             </m:oMath>
             <w:r>
+              <w:rPr>
+                <w:rFonts w:eastAsia="黑体"/>
+              </w:rPr>
               <w:t xml:space="preserve">​</w:t>
             </w:r>
           </w:p>
@@ -747,7 +810,7 @@
             </w:pPr>
             <w:r>
               <w:rPr>
-                <w:rFonts w:hint="eastAsia"/>
+                <w:rFonts w:hint="eastAsia" w:eastAsia="黑体"/>
               </w:rPr>
               <w:t xml:space="preserve">等效电阻</w:t>
             </w:r>
@@ -760,6 +823,9 @@
               <w:pStyle w:val="Compact"/>
             </w:pPr>
             <w:r>
+              <w:rPr>
+                <w:rFonts w:eastAsia="黑体"/>
+              </w:rPr>
               <w:t xml:space="preserve">Ω</w:t>
             </w:r>
           </w:p>
@@ -778,6 +844,9 @@
               </m:r>
             </m:oMath>
             <w:r>
+              <w:rPr>
+                <w:rFonts w:eastAsia="黑体"/>
+              </w:rPr>
               <w:t xml:space="preserve">​</w:t>
             </w:r>
           </w:p>
@@ -790,7 +859,7 @@
             </w:pPr>
             <w:r>
               <w:rPr>
-                <w:rFonts w:hint="eastAsia"/>
+                <w:rFonts w:hint="eastAsia" w:eastAsia="黑体"/>
               </w:rPr>
               <w:t xml:space="preserve">节点数</w:t>
             </w:r>
@@ -804,7 +873,7 @@
             </w:pPr>
             <w:r>
               <w:rPr>
-                <w:rFonts w:hint="eastAsia"/>
+                <w:rFonts w:hint="eastAsia" w:eastAsia="黑体"/>
               </w:rPr>
               <w:t xml:space="preserve">无量纲</w:t>
             </w:r>
@@ -820,7 +889,7 @@
       </w:pPr>
       <w:r>
         <w:rPr>
-          <w:rFonts w:hint="eastAsia"/>
+          <w:rFonts w:hint="eastAsia" w:eastAsia="黑体"/>
         </w:rPr>
         <w:t xml:space="preserve">元件调整影响</w:t>
       </w:r>
@@ -835,7 +904,7 @@
       </w:pPr>
       <w:r>
         <w:rPr>
-          <w:rFonts w:hint="eastAsia"/>
+          <w:rFonts w:hint="eastAsia" w:eastAsia="黑体"/>
           <w:b/>
           <w:bCs/>
         </w:rPr>
@@ -843,20 +912,27 @@
       </w:r>
       <w:r>
         <w:rPr>
+          <w:rFonts w:eastAsia="黑体"/>
           <w:b/>
           <w:bCs/>
         </w:rPr>
         <w:t xml:space="preserve"> R↑</w:t>
       </w:r>
       <w:r>
+        <w:rPr>
+          <w:rFonts w:eastAsia="黑体"/>
+        </w:rPr>
         <w:t xml:space="preserve"> </w:t>
       </w:r>
       <w:r>
+        <w:rPr>
+          <w:rFonts w:eastAsia="黑体"/>
+        </w:rPr>
         <w:t xml:space="preserve">→ </w:t>
       </w:r>
       <w:r>
         <w:rPr>
-          <w:rFonts w:hint="eastAsia"/>
+          <w:rFonts w:hint="eastAsia" w:eastAsia="黑体"/>
         </w:rPr>
         <w:t xml:space="preserve">整体等效电阻上升，电流减小。</w:t>
       </w:r>
@@ -871,7 +947,7 @@
       </w:pPr>
       <w:r>
         <w:rPr>
-          <w:rFonts w:hint="eastAsia"/>
+          <w:rFonts w:hint="eastAsia" w:eastAsia="黑体"/>
           <w:b/>
           <w:bCs/>
         </w:rPr>
@@ -879,6 +955,7 @@
       </w:r>
       <w:r>
         <w:rPr>
+          <w:rFonts w:eastAsia="黑体"/>
           <w:b/>
           <w:bCs/>
         </w:rPr>
@@ -886,21 +963,27 @@
       </w:r>
       <w:r>
         <w:rPr>
-          <w:rFonts w:hint="eastAsia"/>
+          <w:rFonts w:hint="eastAsia" w:eastAsia="黑体"/>
           <w:b/>
           <w:bCs/>
         </w:rPr>
         <w:t xml:space="preserve">节点数↑</w:t>
       </w:r>
       <w:r>
+        <w:rPr>
+          <w:rFonts w:eastAsia="黑体"/>
+        </w:rPr>
         <w:t xml:space="preserve"> </w:t>
       </w:r>
       <w:r>
+        <w:rPr>
+          <w:rFonts w:eastAsia="黑体"/>
+        </w:rPr>
         <w:t xml:space="preserve">→ </w:t>
       </w:r>
       <w:r>
         <w:rPr>
-          <w:rFonts w:hint="eastAsia"/>
+          <w:rFonts w:hint="eastAsia" w:eastAsia="黑体"/>
         </w:rPr>
         <w:t xml:space="preserve">可选通路增多，等效电阻下降。</w:t>
       </w:r>
@@ -915,21 +998,27 @@
       </w:pPr>
       <w:r>
         <w:rPr>
-          <w:rFonts w:hint="eastAsia"/>
+          <w:rFonts w:hint="eastAsia" w:eastAsia="黑体"/>
           <w:b/>
           <w:bCs/>
         </w:rPr>
         <w:t xml:space="preserve">某支路开路</w:t>
       </w:r>
       <w:r>
+        <w:rPr>
+          <w:rFonts w:eastAsia="黑体"/>
+        </w:rPr>
         <w:t xml:space="preserve"> </w:t>
       </w:r>
       <w:r>
+        <w:rPr>
+          <w:rFonts w:eastAsia="黑体"/>
+        </w:rPr>
         <w:t xml:space="preserve">→ </w:t>
       </w:r>
       <w:r>
         <w:rPr>
-          <w:rFonts w:hint="eastAsia"/>
+          <w:rFonts w:hint="eastAsia" w:eastAsia="黑体"/>
         </w:rPr>
         <w:t xml:space="preserve">电流绕行其他支路，等效电阻增大。</w:t>
       </w:r>
@@ -944,21 +1033,27 @@
       </w:pPr>
       <w:r>
         <w:rPr>
-          <w:rFonts w:hint="eastAsia"/>
+          <w:rFonts w:hint="eastAsia" w:eastAsia="黑体"/>
           <w:b/>
           <w:bCs/>
         </w:rPr>
         <w:t xml:space="preserve">某支路短路</w:t>
       </w:r>
       <w:r>
+        <w:rPr>
+          <w:rFonts w:eastAsia="黑体"/>
+        </w:rPr>
         <w:t xml:space="preserve"> </w:t>
       </w:r>
       <w:r>
+        <w:rPr>
+          <w:rFonts w:eastAsia="黑体"/>
+        </w:rPr>
         <w:t xml:space="preserve">→ </w:t>
       </w:r>
       <w:r>
         <w:rPr>
-          <w:rFonts w:hint="eastAsia"/>
+          <w:rFonts w:hint="eastAsia" w:eastAsia="黑体"/>
         </w:rPr>
         <w:t xml:space="preserve">等效电阻显著下降，电流向该支路集中。</w:t>
       </w:r>
@@ -971,7 +1066,7 @@
       </w:pPr>
       <w:r>
         <w:rPr>
-          <w:rFonts w:hint="eastAsia"/>
+          <w:rFonts w:hint="eastAsia" w:eastAsia="黑体"/>
         </w:rPr>
         <w:t xml:space="preserve">典型参数示例</w:t>
       </w:r>
@@ -986,11 +1081,14 @@
       </w:pPr>
       <w:r>
         <w:rPr>
-          <w:rFonts w:hint="eastAsia"/>
+          <w:rFonts w:hint="eastAsia" w:eastAsia="黑体"/>
         </w:rPr>
         <w:t xml:space="preserve">全网格每对节点间支路</w:t>
       </w:r>
       <w:r>
+        <w:rPr>
+          <w:rFonts w:eastAsia="黑体"/>
+        </w:rPr>
         <w:t xml:space="preserve"> </w:t>
       </w:r>
       <m:oMath>
@@ -1000,11 +1098,14 @@
       </m:oMath>
       <w:r>
         <w:rPr>
-          <w:rFonts w:hint="eastAsia"/>
+          <w:rFonts w:hint="eastAsia" w:eastAsia="黑体"/>
         </w:rPr>
         <w:t xml:space="preserve">，任意两节点的等效电阻</w:t>
       </w:r>
       <w:r>
+        <w:rPr>
+          <w:rFonts w:eastAsia="黑体"/>
+        </w:rPr>
         <w:t xml:space="preserve"> </w:t>
       </w:r>
       <m:oMath>
@@ -1050,11 +1151,14 @@
       </m:oMath>
       <w:r>
         <w:rPr>
-          <w:rFonts w:hint="eastAsia"/>
+          <w:rFonts w:hint="eastAsia" w:eastAsia="黑体"/>
         </w:rPr>
         <w:t xml:space="preserve">；取</w:t>
       </w:r>
       <w:r>
+        <w:rPr>
+          <w:rFonts w:eastAsia="黑体"/>
+        </w:rPr>
         <w:t xml:space="preserve"> </w:t>
       </w:r>
       <m:oMath>
@@ -1082,6 +1186,9 @@
         </m:r>
       </m:oMath>
       <w:r>
+        <w:rPr>
+          <w:rFonts w:eastAsia="黑体"/>
+        </w:rPr>
         <w:t xml:space="preserve">、</w:t>
       </w:r>
       <m:oMath>
@@ -1099,15 +1206,21 @@
         </m:r>
       </m:oMath>
       <w:r>
+        <w:rPr>
+          <w:rFonts w:eastAsia="黑体"/>
+        </w:rPr>
         <w:t xml:space="preserve"> </w:t>
       </w:r>
       <w:r>
         <w:rPr>
-          <w:rFonts w:hint="eastAsia"/>
+          <w:rFonts w:hint="eastAsia" w:eastAsia="黑体"/>
         </w:rPr>
         <w:t xml:space="preserve">得</w:t>
       </w:r>
       <w:r>
+        <w:rPr>
+          <w:rFonts w:eastAsia="黑体"/>
+        </w:rPr>
         <w:t xml:space="preserve"> </w:t>
       </w:r>
       <m:oMath>
@@ -1146,6 +1259,9 @@
         </m:r>
       </m:oMath>
       <w:r>
+        <w:rPr>
+          <w:rFonts w:eastAsia="黑体"/>
+        </w:rPr>
         <w:t xml:space="preserve">。</w:t>
       </w:r>
     </w:p>
@@ -1159,7 +1275,7 @@
       </w:pPr>
       <w:r>
         <w:rPr>
-          <w:rFonts w:hint="eastAsia"/>
+          <w:rFonts w:hint="eastAsia" w:eastAsia="黑体"/>
         </w:rPr>
         <w:t xml:space="preserve">非对称网状用节点法：</w:t>
       </w:r>
@@ -1185,7 +1301,7 @@
       </m:oMath>
       <w:r>
         <w:rPr>
-          <w:rFonts w:hint="eastAsia"/>
+          <w:rFonts w:hint="eastAsia" w:eastAsia="黑体"/>
         </w:rPr>
         <w:t xml:space="preserve">（</w:t>
       </w:r>
@@ -1195,15 +1311,21 @@
         </m:r>
       </m:oMath>
       <w:r>
+        <w:rPr>
+          <w:rFonts w:eastAsia="黑体"/>
+        </w:rPr>
         <w:t xml:space="preserve"> </w:t>
       </w:r>
       <w:r>
         <w:rPr>
-          <w:rFonts w:hint="eastAsia"/>
+          <w:rFonts w:hint="eastAsia" w:eastAsia="黑体"/>
         </w:rPr>
         <w:t xml:space="preserve">为电导矩阵，非线性网络需牛顿迭代数值求解）。例：三节点网</w:t>
       </w:r>
       <w:r>
+        <w:rPr>
+          <w:rFonts w:eastAsia="黑体"/>
+        </w:rPr>
         <w:t xml:space="preserve"> </w:t>
       </w:r>
       <m:oMath>
@@ -1240,6 +1362,9 @@
         </m:r>
       </m:oMath>
       <w:r>
+        <w:rPr>
+          <w:rFonts w:eastAsia="黑体"/>
+        </w:rPr>
         <w:t xml:space="preserve">、</w:t>
       </w:r>
       <m:oMath>
@@ -1276,6 +1401,9 @@
         </m:r>
       </m:oMath>
       <w:r>
+        <w:rPr>
+          <w:rFonts w:eastAsia="黑体"/>
+        </w:rPr>
         <w:t xml:space="preserve">、</w:t>
       </w:r>
       <m:oMath>
@@ -1313,29 +1441,38 @@
       </m:oMath>
       <w:r>
         <w:rPr>
-          <w:rFonts w:hint="eastAsia"/>
+          <w:rFonts w:hint="eastAsia" w:eastAsia="黑体"/>
         </w:rPr>
         <w:t xml:space="preserve">，节点</w:t>
       </w:r>
       <w:r>
+        <w:rPr>
+          <w:rFonts w:eastAsia="黑体"/>
+        </w:rPr>
         <w:t xml:space="preserve"> 3 </w:t>
       </w:r>
       <w:r>
         <w:rPr>
-          <w:rFonts w:hint="eastAsia"/>
+          <w:rFonts w:hint="eastAsia" w:eastAsia="黑体"/>
         </w:rPr>
         <w:t xml:space="preserve">接地、节点</w:t>
       </w:r>
       <w:r>
+        <w:rPr>
+          <w:rFonts w:eastAsia="黑体"/>
+        </w:rPr>
         <w:t xml:space="preserve"> 1 </w:t>
       </w:r>
       <w:r>
         <w:rPr>
-          <w:rFonts w:hint="eastAsia"/>
+          <w:rFonts w:hint="eastAsia" w:eastAsia="黑体"/>
         </w:rPr>
         <w:t xml:space="preserve">注入</w:t>
       </w:r>
       <w:r>
+        <w:rPr>
+          <w:rFonts w:eastAsia="黑体"/>
+        </w:rPr>
         <w:t xml:space="preserve"> </w:t>
       </w:r>
       <m:oMath>
@@ -1355,11 +1492,14 @@
       </m:oMath>
       <w:r>
         <w:rPr>
-          <w:rFonts w:hint="eastAsia"/>
+          <w:rFonts w:hint="eastAsia" w:eastAsia="黑体"/>
         </w:rPr>
         <w:t xml:space="preserve">，解得</w:t>
       </w:r>
       <w:r>
+        <w:rPr>
+          <w:rFonts w:eastAsia="黑体"/>
+        </w:rPr>
         <w:t xml:space="preserve"> </w:t>
       </w:r>
       <m:oMath>
@@ -1396,6 +1536,9 @@
         </m:r>
       </m:oMath>
       <w:r>
+        <w:rPr>
+          <w:rFonts w:eastAsia="黑体"/>
+        </w:rPr>
         <w:t xml:space="preserve">、</w:t>
       </w:r>
       <m:oMath>
@@ -1432,6 +1575,9 @@
         </m:r>
       </m:oMath>
       <w:r>
+        <w:rPr>
+          <w:rFonts w:eastAsia="黑体"/>
+        </w:rPr>
         <w:t xml:space="preserve">。</w:t>
       </w:r>
     </w:p>
@@ -1443,7 +1589,7 @@
       </w:pPr>
       <w:r>
         <w:rPr>
-          <w:rFonts w:hint="eastAsia"/>
+          <w:rFonts w:hint="eastAsia" w:eastAsia="黑体"/>
         </w:rPr>
         <w:t xml:space="preserve">常见器件型号</w:t>
       </w:r>
@@ -1458,7 +1604,7 @@
       </w:pPr>
       <w:r>
         <w:rPr>
-          <w:rFonts w:hint="eastAsia"/>
+          <w:rFonts w:hint="eastAsia" w:eastAsia="黑体"/>
         </w:rPr>
         <w:t xml:space="preserve">常用：按需选型（电阻网络、排阻）。</w:t>
       </w:r>
@@ -1471,7 +1617,7 @@
       </w:pPr>
       <w:r>
         <w:rPr>
-          <w:rFonts w:hint="eastAsia"/>
+          <w:rFonts w:hint="eastAsia" w:eastAsia="黑体"/>
         </w:rPr>
         <w:t xml:space="preserve">注意事项</w:t>
       </w:r>
@@ -1486,7 +1632,7 @@
       </w:pPr>
       <w:r>
         <w:rPr>
-          <w:rFonts w:hint="eastAsia"/>
+          <w:rFonts w:hint="eastAsia" w:eastAsia="黑体"/>
         </w:rPr>
         <w:t xml:space="preserve">一般网孔/节点数多时需借助矩阵或仿真软件求解。</w:t>
       </w:r>
@@ -1501,7 +1647,7 @@
       </w:pPr>
       <w:r>
         <w:rPr>
-          <w:rFonts w:hint="eastAsia"/>
+          <w:rFonts w:hint="eastAsia" w:eastAsia="黑体"/>
         </w:rPr>
         <w:t xml:space="preserve">配电网网状结构的潮流与接地电流分布需专业工具分析。</w:t>
       </w:r>
@@ -1516,7 +1662,7 @@
       </w:pPr>
       <w:r>
         <w:rPr>
-          <w:rFonts w:hint="eastAsia"/>
+          <w:rFonts w:hint="eastAsia" w:eastAsia="黑体"/>
         </w:rPr>
         <w:t xml:space="preserve">多条通路带来的等效参数随拓扑变化敏感，设计时需留裕量。</w:t>
       </w:r>
@@ -1529,7 +1675,7 @@
       </w:pPr>
       <w:r>
         <w:rPr>
-          <w:rFonts w:hint="eastAsia"/>
+          <w:rFonts w:hint="eastAsia" w:eastAsia="黑体"/>
         </w:rPr>
         <w:t xml:space="preserve">参考资料</w:t>
       </w:r>
@@ -1544,7 +1690,7 @@
       </w:pPr>
       <w:r>
         <w:rPr>
-          <w:rFonts w:hint="eastAsia"/>
+          <w:rFonts w:hint="eastAsia" w:eastAsia="黑体"/>
         </w:rPr>
         <w:t xml:space="preserve">《电路》（邱关源）。</w:t>
       </w:r>
@@ -1558,6 +1704,9 @@
         </w:numPr>
       </w:pPr>
       <w:r>
+        <w:rPr>
+          <w:rFonts w:eastAsia="黑体"/>
+        </w:rPr>
         <w:t xml:space="preserve">Wikipedia: Mesh analysis。</w:t>
       </w:r>
     </w:p>
@@ -1570,6 +1719,9 @@
         </w:numPr>
       </w:pPr>
       <w:r>
+        <w:rPr>
+          <w:rFonts w:eastAsia="黑体"/>
+        </w:rPr>
         <w:t xml:space="preserve">Wikipedia: Nodal analysis。</w:t>
       </w:r>
     </w:p>
@@ -1582,11 +1734,11 @@
       </w:pPr>
       <w:r>
         <w:rPr>
-          <w:rFonts w:ascii="Times New Roman" w:hAnsi="Times New Roman"/>
+          <w:rFonts w:ascii="Times New Roman" w:hAnsi="Times New Roman" w:eastAsia="黑体"/>
           <w:color w:val="555555"/>
           <w:sz w:val="21"/>
         </w:rPr>
-        <w:t>材料收集者：杜文杰</w:t>
+        <w:t>材料收集者：杜文杰，WX手机：19519196569，QQ:3478827729</w:t>
       </w:r>
     </w:p>
     <w:sectPr>
@@ -1606,7 +1758,7 @@
 </file>
 
 <file path=word/footer1.xml><?xml version="1.0" encoding="utf-8"?>
-<w:ftr xmlns:m="http://schemas.openxmlformats.org/officeDocument/2006/math" xmlns:mc="http://schemas.openxmlformats.org/markup-compatibility/2006" xmlns:mo="http://schemas.microsoft.com/office/mac/office/2008/main" xmlns:mv="urn:schemas-microsoft-com:mac:vml" xmlns:o="urn:schemas-microsoft-com:office:office" xmlns:r="http://schemas.openxmlformats.org/officeDocument/2006/relationships" xmlns:v="urn:schemas-microsoft-com:vml" xmlns:w10="urn:schemas-microsoft-com:office:word" xmlns:w14="http://schemas.microsoft.com/office/word/2010/wordml" xmlns:w="http://schemas.openxmlformats.org/wordprocessingml/2006/main" xmlns:wne="http://schemas.microsoft.com/office/word/2006/wordml" xmlns:wp14="http://schemas.microsoft.com/office/word/2010/wordprocessingDrawing" xmlns:wp="http://schemas.openxmlformats.org/drawingml/2006/wordprocessingDrawing" xmlns:wpc="http://schemas.microsoft.com/office/word/2010/wordprocessingCanvas" xmlns:wpg="http://schemas.microsoft.com/office/word/2010/wordprocessingGroup" xmlns:wpi="http://schemas.microsoft.com/office/word/2010/wordprocessingInk" xmlns:wps="http://schemas.microsoft.com/office/word/2010/wordprocessingShape" mc:Ignorable="w14 wp14">
+<w:ftr xmlns:mc="http://schemas.openxmlformats.org/markup-compatibility/2006" xmlns:w="http://schemas.openxmlformats.org/wordprocessingml/2006/main" xmlns:m="http://schemas.openxmlformats.org/officeDocument/2006/math" xmlns:mo="http://schemas.microsoft.com/office/mac/office/2008/main" xmlns:mv="urn:schemas-microsoft-com:mac:vml" xmlns:o="urn:schemas-microsoft-com:office:office" xmlns:r="http://schemas.openxmlformats.org/officeDocument/2006/relationships" xmlns:v="urn:schemas-microsoft-com:vml" xmlns:w10="urn:schemas-microsoft-com:office:word" xmlns:w14="http://schemas.microsoft.com/office/word/2010/wordml" xmlns:wne="http://schemas.microsoft.com/office/word/2006/wordml" xmlns:wp14="http://schemas.microsoft.com/office/word/2010/wordprocessingDrawing" xmlns:wp="http://schemas.openxmlformats.org/drawingml/2006/wordprocessingDrawing" xmlns:wpc="http://schemas.microsoft.com/office/word/2010/wordprocessingCanvas" xmlns:wpg="http://schemas.microsoft.com/office/word/2010/wordprocessingGroup" xmlns:wpi="http://schemas.microsoft.com/office/word/2010/wordprocessingInk" xmlns:wps="http://schemas.microsoft.com/office/word/2010/wordprocessingShape" mc:Ignorable="w14 wp14">
   <w:p>
     <w:pPr>
       <w:pStyle w:val="Footer"/>
@@ -1614,12 +1766,14 @@
     </w:pPr>
     <w:r>
       <w:rPr>
+        <w:rFonts w:eastAsia="黑体"/>
         <w:sz w:val="18"/>
       </w:rPr>
       <w:t xml:space="preserve">第 </w:t>
     </w:r>
     <w:r>
       <w:rPr>
+        <w:rFonts w:eastAsia="黑体"/>
         <w:sz w:val="18"/>
       </w:rPr>
       <w:fldChar w:fldCharType="begin"/>
@@ -1628,6 +1782,7 @@
     </w:r>
     <w:r>
       <w:rPr>
+        <w:rFonts w:eastAsia="黑体"/>
         <w:sz w:val="18"/>
       </w:rPr>
       <w:t xml:space="preserve"> 页</w:t>
@@ -1641,6 +1796,9 @@
   <w:footnote w:type="continuationSeparator" w:id="0">
     <w:p>
       <w:r>
+        <w:rPr>
+          <w:rFonts w:eastAsia="黑体"/>
+        </w:rPr>
         <w:continuationSeparator/>
       </w:r>
     </w:p>
@@ -1648,6 +1806,9 @@
   <w:footnote w:type="separator" w:id="-1">
     <w:p>
       <w:r>
+        <w:rPr>
+          <w:rFonts w:eastAsia="黑体"/>
+        </w:rPr>
         <w:separator/>
       </w:r>
     </w:p>
@@ -1656,7 +1817,7 @@
 </file>
 
 <file path=word/header1.xml><?xml version="1.0" encoding="utf-8"?>
-<w:hdr xmlns:m="http://schemas.openxmlformats.org/officeDocument/2006/math" xmlns:mc="http://schemas.openxmlformats.org/markup-compatibility/2006" xmlns:mo="http://schemas.microsoft.com/office/mac/office/2008/main" xmlns:mv="urn:schemas-microsoft-com:mac:vml" xmlns:o="urn:schemas-microsoft-com:office:office" xmlns:r="http://schemas.openxmlformats.org/officeDocument/2006/relationships" xmlns:v="urn:schemas-microsoft-com:vml" xmlns:w10="urn:schemas-microsoft-com:office:word" xmlns:w14="http://schemas.microsoft.com/office/word/2010/wordml" xmlns:w="http://schemas.openxmlformats.org/wordprocessingml/2006/main" xmlns:wne="http://schemas.microsoft.com/office/word/2006/wordml" xmlns:wp14="http://schemas.microsoft.com/office/word/2010/wordprocessingDrawing" xmlns:wp="http://schemas.openxmlformats.org/drawingml/2006/wordprocessingDrawing" xmlns:wpc="http://schemas.microsoft.com/office/word/2010/wordprocessingCanvas" xmlns:wpg="http://schemas.microsoft.com/office/word/2010/wordprocessingGroup" xmlns:wpi="http://schemas.microsoft.com/office/word/2010/wordprocessingInk" xmlns:wps="http://schemas.microsoft.com/office/word/2010/wordprocessingShape" mc:Ignorable="w14 wp14">
+<w:hdr xmlns:mc="http://schemas.openxmlformats.org/markup-compatibility/2006" xmlns:w="http://schemas.openxmlformats.org/wordprocessingml/2006/main" xmlns:m="http://schemas.openxmlformats.org/officeDocument/2006/math" xmlns:mo="http://schemas.microsoft.com/office/mac/office/2008/main" xmlns:mv="urn:schemas-microsoft-com:mac:vml" xmlns:o="urn:schemas-microsoft-com:office:office" xmlns:r="http://schemas.openxmlformats.org/officeDocument/2006/relationships" xmlns:v="urn:schemas-microsoft-com:vml" xmlns:w10="urn:schemas-microsoft-com:office:word" xmlns:w14="http://schemas.microsoft.com/office/word/2010/wordml" xmlns:wne="http://schemas.microsoft.com/office/word/2006/wordml" xmlns:wp14="http://schemas.microsoft.com/office/word/2010/wordprocessingDrawing" xmlns:wp="http://schemas.openxmlformats.org/drawingml/2006/wordprocessingDrawing" xmlns:wpc="http://schemas.microsoft.com/office/word/2010/wordprocessingCanvas" xmlns:wpg="http://schemas.microsoft.com/office/word/2010/wordprocessingGroup" xmlns:wpi="http://schemas.microsoft.com/office/word/2010/wordprocessingInk" xmlns:wps="http://schemas.microsoft.com/office/word/2010/wordprocessingShape" mc:Ignorable="w14 wp14">
   <w:p>
     <w:pPr>
       <w:pStyle w:val="Header"/>
@@ -1664,7 +1825,7 @@
     </w:pPr>
     <w:r>
       <w:rPr>
-        <w:rFonts w:ascii="Times New Roman" w:hAnsi="Times New Roman"/>
+        <w:rFonts w:ascii="Times New Roman" w:hAnsi="Times New Roman" w:eastAsia="黑体"/>
         <w:sz w:val="18"/>
         <w:rFonts w:eastAsia="黑体"/>
         <w:rFonts w:eastAsia="黑体"/>
@@ -1676,7 +1837,7 @@
 </file>
 
 <file path=word/numbering.xml><?xml version="1.0" encoding="utf-8"?>
-<w:numbering xmlns:m="http://schemas.openxmlformats.org/officeDocument/2006/math" xmlns:mc="http://schemas.openxmlformats.org/markup-compatibility/2006" xmlns:mo="http://schemas.microsoft.com/office/mac/office/2008/main" xmlns:mv="urn:schemas-microsoft-com:mac:vml" xmlns:o="urn:schemas-microsoft-com:office:office" xmlns:r="http://schemas.openxmlformats.org/officeDocument/2006/relationships" xmlns:v="urn:schemas-microsoft-com:vml" xmlns:w="http://schemas.openxmlformats.org/wordprocessingml/2006/main" xmlns:w10="urn:schemas-microsoft-com:office:word" xmlns:w14="http://schemas.microsoft.com/office/word/2010/wordml" xmlns:wne="http://schemas.microsoft.com/office/word/2006/wordml" xmlns:wp="http://schemas.openxmlformats.org/drawingml/2006/wordprocessingDrawing" xmlns:wp14="http://schemas.microsoft.com/office/word/2010/wordprocessingDrawing" xmlns:wpc="http://schemas.microsoft.com/office/word/2010/wordprocessingCanvas" xmlns:wpg="http://schemas.microsoft.com/office/word/2010/wordprocessingGroup" xmlns:wpi="http://schemas.microsoft.com/office/word/2010/wordprocessingInk" xmlns:wps="http://schemas.microsoft.com/office/word/2010/wordprocessingShape" mc:Ignorable="w14 wp14">
+<w:numbering xmlns:mc="http://schemas.openxmlformats.org/markup-compatibility/2006" xmlns:w="http://schemas.openxmlformats.org/wordprocessingml/2006/main" xmlns:m="http://schemas.openxmlformats.org/officeDocument/2006/math" xmlns:mo="http://schemas.microsoft.com/office/mac/office/2008/main" xmlns:mv="urn:schemas-microsoft-com:mac:vml" xmlns:o="urn:schemas-microsoft-com:office:office" xmlns:r="http://schemas.openxmlformats.org/officeDocument/2006/relationships" xmlns:v="urn:schemas-microsoft-com:vml" xmlns:w10="urn:schemas-microsoft-com:office:word" xmlns:w14="http://schemas.microsoft.com/office/word/2010/wordml" xmlns:wne="http://schemas.microsoft.com/office/word/2006/wordml" xmlns:wp="http://schemas.openxmlformats.org/drawingml/2006/wordprocessingDrawing" xmlns:wp14="http://schemas.microsoft.com/office/word/2010/wordprocessingDrawing" xmlns:wpc="http://schemas.microsoft.com/office/word/2010/wordprocessingCanvas" xmlns:wpg="http://schemas.microsoft.com/office/word/2010/wordprocessingGroup" xmlns:wpi="http://schemas.microsoft.com/office/word/2010/wordprocessingInk" xmlns:wps="http://schemas.microsoft.com/office/word/2010/wordprocessingShape" mc:Ignorable="w14 wp14">
   <w:abstractNum w:abstractNumId="0">
     <w:nsid w:val="FFFFFF7C"/>
     <w:multiLevelType w:val="singleLevel"/>
@@ -1763,7 +1924,7 @@
         <w:ind w:hanging="360" w:left="1440"/>
       </w:pPr>
       <w:rPr>
-        <w:rFonts w:ascii="Symbol" w:hAnsi="Symbol" w:hint="default"/>
+        <w:rFonts w:ascii="Symbol" w:hAnsi="Symbol" w:hint="default" w:eastAsia="黑体"/>
       </w:rPr>
     </w:lvl>
   </w:abstractNum>
@@ -1784,7 +1945,7 @@
         <w:ind w:hanging="360" w:left="1080"/>
       </w:pPr>
       <w:rPr>
-        <w:rFonts w:ascii="Symbol" w:hAnsi="Symbol" w:hint="default"/>
+        <w:rFonts w:ascii="Symbol" w:hAnsi="Symbol" w:hint="default" w:eastAsia="黑体"/>
       </w:rPr>
     </w:lvl>
   </w:abstractNum>
@@ -1805,7 +1966,7 @@
         <w:ind w:hanging="360" w:left="720"/>
       </w:pPr>
       <w:rPr>
-        <w:rFonts w:ascii="Symbol" w:hAnsi="Symbol" w:hint="default"/>
+        <w:rFonts w:ascii="Symbol" w:hAnsi="Symbol" w:hint="default" w:eastAsia="黑体"/>
       </w:rPr>
     </w:lvl>
   </w:abstractNum>
@@ -1844,7 +2005,7 @@
         <w:ind w:hanging="360" w:left="360"/>
       </w:pPr>
       <w:rPr>
-        <w:rFonts w:ascii="Symbol" w:hAnsi="Symbol" w:hint="default"/>
+        <w:rFonts w:ascii="Symbol" w:hAnsi="Symbol" w:hint="default" w:eastAsia="黑体"/>
       </w:rPr>
     </w:lvl>
   </w:abstractNum>
@@ -1935,7 +2096,7 @@
         <w:ind w:left="720" w:hanging="360"/>
       </w:pPr>
       <w:rPr>
-        <w:rFonts w:ascii="Symbol" w:hAnsi="Symbol" w:cs="Symbol" w:hint="default"/>
+        <w:rFonts w:ascii="Symbol" w:hAnsi="Symbol" w:cs="Symbol" w:hint="default" w:eastAsia="黑体"/>
       </w:rPr>
     </w:lvl>
     <w:lvl w:ilvl="1">
@@ -1946,7 +2107,7 @@
         <w:ind w:left="1440" w:hanging="360"/>
       </w:pPr>
       <w:rPr>
-        <w:rFonts w:ascii="Courier New" w:hAnsi="Courier New" w:cs="Courier New" w:hint="default"/>
+        <w:rFonts w:ascii="Courier New" w:hAnsi="Courier New" w:cs="Courier New" w:hint="default" w:eastAsia="黑体"/>
       </w:rPr>
     </w:lvl>
     <w:lvl w:ilvl="2">
@@ -1957,7 +2118,7 @@
         <w:ind w:left="2160" w:hanging="360"/>
       </w:pPr>
       <w:rPr>
-        <w:rFonts w:ascii="Wingdings" w:hAnsi="Wingdings" w:cs="Wingdings" w:hint="default"/>
+        <w:rFonts w:ascii="Wingdings" w:hAnsi="Wingdings" w:cs="Wingdings" w:hint="default" w:eastAsia="黑体"/>
       </w:rPr>
     </w:lvl>
     <w:lvl w:ilvl="3">
@@ -1968,7 +2129,7 @@
         <w:ind w:left="2880" w:hanging="360"/>
       </w:pPr>
       <w:rPr>
-        <w:rFonts w:ascii="Symbol" w:hAnsi="Symbol" w:cs="Symbol" w:hint="default"/>
+        <w:rFonts w:ascii="Symbol" w:hAnsi="Symbol" w:cs="Symbol" w:hint="default" w:eastAsia="黑体"/>
       </w:rPr>
     </w:lvl>
     <w:lvl w:ilvl="4">
@@ -1979,7 +2140,7 @@
         <w:ind w:left="3600" w:hanging="360"/>
       </w:pPr>
       <w:rPr>
-        <w:rFonts w:ascii="Courier New" w:hAnsi="Courier New" w:cs="Courier New" w:hint="default"/>
+        <w:rFonts w:ascii="Courier New" w:hAnsi="Courier New" w:cs="Courier New" w:hint="default" w:eastAsia="黑体"/>
       </w:rPr>
     </w:lvl>
     <w:lvl w:ilvl="5">
@@ -1990,7 +2151,7 @@
         <w:ind w:left="4320" w:hanging="360"/>
       </w:pPr>
       <w:rPr>
-        <w:rFonts w:ascii="Wingdings" w:hAnsi="Wingdings" w:cs="Wingdings" w:hint="default"/>
+        <w:rFonts w:ascii="Wingdings" w:hAnsi="Wingdings" w:cs="Wingdings" w:hint="default" w:eastAsia="黑体"/>
       </w:rPr>
     </w:lvl>
     <w:lvl w:ilvl="6">
@@ -2001,7 +2162,7 @@
         <w:ind w:left="5040" w:hanging="360"/>
       </w:pPr>
       <w:rPr>
-        <w:rFonts w:ascii="Symbol" w:hAnsi="Symbol" w:cs="Symbol" w:hint="default"/>
+        <w:rFonts w:ascii="Symbol" w:hAnsi="Symbol" w:cs="Symbol" w:hint="default" w:eastAsia="黑体"/>
       </w:rPr>
     </w:lvl>
     <w:lvl w:ilvl="7">
@@ -2012,7 +2173,7 @@
         <w:ind w:left="5760" w:hanging="360"/>
       </w:pPr>
       <w:rPr>
-        <w:rFonts w:ascii="Courier New" w:hAnsi="Courier New" w:cs="Courier New" w:hint="default"/>
+        <w:rFonts w:ascii="Courier New" w:hAnsi="Courier New" w:cs="Courier New" w:hint="default" w:eastAsia="黑体"/>
       </w:rPr>
     </w:lvl>
     <w:lvl w:ilvl="8">
@@ -2023,7 +2184,7 @@
         <w:ind w:left="6480" w:hanging="360"/>
       </w:pPr>
       <w:rPr>
-        <w:rFonts w:ascii="Wingdings" w:hAnsi="Wingdings" w:cs="Wingdings" w:hint="default"/>
+        <w:rFonts w:ascii="Wingdings" w:hAnsi="Wingdings" w:cs="Wingdings" w:hint="default" w:eastAsia="黑体"/>
       </w:rPr>
     </w:lvl>
   </w:abstractNum>
@@ -2076,11 +2237,11 @@
 </file>
 
 <file path=word/styles.xml><?xml version="1.0" encoding="utf-8"?>
-<w:styles xmlns:mc="http://schemas.openxmlformats.org/markup-compatibility/2006" xmlns:r="http://schemas.openxmlformats.org/officeDocument/2006/relationships" xmlns:w="http://schemas.openxmlformats.org/wordprocessingml/2006/main" xmlns:w14="http://schemas.microsoft.com/office/word/2010/wordml" mc:Ignorable="w14">
+<w:styles xmlns:mc="http://schemas.openxmlformats.org/markup-compatibility/2006" xmlns:w="http://schemas.openxmlformats.org/wordprocessingml/2006/main" xmlns:r="http://schemas.openxmlformats.org/officeDocument/2006/relationships" xmlns:w14="http://schemas.microsoft.com/office/word/2010/wordml" mc:Ignorable="w14">
   <w:docDefaults>
     <w:rPrDefault>
       <w:rPr>
-        <w:rFonts w:asciiTheme="minorHAnsi" w:cstheme="minorBidi" w:eastAsiaTheme="minorEastAsia" w:hAnsiTheme="minorHAnsi"/>
+        <w:rFonts w:asciiTheme="minorHAnsi" w:cstheme="minorBidi" w:hAnsiTheme="minorHAnsi" w:eastAsia="黑体"/>
         <w:sz w:val="22"/>
         <w:szCs w:val="22"/>
         <w:lang w:bidi="ar-SA" w:eastAsia="en-US" w:val="en-US"/>
@@ -2302,7 +2463,7 @@
       <w:outlineLvl w:val="0"/>
     </w:pPr>
     <w:rPr>
-      <w:rFonts w:ascii="Times New Roman" w:asciiTheme="majorHAnsi" w:cstheme="majorBidi" w:eastAsia="黑体" w:eastAsiaTheme="majorEastAsia" w:hAnsi="Times New Roman" w:hAnsiTheme="majorHAnsi"/>
+      <w:rFonts w:ascii="Times New Roman" w:asciiTheme="majorHAnsi" w:cstheme="majorBidi" w:eastAsia="黑体" w:hAnsi="Times New Roman" w:hAnsiTheme="majorHAnsi"/>
       <w:b/>
       <w:bCs/>
       <w:color w:val="1F3864"/>
@@ -2326,7 +2487,7 @@
       <w:outlineLvl w:val="1"/>
     </w:pPr>
     <w:rPr>
-      <w:rFonts w:ascii="Times New Roman" w:asciiTheme="majorHAnsi" w:cstheme="majorBidi" w:eastAsia="黑体" w:eastAsiaTheme="majorEastAsia" w:hAnsi="Times New Roman" w:hAnsiTheme="majorHAnsi"/>
+      <w:rFonts w:ascii="Times New Roman" w:asciiTheme="majorHAnsi" w:cstheme="majorBidi" w:eastAsia="黑体" w:hAnsi="Times New Roman" w:hAnsiTheme="majorHAnsi"/>
       <w:b/>
       <w:bCs/>
       <w:color w:val="2E4E7E"/>
@@ -2350,7 +2511,7 @@
       <w:outlineLvl w:val="2"/>
     </w:pPr>
     <w:rPr>
-      <w:rFonts w:ascii="Times New Roman" w:asciiTheme="majorHAnsi" w:cstheme="majorBidi" w:eastAsia="黑体" w:eastAsiaTheme="majorEastAsia" w:hAnsi="Times New Roman" w:hAnsiTheme="majorHAnsi"/>
+      <w:rFonts w:ascii="Times New Roman" w:asciiTheme="majorHAnsi" w:cstheme="majorBidi" w:eastAsia="黑体" w:hAnsi="Times New Roman" w:hAnsiTheme="majorHAnsi"/>
       <w:b/>
       <w:bCs/>
       <w:color w:val="2E4E7E"/>
@@ -2374,7 +2535,7 @@
       <w:outlineLvl w:val="3"/>
     </w:pPr>
     <w:rPr>
-      <w:rFonts w:ascii="Times New Roman" w:asciiTheme="majorHAnsi" w:cstheme="majorBidi" w:eastAsia="黑体" w:eastAsiaTheme="majorEastAsia" w:hAnsi="Times New Roman" w:hAnsiTheme="majorHAnsi"/>
+      <w:rFonts w:ascii="Times New Roman" w:asciiTheme="majorHAnsi" w:cstheme="majorBidi" w:eastAsia="黑体" w:hAnsi="Times New Roman" w:hAnsiTheme="majorHAnsi"/>
       <w:b/>
       <w:bCs/>
       <w:i/>
@@ -2400,7 +2561,7 @@
       <w:outlineLvl w:val="4"/>
     </w:pPr>
     <w:rPr>
-      <w:rFonts w:ascii="Times New Roman" w:asciiTheme="majorHAnsi" w:cstheme="majorBidi" w:eastAsia="黑体" w:eastAsiaTheme="majorEastAsia" w:hAnsi="Times New Roman" w:hAnsiTheme="majorHAnsi"/>
+      <w:rFonts w:ascii="Times New Roman" w:asciiTheme="majorHAnsi" w:cstheme="majorBidi" w:eastAsia="黑体" w:hAnsi="Times New Roman" w:hAnsiTheme="majorHAnsi"/>
       <w:b/>
       <w:color w:val="333333"/>
       <w:sz w:val="22"/>
@@ -2423,7 +2584,7 @@
       <w:outlineLvl w:val="5"/>
     </w:pPr>
     <w:rPr>
-      <w:rFonts w:asciiTheme="majorHAnsi" w:cstheme="majorBidi" w:eastAsiaTheme="majorEastAsia" w:hAnsiTheme="majorHAnsi"/>
+      <w:rFonts w:asciiTheme="majorHAnsi" w:cstheme="majorBidi" w:hAnsiTheme="majorHAnsi" w:eastAsia="黑体"/>
       <w:i/>
       <w:iCs/>
       <w:color w:themeColor="accent1" w:themeShade="7F" w:val="243F60"/>
@@ -2446,7 +2607,7 @@
       <w:outlineLvl w:val="6"/>
     </w:pPr>
     <w:rPr>
-      <w:rFonts w:asciiTheme="majorHAnsi" w:cstheme="majorBidi" w:eastAsiaTheme="majorEastAsia" w:hAnsiTheme="majorHAnsi"/>
+      <w:rFonts w:asciiTheme="majorHAnsi" w:cstheme="majorBidi" w:hAnsiTheme="majorHAnsi" w:eastAsia="黑体"/>
       <w:i/>
       <w:iCs/>
       <w:color w:themeColor="text1" w:themeTint="BF" w:val="404040"/>
@@ -2469,7 +2630,7 @@
       <w:outlineLvl w:val="7"/>
     </w:pPr>
     <w:rPr>
-      <w:rFonts w:asciiTheme="majorHAnsi" w:cstheme="majorBidi" w:eastAsiaTheme="majorEastAsia" w:hAnsiTheme="majorHAnsi"/>
+      <w:rFonts w:asciiTheme="majorHAnsi" w:cstheme="majorBidi" w:hAnsiTheme="majorHAnsi" w:eastAsia="黑体"/>
       <w:color w:themeColor="accent1" w:val="4F81BD"/>
       <w:sz w:val="20"/>
       <w:szCs w:val="20"/>
@@ -2492,7 +2653,7 @@
       <w:outlineLvl w:val="8"/>
     </w:pPr>
     <w:rPr>
-      <w:rFonts w:asciiTheme="majorHAnsi" w:cstheme="majorBidi" w:eastAsiaTheme="majorEastAsia" w:hAnsiTheme="majorHAnsi"/>
+      <w:rFonts w:asciiTheme="majorHAnsi" w:cstheme="majorBidi" w:hAnsiTheme="majorHAnsi" w:eastAsia="黑体"/>
       <w:i/>
       <w:iCs/>
       <w:color w:themeColor="text1" w:themeTint="BF" w:val="404040"/>
@@ -2543,7 +2704,7 @@
     <w:uiPriority w:val="9"/>
     <w:rsid w:val="00FC693F"/>
     <w:rPr>
-      <w:rFonts w:asciiTheme="majorHAnsi" w:cstheme="majorBidi" w:eastAsiaTheme="majorEastAsia" w:hAnsiTheme="majorHAnsi"/>
+      <w:rFonts w:asciiTheme="majorHAnsi" w:cstheme="majorBidi" w:hAnsiTheme="majorHAnsi" w:eastAsia="黑体"/>
       <w:b/>
       <w:bCs/>
       <w:color w:themeColor="accent1" w:themeShade="BF" w:val="365F91"/>
@@ -2558,7 +2719,7 @@
     <w:uiPriority w:val="9"/>
     <w:rsid w:val="00FC693F"/>
     <w:rPr>
-      <w:rFonts w:asciiTheme="majorHAnsi" w:cstheme="majorBidi" w:eastAsiaTheme="majorEastAsia" w:hAnsiTheme="majorHAnsi"/>
+      <w:rFonts w:asciiTheme="majorHAnsi" w:cstheme="majorBidi" w:hAnsiTheme="majorHAnsi" w:eastAsia="黑体"/>
       <w:b/>
       <w:bCs/>
       <w:color w:themeColor="accent1" w:val="4F81BD"/>
@@ -2573,7 +2734,7 @@
     <w:uiPriority w:val="9"/>
     <w:rsid w:val="00FC693F"/>
     <w:rPr>
-      <w:rFonts w:asciiTheme="majorHAnsi" w:cstheme="majorBidi" w:eastAsiaTheme="majorEastAsia" w:hAnsiTheme="majorHAnsi"/>
+      <w:rFonts w:asciiTheme="majorHAnsi" w:cstheme="majorBidi" w:hAnsiTheme="majorHAnsi" w:eastAsia="黑体"/>
       <w:b/>
       <w:bCs/>
       <w:color w:themeColor="accent1" w:val="4F81BD"/>
@@ -2596,7 +2757,7 @@
       <w:contextualSpacing/>
     </w:pPr>
     <w:rPr>
-      <w:rFonts w:ascii="Times New Roman" w:asciiTheme="majorHAnsi" w:cstheme="majorBidi" w:eastAsia="黑体" w:eastAsiaTheme="majorEastAsia" w:hAnsi="Times New Roman" w:hAnsiTheme="majorHAnsi"/>
+      <w:rFonts w:ascii="Times New Roman" w:asciiTheme="majorHAnsi" w:cstheme="majorBidi" w:eastAsia="黑体" w:hAnsi="Times New Roman" w:hAnsiTheme="majorHAnsi"/>
       <w:b/>
       <w:color w:val="1F3864"/>
       <w:spacing w:val="5"/>
@@ -2612,7 +2773,7 @@
     <w:uiPriority w:val="10"/>
     <w:rsid w:val="00FC693F"/>
     <w:rPr>
-      <w:rFonts w:asciiTheme="majorHAnsi" w:cstheme="majorBidi" w:eastAsiaTheme="majorEastAsia" w:hAnsiTheme="majorHAnsi"/>
+      <w:rFonts w:asciiTheme="majorHAnsi" w:cstheme="majorBidi" w:hAnsiTheme="majorHAnsi" w:eastAsia="黑体"/>
       <w:color w:themeColor="text2" w:themeShade="BF" w:val="17365D"/>
       <w:spacing w:val="5"/>
       <w:kern w:val="28"/>
@@ -2634,7 +2795,7 @@
       </w:numPr>
     </w:pPr>
     <w:rPr>
-      <w:rFonts w:asciiTheme="majorHAnsi" w:cstheme="majorBidi" w:eastAsiaTheme="majorEastAsia" w:hAnsiTheme="majorHAnsi"/>
+      <w:rFonts w:asciiTheme="majorHAnsi" w:cstheme="majorBidi" w:hAnsiTheme="majorHAnsi" w:eastAsia="黑体"/>
       <w:i/>
       <w:iCs/>
       <w:color w:themeColor="accent1" w:val="4F81BD"/>
@@ -2650,7 +2811,7 @@
     <w:uiPriority w:val="11"/>
     <w:rsid w:val="00FC693F"/>
     <w:rPr>
-      <w:rFonts w:asciiTheme="majorHAnsi" w:cstheme="majorBidi" w:eastAsiaTheme="majorEastAsia" w:hAnsiTheme="majorHAnsi"/>
+      <w:rFonts w:asciiTheme="majorHAnsi" w:cstheme="majorBidi" w:hAnsiTheme="majorHAnsi" w:eastAsia="黑体"/>
       <w:i/>
       <w:iCs/>
       <w:color w:themeColor="accent1" w:val="4F81BD"/>
@@ -2717,6 +2878,7 @@
       <w:spacing w:after="120"/>
     </w:pPr>
     <w:rPr>
+      <w:rFonts w:eastAsia="黑体"/>
       <w:sz w:val="16"/>
       <w:szCs w:val="16"/>
     </w:rPr>
@@ -2728,6 +2890,7 @@
     <w:uiPriority w:val="99"/>
     <w:rsid w:val="00AA1D8D"/>
     <w:rPr>
+      <w:rFonts w:eastAsia="黑体"/>
       <w:sz w:val="16"/>
       <w:szCs w:val="16"/>
     </w:rPr>
@@ -2897,7 +3060,7 @@
       </w:tabs>
     </w:pPr>
     <w:rPr>
-      <w:rFonts w:ascii="Courier" w:hAnsi="Courier"/>
+      <w:rFonts w:ascii="Courier" w:hAnsi="Courier" w:eastAsia="黑体"/>
       <w:sz w:val="20"/>
       <w:szCs w:val="20"/>
     </w:rPr>
@@ -2909,7 +3072,7 @@
     <w:uiPriority w:val="99"/>
     <w:rsid w:val="0029639D"/>
     <w:rPr>
-      <w:rFonts w:ascii="Courier" w:hAnsi="Courier"/>
+      <w:rFonts w:ascii="Courier" w:hAnsi="Courier" w:eastAsia="黑体"/>
       <w:sz w:val="20"/>
       <w:szCs w:val="20"/>
     </w:rPr>
@@ -2945,6 +3108,7 @@
     <w:uiPriority w:val="29"/>
     <w:rsid w:val="00FC693F"/>
     <w:rPr>
+      <w:rFonts w:eastAsia="黑体"/>
       <w:i/>
       <w:iCs/>
       <w:color w:themeColor="text1" w:val="000000"/>
@@ -2958,7 +3122,7 @@
     <w:semiHidden/>
     <w:rsid w:val="00FC693F"/>
     <w:rPr>
-      <w:rFonts w:asciiTheme="majorHAnsi" w:cstheme="majorBidi" w:eastAsiaTheme="majorEastAsia" w:hAnsiTheme="majorHAnsi"/>
+      <w:rFonts w:asciiTheme="majorHAnsi" w:cstheme="majorBidi" w:hAnsiTheme="majorHAnsi" w:eastAsia="黑体"/>
       <w:b/>
       <w:bCs/>
       <w:i/>
@@ -2974,7 +3138,7 @@
     <w:semiHidden/>
     <w:rsid w:val="00FC693F"/>
     <w:rPr>
-      <w:rFonts w:asciiTheme="majorHAnsi" w:cstheme="majorBidi" w:eastAsiaTheme="majorEastAsia" w:hAnsiTheme="majorHAnsi"/>
+      <w:rFonts w:asciiTheme="majorHAnsi" w:cstheme="majorBidi" w:hAnsiTheme="majorHAnsi" w:eastAsia="黑体"/>
       <w:color w:themeColor="accent1" w:themeShade="7F" w:val="243F60"/>
     </w:rPr>
   </w:style>
@@ -2986,7 +3150,7 @@
     <w:semiHidden/>
     <w:rsid w:val="00FC693F"/>
     <w:rPr>
-      <w:rFonts w:asciiTheme="majorHAnsi" w:cstheme="majorBidi" w:eastAsiaTheme="majorEastAsia" w:hAnsiTheme="majorHAnsi"/>
+      <w:rFonts w:asciiTheme="majorHAnsi" w:cstheme="majorBidi" w:hAnsiTheme="majorHAnsi" w:eastAsia="黑体"/>
       <w:i/>
       <w:iCs/>
       <w:color w:themeColor="accent1" w:themeShade="7F" w:val="243F60"/>
@@ -3000,7 +3164,7 @@
     <w:semiHidden/>
     <w:rsid w:val="00FC693F"/>
     <w:rPr>
-      <w:rFonts w:asciiTheme="majorHAnsi" w:cstheme="majorBidi" w:eastAsiaTheme="majorEastAsia" w:hAnsiTheme="majorHAnsi"/>
+      <w:rFonts w:asciiTheme="majorHAnsi" w:cstheme="majorBidi" w:hAnsiTheme="majorHAnsi" w:eastAsia="黑体"/>
       <w:i/>
       <w:iCs/>
       <w:color w:themeColor="text1" w:themeTint="BF" w:val="404040"/>
@@ -3014,7 +3178,7 @@
     <w:semiHidden/>
     <w:rsid w:val="00FC693F"/>
     <w:rPr>
-      <w:rFonts w:asciiTheme="majorHAnsi" w:cstheme="majorBidi" w:eastAsiaTheme="majorEastAsia" w:hAnsiTheme="majorHAnsi"/>
+      <w:rFonts w:asciiTheme="majorHAnsi" w:cstheme="majorBidi" w:hAnsiTheme="majorHAnsi" w:eastAsia="黑体"/>
       <w:color w:themeColor="accent1" w:val="4F81BD"/>
       <w:sz w:val="20"/>
       <w:szCs w:val="20"/>
@@ -3028,7 +3192,7 @@
     <w:semiHidden/>
     <w:rsid w:val="00FC693F"/>
     <w:rPr>
-      <w:rFonts w:asciiTheme="majorHAnsi" w:cstheme="majorBidi" w:eastAsiaTheme="majorEastAsia" w:hAnsiTheme="majorHAnsi"/>
+      <w:rFonts w:asciiTheme="majorHAnsi" w:cstheme="majorBidi" w:hAnsiTheme="majorHAnsi" w:eastAsia="黑体"/>
       <w:i/>
       <w:iCs/>
       <w:color w:themeColor="text1" w:themeTint="BF" w:val="404040"/>
@@ -3049,6 +3213,7 @@
       <w:spacing w:line="240" w:lineRule="auto"/>
     </w:pPr>
     <w:rPr>
+      <w:rFonts w:eastAsia="黑体"/>
       <w:b/>
       <w:bCs/>
       <w:color w:themeColor="accent1" w:val="4F81BD"/>
@@ -3063,6 +3228,7 @@
     <w:qFormat/>
     <w:rsid w:val="00FC693F"/>
     <w:rPr>
+      <w:rFonts w:eastAsia="黑体"/>
       <w:b/>
       <w:bCs/>
     </w:rPr>
@@ -3074,6 +3240,7 @@
     <w:qFormat/>
     <w:rsid w:val="00FC693F"/>
     <w:rPr>
+      <w:rFonts w:eastAsia="黑体"/>
       <w:i/>
       <w:iCs/>
     </w:rPr>
@@ -3094,6 +3261,7 @@
       <w:ind w:left="936" w:right="936"/>
     </w:pPr>
     <w:rPr>
+      <w:rFonts w:eastAsia="黑体"/>
       <w:b/>
       <w:bCs/>
       <w:i/>
@@ -3108,6 +3276,7 @@
     <w:uiPriority w:val="30"/>
     <w:rsid w:val="00FC693F"/>
     <w:rPr>
+      <w:rFonts w:eastAsia="黑体"/>
       <w:b/>
       <w:bCs/>
       <w:i/>
@@ -3122,6 +3291,7 @@
     <w:qFormat/>
     <w:rsid w:val="00FC693F"/>
     <w:rPr>
+      <w:rFonts w:eastAsia="黑体"/>
       <w:i/>
       <w:iCs/>
       <w:color w:themeColor="text1" w:themeTint="7F" w:val="808080"/>
@@ -3134,6 +3304,7 @@
     <w:qFormat/>
     <w:rsid w:val="00FC693F"/>
     <w:rPr>
+      <w:rFonts w:eastAsia="黑体"/>
       <w:b/>
       <w:bCs/>
       <w:i/>
@@ -3148,6 +3319,7 @@
     <w:qFormat/>
     <w:rsid w:val="00FC693F"/>
     <w:rPr>
+      <w:rFonts w:eastAsia="黑体"/>
       <w:smallCaps/>
       <w:color w:themeColor="accent2" w:val="C0504D"/>
       <w:u w:val="single"/>
@@ -3160,6 +3332,7 @@
     <w:qFormat/>
     <w:rsid w:val="00FC693F"/>
     <w:rPr>
+      <w:rFonts w:eastAsia="黑体"/>
       <w:b/>
       <w:bCs/>
       <w:smallCaps/>
@@ -3175,6 +3348,7 @@
     <w:qFormat/>
     <w:rsid w:val="00FC693F"/>
     <w:rPr>
+      <w:rFonts w:eastAsia="黑体"/>
       <w:b/>
       <w:bCs/>
       <w:smallCaps/>
@@ -3229,6 +3403,7 @@
       <w:spacing w:after="0" w:line="240" w:lineRule="auto"/>
     </w:pPr>
     <w:rPr>
+      <w:rFonts w:eastAsia="黑体"/>
       <w:color w:themeColor="text1" w:themeShade="BF" w:val="000000"/>
     </w:rPr>
     <w:tblPr>
@@ -3251,6 +3426,7 @@
         <w:spacing w:after="0" w:before="0" w:line="240" w:lineRule="auto"/>
       </w:pPr>
       <w:rPr>
+        <w:rFonts w:eastAsia="黑体"/>
         <w:b/>
         <w:bCs/>
       </w:rPr>
@@ -3271,6 +3447,7 @@
         <w:spacing w:after="0" w:before="0" w:line="240" w:lineRule="auto"/>
       </w:pPr>
       <w:rPr>
+        <w:rFonts w:eastAsia="黑体"/>
         <w:b/>
         <w:bCs/>
       </w:rPr>
@@ -3288,12 +3465,14 @@
     </w:tblStylePr>
     <w:tblStylePr w:type="firstCol">
       <w:rPr>
+        <w:rFonts w:eastAsia="黑体"/>
         <w:b/>
         <w:bCs/>
       </w:rPr>
     </w:tblStylePr>
     <w:tblStylePr w:type="lastCol">
       <w:rPr>
+        <w:rFonts w:eastAsia="黑体"/>
         <w:b/>
         <w:bCs/>
       </w:rPr>
@@ -3332,6 +3511,7 @@
       <w:spacing w:after="0" w:line="240" w:lineRule="auto"/>
     </w:pPr>
     <w:rPr>
+      <w:rFonts w:eastAsia="黑体"/>
       <w:color w:themeColor="accent1" w:themeShade="BF" w:val="365F91"/>
     </w:rPr>
     <w:tblPr>
@@ -3354,6 +3534,7 @@
         <w:spacing w:after="0" w:before="0" w:line="240" w:lineRule="auto"/>
       </w:pPr>
       <w:rPr>
+        <w:rFonts w:eastAsia="黑体"/>
         <w:b/>
         <w:bCs/>
       </w:rPr>
@@ -3374,6 +3555,7 @@
         <w:spacing w:after="0" w:before="0" w:line="240" w:lineRule="auto"/>
       </w:pPr>
       <w:rPr>
+        <w:rFonts w:eastAsia="黑体"/>
         <w:b/>
         <w:bCs/>
       </w:rPr>
@@ -3391,12 +3573,14 @@
     </w:tblStylePr>
     <w:tblStylePr w:type="firstCol">
       <w:rPr>
+        <w:rFonts w:eastAsia="黑体"/>
         <w:b/>
         <w:bCs/>
       </w:rPr>
     </w:tblStylePr>
     <w:tblStylePr w:type="lastCol">
       <w:rPr>
+        <w:rFonts w:eastAsia="黑体"/>
         <w:b/>
         <w:bCs/>
       </w:rPr>
@@ -3435,6 +3619,7 @@
       <w:spacing w:after="0" w:line="240" w:lineRule="auto"/>
     </w:pPr>
     <w:rPr>
+      <w:rFonts w:eastAsia="黑体"/>
       <w:color w:themeColor="accent2" w:themeShade="BF" w:val="943634"/>
     </w:rPr>
     <w:tblPr>
@@ -3457,6 +3642,7 @@
         <w:spacing w:after="0" w:before="0" w:line="240" w:lineRule="auto"/>
       </w:pPr>
       <w:rPr>
+        <w:rFonts w:eastAsia="黑体"/>
         <w:b/>
         <w:bCs/>
       </w:rPr>
@@ -3477,6 +3663,7 @@
         <w:spacing w:after="0" w:before="0" w:line="240" w:lineRule="auto"/>
       </w:pPr>
       <w:rPr>
+        <w:rFonts w:eastAsia="黑体"/>
         <w:b/>
         <w:bCs/>
       </w:rPr>
@@ -3494,12 +3681,14 @@
     </w:tblStylePr>
     <w:tblStylePr w:type="firstCol">
       <w:rPr>
+        <w:rFonts w:eastAsia="黑体"/>
         <w:b/>
         <w:bCs/>
       </w:rPr>
     </w:tblStylePr>
     <w:tblStylePr w:type="lastCol">
       <w:rPr>
+        <w:rFonts w:eastAsia="黑体"/>
         <w:b/>
         <w:bCs/>
       </w:rPr>
@@ -3538,6 +3727,7 @@
       <w:spacing w:after="0" w:line="240" w:lineRule="auto"/>
     </w:pPr>
     <w:rPr>
+      <w:rFonts w:eastAsia="黑体"/>
       <w:color w:themeColor="accent3" w:themeShade="BF" w:val="76923C"/>
     </w:rPr>
     <w:tblPr>
@@ -3560,6 +3750,7 @@
         <w:spacing w:after="0" w:before="0" w:line="240" w:lineRule="auto"/>
       </w:pPr>
       <w:rPr>
+        <w:rFonts w:eastAsia="黑体"/>
         <w:b/>
         <w:bCs/>
       </w:rPr>
@@ -3580,6 +3771,7 @@
         <w:spacing w:after="0" w:before="0" w:line="240" w:lineRule="auto"/>
       </w:pPr>
       <w:rPr>
+        <w:rFonts w:eastAsia="黑体"/>
         <w:b/>
         <w:bCs/>
       </w:rPr>
@@ -3597,12 +3789,14 @@
     </w:tblStylePr>
     <w:tblStylePr w:type="firstCol">
       <w:rPr>
+        <w:rFonts w:eastAsia="黑体"/>
         <w:b/>
         <w:bCs/>
       </w:rPr>
     </w:tblStylePr>
     <w:tblStylePr w:type="lastCol">
       <w:rPr>
+        <w:rFonts w:eastAsia="黑体"/>
         <w:b/>
         <w:bCs/>
       </w:rPr>
@@ -3641,6 +3835,7 @@
       <w:spacing w:after="0" w:line="240" w:lineRule="auto"/>
     </w:pPr>
     <w:rPr>
+      <w:rFonts w:eastAsia="黑体"/>
       <w:color w:themeColor="accent4" w:themeShade="BF" w:val="5F497A"/>
     </w:rPr>
     <w:tblPr>
@@ -3663,6 +3858,7 @@
         <w:spacing w:after="0" w:before="0" w:line="240" w:lineRule="auto"/>
       </w:pPr>
       <w:rPr>
+        <w:rFonts w:eastAsia="黑体"/>
         <w:b/>
         <w:bCs/>
       </w:rPr>
@@ -3683,6 +3879,7 @@
         <w:spacing w:after="0" w:before="0" w:line="240" w:lineRule="auto"/>
       </w:pPr>
       <w:rPr>
+        <w:rFonts w:eastAsia="黑体"/>
         <w:b/>
         <w:bCs/>
       </w:rPr>
@@ -3700,12 +3897,14 @@
     </w:tblStylePr>
     <w:tblStylePr w:type="firstCol">
       <w:rPr>
+        <w:rFonts w:eastAsia="黑体"/>
         <w:b/>
         <w:bCs/>
       </w:rPr>
     </w:tblStylePr>
     <w:tblStylePr w:type="lastCol">
       <w:rPr>
+        <w:rFonts w:eastAsia="黑体"/>
         <w:b/>
         <w:bCs/>
       </w:rPr>
@@ -3744,6 +3943,7 @@
       <w:spacing w:after="0" w:line="240" w:lineRule="auto"/>
     </w:pPr>
     <w:rPr>
+      <w:rFonts w:eastAsia="黑体"/>
       <w:color w:themeColor="accent5" w:themeShade="BF" w:val="31849B"/>
     </w:rPr>
     <w:tblPr>
@@ -3766,6 +3966,7 @@
         <w:spacing w:after="0" w:before="0" w:line="240" w:lineRule="auto"/>
       </w:pPr>
       <w:rPr>
+        <w:rFonts w:eastAsia="黑体"/>
         <w:b/>
         <w:bCs/>
       </w:rPr>
@@ -3786,6 +3987,7 @@
         <w:spacing w:after="0" w:before="0" w:line="240" w:lineRule="auto"/>
       </w:pPr>
       <w:rPr>
+        <w:rFonts w:eastAsia="黑体"/>
         <w:b/>
         <w:bCs/>
       </w:rPr>
@@ -3803,12 +4005,14 @@
     </w:tblStylePr>
     <w:tblStylePr w:type="firstCol">
       <w:rPr>
+        <w:rFonts w:eastAsia="黑体"/>
         <w:b/>
         <w:bCs/>
       </w:rPr>
     </w:tblStylePr>
     <w:tblStylePr w:type="lastCol">
       <w:rPr>
+        <w:rFonts w:eastAsia="黑体"/>
         <w:b/>
         <w:bCs/>
       </w:rPr>
@@ -3847,6 +4051,7 @@
       <w:spacing w:after="0" w:line="240" w:lineRule="auto"/>
     </w:pPr>
     <w:rPr>
+      <w:rFonts w:eastAsia="黑体"/>
       <w:color w:themeColor="accent6" w:themeShade="BF" w:val="E36C0A"/>
     </w:rPr>
     <w:tblPr>
@@ -3869,6 +4074,7 @@
         <w:spacing w:after="0" w:before="0" w:line="240" w:lineRule="auto"/>
       </w:pPr>
       <w:rPr>
+        <w:rFonts w:eastAsia="黑体"/>
         <w:b/>
         <w:bCs/>
       </w:rPr>
@@ -3889,6 +4095,7 @@
         <w:spacing w:after="0" w:before="0" w:line="240" w:lineRule="auto"/>
       </w:pPr>
       <w:rPr>
+        <w:rFonts w:eastAsia="黑体"/>
         <w:b/>
         <w:bCs/>
       </w:rPr>
@@ -3906,12 +4113,14 @@
     </w:tblStylePr>
     <w:tblStylePr w:type="firstCol">
       <w:rPr>
+        <w:rFonts w:eastAsia="黑体"/>
         <w:b/>
         <w:bCs/>
       </w:rPr>
     </w:tblStylePr>
     <w:tblStylePr w:type="lastCol">
       <w:rPr>
+        <w:rFonts w:eastAsia="黑体"/>
         <w:b/>
         <w:bCs/>
       </w:rPr>
@@ -3971,6 +4180,7 @@
         <w:spacing w:after="0" w:before="0" w:line="240" w:lineRule="auto"/>
       </w:pPr>
       <w:rPr>
+        <w:rFonts w:eastAsia="黑体"/>
         <w:b/>
         <w:bCs/>
         <w:color w:themeColor="background1" w:val="FFFFFF"/>
@@ -3985,6 +4195,7 @@
         <w:spacing w:after="0" w:before="0" w:line="240" w:lineRule="auto"/>
       </w:pPr>
       <w:rPr>
+        <w:rFonts w:eastAsia="黑体"/>
         <w:b/>
         <w:bCs/>
       </w:rPr>
@@ -4000,12 +4211,14 @@
     </w:tblStylePr>
     <w:tblStylePr w:type="firstCol">
       <w:rPr>
+        <w:rFonts w:eastAsia="黑体"/>
         <w:b/>
         <w:bCs/>
       </w:rPr>
     </w:tblStylePr>
     <w:tblStylePr w:type="lastCol">
       <w:rPr>
+        <w:rFonts w:eastAsia="黑体"/>
         <w:b/>
         <w:bCs/>
       </w:rPr>
@@ -4063,6 +4276,7 @@
         <w:spacing w:after="0" w:before="0" w:line="240" w:lineRule="auto"/>
       </w:pPr>
       <w:rPr>
+        <w:rFonts w:eastAsia="黑体"/>
         <w:b/>
         <w:bCs/>
         <w:color w:themeColor="background1" w:val="FFFFFF"/>
@@ -4077,6 +4291,7 @@
         <w:spacing w:after="0" w:before="0" w:line="240" w:lineRule="auto"/>
       </w:pPr>
       <w:rPr>
+        <w:rFonts w:eastAsia="黑体"/>
         <w:b/>
         <w:bCs/>
       </w:rPr>
@@ -4092,12 +4307,14 @@
     </w:tblStylePr>
     <w:tblStylePr w:type="firstCol">
       <w:rPr>
+        <w:rFonts w:eastAsia="黑体"/>
         <w:b/>
         <w:bCs/>
       </w:rPr>
     </w:tblStylePr>
     <w:tblStylePr w:type="lastCol">
       <w:rPr>
+        <w:rFonts w:eastAsia="黑体"/>
         <w:b/>
         <w:bCs/>
       </w:rPr>
@@ -4155,6 +4372,7 @@
         <w:spacing w:after="0" w:before="0" w:line="240" w:lineRule="auto"/>
       </w:pPr>
       <w:rPr>
+        <w:rFonts w:eastAsia="黑体"/>
         <w:b/>
         <w:bCs/>
         <w:color w:themeColor="background1" w:val="FFFFFF"/>
@@ -4169,6 +4387,7 @@
         <w:spacing w:after="0" w:before="0" w:line="240" w:lineRule="auto"/>
       </w:pPr>
       <w:rPr>
+        <w:rFonts w:eastAsia="黑体"/>
         <w:b/>
         <w:bCs/>
       </w:rPr>
@@ -4184,12 +4403,14 @@
     </w:tblStylePr>
     <w:tblStylePr w:type="firstCol">
       <w:rPr>
+        <w:rFonts w:eastAsia="黑体"/>
         <w:b/>
         <w:bCs/>
       </w:rPr>
     </w:tblStylePr>
     <w:tblStylePr w:type="lastCol">
       <w:rPr>
+        <w:rFonts w:eastAsia="黑体"/>
         <w:b/>
         <w:bCs/>
       </w:rPr>
@@ -4247,6 +4468,7 @@
         <w:spacing w:after="0" w:before="0" w:line="240" w:lineRule="auto"/>
       </w:pPr>
       <w:rPr>
+        <w:rFonts w:eastAsia="黑体"/>
         <w:b/>
         <w:bCs/>
         <w:color w:themeColor="background1" w:val="FFFFFF"/>
@@ -4261,6 +4483,7 @@
         <w:spacing w:after="0" w:before="0" w:line="240" w:lineRule="auto"/>
       </w:pPr>
       <w:rPr>
+        <w:rFonts w:eastAsia="黑体"/>
         <w:b/>
         <w:bCs/>
       </w:rPr>
@@ -4276,12 +4499,14 @@
     </w:tblStylePr>
     <w:tblStylePr w:type="firstCol">
       <w:rPr>
+        <w:rFonts w:eastAsia="黑体"/>
         <w:b/>
         <w:bCs/>
       </w:rPr>
     </w:tblStylePr>
     <w:tblStylePr w:type="lastCol">
       <w:rPr>
+        <w:rFonts w:eastAsia="黑体"/>
         <w:b/>
         <w:bCs/>
       </w:rPr>
@@ -4339,6 +4564,7 @@
         <w:spacing w:after="0" w:before="0" w:line="240" w:lineRule="auto"/>
       </w:pPr>
       <w:rPr>
+        <w:rFonts w:eastAsia="黑体"/>
         <w:b/>
         <w:bCs/>
         <w:color w:themeColor="background1" w:val="FFFFFF"/>
@@ -4353,6 +4579,7 @@
         <w:spacing w:after="0" w:before="0" w:line="240" w:lineRule="auto"/>
       </w:pPr>
       <w:rPr>
+        <w:rFonts w:eastAsia="黑体"/>
         <w:b/>
         <w:bCs/>
       </w:rPr>
@@ -4368,12 +4595,14 @@
     </w:tblStylePr>
     <w:tblStylePr w:type="firstCol">
       <w:rPr>
+        <w:rFonts w:eastAsia="黑体"/>
         <w:b/>
         <w:bCs/>
       </w:rPr>
     </w:tblStylePr>
     <w:tblStylePr w:type="lastCol">
       <w:rPr>
+        <w:rFonts w:eastAsia="黑体"/>
         <w:b/>
         <w:bCs/>
       </w:rPr>
@@ -4431,6 +4660,7 @@
         <w:spacing w:after="0" w:before="0" w:line="240" w:lineRule="auto"/>
       </w:pPr>
       <w:rPr>
+        <w:rFonts w:eastAsia="黑体"/>
         <w:b/>
         <w:bCs/>
         <w:color w:themeColor="background1" w:val="FFFFFF"/>
@@ -4445,6 +4675,7 @@
         <w:spacing w:after="0" w:before="0" w:line="240" w:lineRule="auto"/>
       </w:pPr>
       <w:rPr>
+        <w:rFonts w:eastAsia="黑体"/>
         <w:b/>
         <w:bCs/>
       </w:rPr>
@@ -4460,12 +4691,14 @@
     </w:tblStylePr>
     <w:tblStylePr w:type="firstCol">
       <w:rPr>
+        <w:rFonts w:eastAsia="黑体"/>
         <w:b/>
         <w:bCs/>
       </w:rPr>
     </w:tblStylePr>
     <w:tblStylePr w:type="lastCol">
       <w:rPr>
+        <w:rFonts w:eastAsia="黑体"/>
         <w:b/>
         <w:bCs/>
       </w:rPr>
@@ -4523,6 +4756,7 @@
         <w:spacing w:after="0" w:before="0" w:line="240" w:lineRule="auto"/>
       </w:pPr>
       <w:rPr>
+        <w:rFonts w:eastAsia="黑体"/>
         <w:b/>
         <w:bCs/>
         <w:color w:themeColor="background1" w:val="FFFFFF"/>
@@ -4537,6 +4771,7 @@
         <w:spacing w:after="0" w:before="0" w:line="240" w:lineRule="auto"/>
       </w:pPr>
       <w:rPr>
+        <w:rFonts w:eastAsia="黑体"/>
         <w:b/>
         <w:bCs/>
       </w:rPr>
@@ -4552,12 +4787,14 @@
     </w:tblStylePr>
     <w:tblStylePr w:type="firstCol">
       <w:rPr>
+        <w:rFonts w:eastAsia="黑体"/>
         <w:b/>
         <w:bCs/>
       </w:rPr>
     </w:tblStylePr>
     <w:tblStylePr w:type="lastCol">
       <w:rPr>
+        <w:rFonts w:eastAsia="黑体"/>
         <w:b/>
         <w:bCs/>
       </w:rPr>
@@ -4617,7 +4854,7 @@
         <w:spacing w:after="0" w:before="0" w:line="240" w:lineRule="auto"/>
       </w:pPr>
       <w:rPr>
-        <w:rFonts w:asciiTheme="majorHAnsi" w:cstheme="majorBidi" w:eastAsiaTheme="majorEastAsia" w:hAnsiTheme="majorHAnsi"/>
+        <w:rFonts w:asciiTheme="majorHAnsi" w:cstheme="majorBidi" w:hAnsiTheme="majorHAnsi" w:eastAsia="黑体"/>
         <w:b/>
         <w:bCs/>
       </w:rPr>
@@ -4638,7 +4875,7 @@
         <w:spacing w:after="0" w:before="0" w:line="240" w:lineRule="auto"/>
       </w:pPr>
       <w:rPr>
-        <w:rFonts w:asciiTheme="majorHAnsi" w:cstheme="majorBidi" w:eastAsiaTheme="majorEastAsia" w:hAnsiTheme="majorHAnsi"/>
+        <w:rFonts w:asciiTheme="majorHAnsi" w:cstheme="majorBidi" w:hAnsiTheme="majorHAnsi" w:eastAsia="黑体"/>
         <w:b/>
         <w:bCs/>
       </w:rPr>
@@ -4656,14 +4893,14 @@
     </w:tblStylePr>
     <w:tblStylePr w:type="firstCol">
       <w:rPr>
-        <w:rFonts w:asciiTheme="majorHAnsi" w:cstheme="majorBidi" w:eastAsiaTheme="majorEastAsia" w:hAnsiTheme="majorHAnsi"/>
+        <w:rFonts w:asciiTheme="majorHAnsi" w:cstheme="majorBidi" w:hAnsiTheme="majorHAnsi" w:eastAsia="黑体"/>
         <w:b/>
         <w:bCs/>
       </w:rPr>
     </w:tblStylePr>
     <w:tblStylePr w:type="lastCol">
       <w:rPr>
-        <w:rFonts w:asciiTheme="majorHAnsi" w:cstheme="majorBidi" w:eastAsiaTheme="majorEastAsia" w:hAnsiTheme="majorHAnsi"/>
+        <w:rFonts w:asciiTheme="majorHAnsi" w:cstheme="majorBidi" w:hAnsiTheme="majorHAnsi" w:eastAsia="黑体"/>
         <w:b/>
         <w:bCs/>
       </w:rPr>
@@ -4747,7 +4984,7 @@
         <w:spacing w:after="0" w:before="0" w:line="240" w:lineRule="auto"/>
       </w:pPr>
       <w:rPr>
-        <w:rFonts w:asciiTheme="majorHAnsi" w:cstheme="majorBidi" w:eastAsiaTheme="majorEastAsia" w:hAnsiTheme="majorHAnsi"/>
+        <w:rFonts w:asciiTheme="majorHAnsi" w:cstheme="majorBidi" w:hAnsiTheme="majorHAnsi" w:eastAsia="黑体"/>
         <w:b/>
         <w:bCs/>
       </w:rPr>
@@ -4768,7 +5005,7 @@
         <w:spacing w:after="0" w:before="0" w:line="240" w:lineRule="auto"/>
       </w:pPr>
       <w:rPr>
-        <w:rFonts w:asciiTheme="majorHAnsi" w:cstheme="majorBidi" w:eastAsiaTheme="majorEastAsia" w:hAnsiTheme="majorHAnsi"/>
+        <w:rFonts w:asciiTheme="majorHAnsi" w:cstheme="majorBidi" w:hAnsiTheme="majorHAnsi" w:eastAsia="黑体"/>
         <w:b/>
         <w:bCs/>
       </w:rPr>
@@ -4786,14 +5023,14 @@
     </w:tblStylePr>
     <w:tblStylePr w:type="firstCol">
       <w:rPr>
-        <w:rFonts w:asciiTheme="majorHAnsi" w:cstheme="majorBidi" w:eastAsiaTheme="majorEastAsia" w:hAnsiTheme="majorHAnsi"/>
+        <w:rFonts w:asciiTheme="majorHAnsi" w:cstheme="majorBidi" w:hAnsiTheme="majorHAnsi" w:eastAsia="黑体"/>
         <w:b/>
         <w:bCs/>
       </w:rPr>
     </w:tblStylePr>
     <w:tblStylePr w:type="lastCol">
       <w:rPr>
-        <w:rFonts w:asciiTheme="majorHAnsi" w:cstheme="majorBidi" w:eastAsiaTheme="majorEastAsia" w:hAnsiTheme="majorHAnsi"/>
+        <w:rFonts w:asciiTheme="majorHAnsi" w:cstheme="majorBidi" w:hAnsiTheme="majorHAnsi" w:eastAsia="黑体"/>
         <w:b/>
         <w:bCs/>
       </w:rPr>
@@ -4877,7 +5114,7 @@
         <w:spacing w:after="0" w:before="0" w:line="240" w:lineRule="auto"/>
       </w:pPr>
       <w:rPr>
-        <w:rFonts w:asciiTheme="majorHAnsi" w:cstheme="majorBidi" w:eastAsiaTheme="majorEastAsia" w:hAnsiTheme="majorHAnsi"/>
+        <w:rFonts w:asciiTheme="majorHAnsi" w:cstheme="majorBidi" w:hAnsiTheme="majorHAnsi" w:eastAsia="黑体"/>
         <w:b/>
         <w:bCs/>
       </w:rPr>
@@ -4898,7 +5135,7 @@
         <w:spacing w:after="0" w:before="0" w:line="240" w:lineRule="auto"/>
       </w:pPr>
       <w:rPr>
-        <w:rFonts w:asciiTheme="majorHAnsi" w:cstheme="majorBidi" w:eastAsiaTheme="majorEastAsia" w:hAnsiTheme="majorHAnsi"/>
+        <w:rFonts w:asciiTheme="majorHAnsi" w:cstheme="majorBidi" w:hAnsiTheme="majorHAnsi" w:eastAsia="黑体"/>
         <w:b/>
         <w:bCs/>
       </w:rPr>
@@ -4916,14 +5153,14 @@
     </w:tblStylePr>
     <w:tblStylePr w:type="firstCol">
       <w:rPr>
-        <w:rFonts w:asciiTheme="majorHAnsi" w:cstheme="majorBidi" w:eastAsiaTheme="majorEastAsia" w:hAnsiTheme="majorHAnsi"/>
+        <w:rFonts w:asciiTheme="majorHAnsi" w:cstheme="majorBidi" w:hAnsiTheme="majorHAnsi" w:eastAsia="黑体"/>
         <w:b/>
         <w:bCs/>
       </w:rPr>
     </w:tblStylePr>
     <w:tblStylePr w:type="lastCol">
       <w:rPr>
-        <w:rFonts w:asciiTheme="majorHAnsi" w:cstheme="majorBidi" w:eastAsiaTheme="majorEastAsia" w:hAnsiTheme="majorHAnsi"/>
+        <w:rFonts w:asciiTheme="majorHAnsi" w:cstheme="majorBidi" w:hAnsiTheme="majorHAnsi" w:eastAsia="黑体"/>
         <w:b/>
         <w:bCs/>
       </w:rPr>
@@ -5007,7 +5244,7 @@
         <w:spacing w:after="0" w:before="0" w:line="240" w:lineRule="auto"/>
       </w:pPr>
       <w:rPr>
-        <w:rFonts w:asciiTheme="majorHAnsi" w:cstheme="majorBidi" w:eastAsiaTheme="majorEastAsia" w:hAnsiTheme="majorHAnsi"/>
+        <w:rFonts w:asciiTheme="majorHAnsi" w:cstheme="majorBidi" w:hAnsiTheme="majorHAnsi" w:eastAsia="黑体"/>
         <w:b/>
         <w:bCs/>
       </w:rPr>
@@ -5028,7 +5265,7 @@
         <w:spacing w:after="0" w:before="0" w:line="240" w:lineRule="auto"/>
       </w:pPr>
       <w:rPr>
-        <w:rFonts w:asciiTheme="majorHAnsi" w:cstheme="majorBidi" w:eastAsiaTheme="majorEastAsia" w:hAnsiTheme="majorHAnsi"/>
+        <w:rFonts w:asciiTheme="majorHAnsi" w:cstheme="majorBidi" w:hAnsiTheme="majorHAnsi" w:eastAsia="黑体"/>
         <w:b/>
         <w:bCs/>
       </w:rPr>
@@ -5046,14 +5283,14 @@
     </w:tblStylePr>
     <w:tblStylePr w:type="firstCol">
       <w:rPr>
-        <w:rFonts w:asciiTheme="majorHAnsi" w:cstheme="majorBidi" w:eastAsiaTheme="majorEastAsia" w:hAnsiTheme="majorHAnsi"/>
+        <w:rFonts w:asciiTheme="majorHAnsi" w:cstheme="majorBidi" w:hAnsiTheme="majorHAnsi" w:eastAsia="黑体"/>
         <w:b/>
         <w:bCs/>
       </w:rPr>
     </w:tblStylePr>
     <w:tblStylePr w:type="lastCol">
       <w:rPr>
-        <w:rFonts w:asciiTheme="majorHAnsi" w:cstheme="majorBidi" w:eastAsiaTheme="majorEastAsia" w:hAnsiTheme="majorHAnsi"/>
+        <w:rFonts w:asciiTheme="majorHAnsi" w:cstheme="majorBidi" w:hAnsiTheme="majorHAnsi" w:eastAsia="黑体"/>
         <w:b/>
         <w:bCs/>
       </w:rPr>
@@ -5137,7 +5374,7 @@
         <w:spacing w:after="0" w:before="0" w:line="240" w:lineRule="auto"/>
       </w:pPr>
       <w:rPr>
-        <w:rFonts w:asciiTheme="majorHAnsi" w:cstheme="majorBidi" w:eastAsiaTheme="majorEastAsia" w:hAnsiTheme="majorHAnsi"/>
+        <w:rFonts w:asciiTheme="majorHAnsi" w:cstheme="majorBidi" w:hAnsiTheme="majorHAnsi" w:eastAsia="黑体"/>
         <w:b/>
         <w:bCs/>
       </w:rPr>
@@ -5158,7 +5395,7 @@
         <w:spacing w:after="0" w:before="0" w:line="240" w:lineRule="auto"/>
       </w:pPr>
       <w:rPr>
-        <w:rFonts w:asciiTheme="majorHAnsi" w:cstheme="majorBidi" w:eastAsiaTheme="majorEastAsia" w:hAnsiTheme="majorHAnsi"/>
+        <w:rFonts w:asciiTheme="majorHAnsi" w:cstheme="majorBidi" w:hAnsiTheme="majorHAnsi" w:eastAsia="黑体"/>
         <w:b/>
         <w:bCs/>
       </w:rPr>
@@ -5176,14 +5413,14 @@
     </w:tblStylePr>
     <w:tblStylePr w:type="firstCol">
       <w:rPr>
-        <w:rFonts w:asciiTheme="majorHAnsi" w:cstheme="majorBidi" w:eastAsiaTheme="majorEastAsia" w:hAnsiTheme="majorHAnsi"/>
+        <w:rFonts w:asciiTheme="majorHAnsi" w:cstheme="majorBidi" w:hAnsiTheme="majorHAnsi" w:eastAsia="黑体"/>
         <w:b/>
         <w:bCs/>
       </w:rPr>
     </w:tblStylePr>
     <w:tblStylePr w:type="lastCol">
       <w:rPr>
-        <w:rFonts w:asciiTheme="majorHAnsi" w:cstheme="majorBidi" w:eastAsiaTheme="majorEastAsia" w:hAnsiTheme="majorHAnsi"/>
+        <w:rFonts w:asciiTheme="majorHAnsi" w:cstheme="majorBidi" w:hAnsiTheme="majorHAnsi" w:eastAsia="黑体"/>
         <w:b/>
         <w:bCs/>
       </w:rPr>
@@ -5267,7 +5504,7 @@
         <w:spacing w:after="0" w:before="0" w:line="240" w:lineRule="auto"/>
       </w:pPr>
       <w:rPr>
-        <w:rFonts w:asciiTheme="majorHAnsi" w:cstheme="majorBidi" w:eastAsiaTheme="majorEastAsia" w:hAnsiTheme="majorHAnsi"/>
+        <w:rFonts w:asciiTheme="majorHAnsi" w:cstheme="majorBidi" w:hAnsiTheme="majorHAnsi" w:eastAsia="黑体"/>
         <w:b/>
         <w:bCs/>
       </w:rPr>
@@ -5288,7 +5525,7 @@
         <w:spacing w:after="0" w:before="0" w:line="240" w:lineRule="auto"/>
       </w:pPr>
       <w:rPr>
-        <w:rFonts w:asciiTheme="majorHAnsi" w:cstheme="majorBidi" w:eastAsiaTheme="majorEastAsia" w:hAnsiTheme="majorHAnsi"/>
+        <w:rFonts w:asciiTheme="majorHAnsi" w:cstheme="majorBidi" w:hAnsiTheme="majorHAnsi" w:eastAsia="黑体"/>
         <w:b/>
         <w:bCs/>
       </w:rPr>
@@ -5306,14 +5543,14 @@
     </w:tblStylePr>
     <w:tblStylePr w:type="firstCol">
       <w:rPr>
-        <w:rFonts w:asciiTheme="majorHAnsi" w:cstheme="majorBidi" w:eastAsiaTheme="majorEastAsia" w:hAnsiTheme="majorHAnsi"/>
+        <w:rFonts w:asciiTheme="majorHAnsi" w:cstheme="majorBidi" w:hAnsiTheme="majorHAnsi" w:eastAsia="黑体"/>
         <w:b/>
         <w:bCs/>
       </w:rPr>
     </w:tblStylePr>
     <w:tblStylePr w:type="lastCol">
       <w:rPr>
-        <w:rFonts w:asciiTheme="majorHAnsi" w:cstheme="majorBidi" w:eastAsiaTheme="majorEastAsia" w:hAnsiTheme="majorHAnsi"/>
+        <w:rFonts w:asciiTheme="majorHAnsi" w:cstheme="majorBidi" w:hAnsiTheme="majorHAnsi" w:eastAsia="黑体"/>
         <w:b/>
         <w:bCs/>
       </w:rPr>
@@ -5397,7 +5634,7 @@
         <w:spacing w:after="0" w:before="0" w:line="240" w:lineRule="auto"/>
       </w:pPr>
       <w:rPr>
-        <w:rFonts w:asciiTheme="majorHAnsi" w:cstheme="majorBidi" w:eastAsiaTheme="majorEastAsia" w:hAnsiTheme="majorHAnsi"/>
+        <w:rFonts w:asciiTheme="majorHAnsi" w:cstheme="majorBidi" w:hAnsiTheme="majorHAnsi" w:eastAsia="黑体"/>
         <w:b/>
         <w:bCs/>
       </w:rPr>
@@ -5418,7 +5655,7 @@
         <w:spacing w:after="0" w:before="0" w:line="240" w:lineRule="auto"/>
       </w:pPr>
       <w:rPr>
-        <w:rFonts w:asciiTheme="majorHAnsi" w:cstheme="majorBidi" w:eastAsiaTheme="majorEastAsia" w:hAnsiTheme="majorHAnsi"/>
+        <w:rFonts w:asciiTheme="majorHAnsi" w:cstheme="majorBidi" w:hAnsiTheme="majorHAnsi" w:eastAsia="黑体"/>
         <w:b/>
         <w:bCs/>
       </w:rPr>
@@ -5436,14 +5673,14 @@
     </w:tblStylePr>
     <w:tblStylePr w:type="firstCol">
       <w:rPr>
-        <w:rFonts w:asciiTheme="majorHAnsi" w:cstheme="majorBidi" w:eastAsiaTheme="majorEastAsia" w:hAnsiTheme="majorHAnsi"/>
+        <w:rFonts w:asciiTheme="majorHAnsi" w:cstheme="majorBidi" w:hAnsiTheme="majorHAnsi" w:eastAsia="黑体"/>
         <w:b/>
         <w:bCs/>
       </w:rPr>
     </w:tblStylePr>
     <w:tblStylePr w:type="lastCol">
       <w:rPr>
-        <w:rFonts w:asciiTheme="majorHAnsi" w:cstheme="majorBidi" w:eastAsiaTheme="majorEastAsia" w:hAnsiTheme="majorHAnsi"/>
+        <w:rFonts w:asciiTheme="majorHAnsi" w:cstheme="majorBidi" w:hAnsiTheme="majorHAnsi" w:eastAsia="黑体"/>
         <w:b/>
         <w:bCs/>
       </w:rPr>
@@ -5526,6 +5763,7 @@
         <w:spacing w:after="0" w:before="0" w:line="240" w:lineRule="auto"/>
       </w:pPr>
       <w:rPr>
+        <w:rFonts w:eastAsia="黑体"/>
         <w:b/>
         <w:bCs/>
         <w:color w:themeColor="background1" w:val="FFFFFF"/>
@@ -5548,6 +5786,7 @@
         <w:spacing w:after="0" w:before="0" w:line="240" w:lineRule="auto"/>
       </w:pPr>
       <w:rPr>
+        <w:rFonts w:eastAsia="黑体"/>
         <w:b/>
         <w:bCs/>
       </w:rPr>
@@ -5565,12 +5804,14 @@
     </w:tblStylePr>
     <w:tblStylePr w:type="firstCol">
       <w:rPr>
+        <w:rFonts w:eastAsia="黑体"/>
         <w:b/>
         <w:bCs/>
       </w:rPr>
     </w:tblStylePr>
     <w:tblStylePr w:type="lastCol">
       <w:rPr>
+        <w:rFonts w:eastAsia="黑体"/>
         <w:b/>
         <w:bCs/>
       </w:rPr>
@@ -5632,6 +5873,7 @@
         <w:spacing w:after="0" w:before="0" w:line="240" w:lineRule="auto"/>
       </w:pPr>
       <w:rPr>
+        <w:rFonts w:eastAsia="黑体"/>
         <w:b/>
         <w:bCs/>
         <w:color w:themeColor="background1" w:val="FFFFFF"/>
@@ -5654,6 +5896,7 @@
         <w:spacing w:after="0" w:before="0" w:line="240" w:lineRule="auto"/>
       </w:pPr>
       <w:rPr>
+        <w:rFonts w:eastAsia="黑体"/>
         <w:b/>
         <w:bCs/>
       </w:rPr>
@@ -5671,12 +5914,14 @@
     </w:tblStylePr>
     <w:tblStylePr w:type="firstCol">
       <w:rPr>
+        <w:rFonts w:eastAsia="黑体"/>
         <w:b/>
         <w:bCs/>
       </w:rPr>
     </w:tblStylePr>
     <w:tblStylePr w:type="lastCol">
       <w:rPr>
+        <w:rFonts w:eastAsia="黑体"/>
         <w:b/>
         <w:bCs/>
       </w:rPr>
@@ -5738,6 +5983,7 @@
         <w:spacing w:after="0" w:before="0" w:line="240" w:lineRule="auto"/>
       </w:pPr>
       <w:rPr>
+        <w:rFonts w:eastAsia="黑体"/>
         <w:b/>
         <w:bCs/>
         <w:color w:themeColor="background1" w:val="FFFFFF"/>
@@ -5760,6 +6006,7 @@
         <w:spacing w:after="0" w:before="0" w:line="240" w:lineRule="auto"/>
       </w:pPr>
       <w:rPr>
+        <w:rFonts w:eastAsia="黑体"/>
         <w:b/>
         <w:bCs/>
       </w:rPr>
@@ -5777,12 +6024,14 @@
     </w:tblStylePr>
     <w:tblStylePr w:type="firstCol">
       <w:rPr>
+        <w:rFonts w:eastAsia="黑体"/>
         <w:b/>
         <w:bCs/>
       </w:rPr>
     </w:tblStylePr>
     <w:tblStylePr w:type="lastCol">
       <w:rPr>
+        <w:rFonts w:eastAsia="黑体"/>
         <w:b/>
         <w:bCs/>
       </w:rPr>
@@ -5844,6 +6093,7 @@
         <w:spacing w:after="0" w:before="0" w:line="240" w:lineRule="auto"/>
       </w:pPr>
       <w:rPr>
+        <w:rFonts w:eastAsia="黑体"/>
         <w:b/>
         <w:bCs/>
         <w:color w:themeColor="background1" w:val="FFFFFF"/>
@@ -5866,6 +6116,7 @@
         <w:spacing w:after="0" w:before="0" w:line="240" w:lineRule="auto"/>
       </w:pPr>
       <w:rPr>
+        <w:rFonts w:eastAsia="黑体"/>
         <w:b/>
         <w:bCs/>
       </w:rPr>
@@ -5883,12 +6134,14 @@
     </w:tblStylePr>
     <w:tblStylePr w:type="firstCol">
       <w:rPr>
+        <w:rFonts w:eastAsia="黑体"/>
         <w:b/>
         <w:bCs/>
       </w:rPr>
     </w:tblStylePr>
     <w:tblStylePr w:type="lastCol">
       <w:rPr>
+        <w:rFonts w:eastAsia="黑体"/>
         <w:b/>
         <w:bCs/>
       </w:rPr>
@@ -5950,6 +6203,7 @@
         <w:spacing w:after="0" w:before="0" w:line="240" w:lineRule="auto"/>
       </w:pPr>
       <w:rPr>
+        <w:rFonts w:eastAsia="黑体"/>
         <w:b/>
         <w:bCs/>
         <w:color w:themeColor="background1" w:val="FFFFFF"/>
@@ -5972,6 +6226,7 @@
         <w:spacing w:after="0" w:before="0" w:line="240" w:lineRule="auto"/>
       </w:pPr>
       <w:rPr>
+        <w:rFonts w:eastAsia="黑体"/>
         <w:b/>
         <w:bCs/>
       </w:rPr>
@@ -5989,12 +6244,14 @@
     </w:tblStylePr>
     <w:tblStylePr w:type="firstCol">
       <w:rPr>
+        <w:rFonts w:eastAsia="黑体"/>
         <w:b/>
         <w:bCs/>
       </w:rPr>
     </w:tblStylePr>
     <w:tblStylePr w:type="lastCol">
       <w:rPr>
+        <w:rFonts w:eastAsia="黑体"/>
         <w:b/>
         <w:bCs/>
       </w:rPr>
@@ -6056,6 +6313,7 @@
         <w:spacing w:after="0" w:before="0" w:line="240" w:lineRule="auto"/>
       </w:pPr>
       <w:rPr>
+        <w:rFonts w:eastAsia="黑体"/>
         <w:b/>
         <w:bCs/>
         <w:color w:themeColor="background1" w:val="FFFFFF"/>
@@ -6078,6 +6336,7 @@
         <w:spacing w:after="0" w:before="0" w:line="240" w:lineRule="auto"/>
       </w:pPr>
       <w:rPr>
+        <w:rFonts w:eastAsia="黑体"/>
         <w:b/>
         <w:bCs/>
       </w:rPr>
@@ -6095,12 +6354,14 @@
     </w:tblStylePr>
     <w:tblStylePr w:type="firstCol">
       <w:rPr>
+        <w:rFonts w:eastAsia="黑体"/>
         <w:b/>
         <w:bCs/>
       </w:rPr>
     </w:tblStylePr>
     <w:tblStylePr w:type="lastCol">
       <w:rPr>
+        <w:rFonts w:eastAsia="黑体"/>
         <w:b/>
         <w:bCs/>
       </w:rPr>
@@ -6162,6 +6423,7 @@
         <w:spacing w:after="0" w:before="0" w:line="240" w:lineRule="auto"/>
       </w:pPr>
       <w:rPr>
+        <w:rFonts w:eastAsia="黑体"/>
         <w:b/>
         <w:bCs/>
         <w:color w:themeColor="background1" w:val="FFFFFF"/>
@@ -6184,6 +6446,7 @@
         <w:spacing w:after="0" w:before="0" w:line="240" w:lineRule="auto"/>
       </w:pPr>
       <w:rPr>
+        <w:rFonts w:eastAsia="黑体"/>
         <w:b/>
         <w:bCs/>
       </w:rPr>
@@ -6201,12 +6464,14 @@
     </w:tblStylePr>
     <w:tblStylePr w:type="firstCol">
       <w:rPr>
+        <w:rFonts w:eastAsia="黑体"/>
         <w:b/>
         <w:bCs/>
       </w:rPr>
     </w:tblStylePr>
     <w:tblStylePr w:type="lastCol">
       <w:rPr>
+        <w:rFonts w:eastAsia="黑体"/>
         <w:b/>
         <w:bCs/>
       </w:rPr>
@@ -6265,6 +6530,7 @@
         <w:spacing w:after="0" w:before="0" w:line="240" w:lineRule="auto"/>
       </w:pPr>
       <w:rPr>
+        <w:rFonts w:eastAsia="黑体"/>
         <w:b/>
         <w:bCs/>
         <w:color w:themeColor="background1" w:val="FFFFFF"/>
@@ -6287,6 +6553,7 @@
         <w:spacing w:after="0" w:before="0" w:line="240" w:lineRule="auto"/>
       </w:pPr>
       <w:rPr>
+        <w:rFonts w:eastAsia="黑体"/>
         <w:color w:val="auto"/>
       </w:rPr>
       <w:tblPr/>
@@ -6304,6 +6571,7 @@
     </w:tblStylePr>
     <w:tblStylePr w:type="firstCol">
       <w:rPr>
+        <w:rFonts w:eastAsia="黑体"/>
         <w:b/>
         <w:bCs/>
         <w:color w:themeColor="background1" w:val="FFFFFF"/>
@@ -6323,6 +6591,7 @@
     </w:tblStylePr>
     <w:tblStylePr w:type="lastCol">
       <w:rPr>
+        <w:rFonts w:eastAsia="黑体"/>
         <w:b/>
         <w:bCs/>
         <w:color w:themeColor="background1" w:val="FFFFFF"/>
@@ -6371,6 +6640,7 @@
     </w:tblStylePr>
     <w:tblStylePr w:type="nwCell">
       <w:rPr>
+        <w:rFonts w:eastAsia="黑体"/>
         <w:color w:themeColor="background1" w:val="FFFFFF"/>
       </w:rPr>
       <w:tblPr/>
@@ -6414,6 +6684,7 @@
         <w:spacing w:after="0" w:before="0" w:line="240" w:lineRule="auto"/>
       </w:pPr>
       <w:rPr>
+        <w:rFonts w:eastAsia="黑体"/>
         <w:b/>
         <w:bCs/>
         <w:color w:themeColor="background1" w:val="FFFFFF"/>
@@ -6436,6 +6707,7 @@
         <w:spacing w:after="0" w:before="0" w:line="240" w:lineRule="auto"/>
       </w:pPr>
       <w:rPr>
+        <w:rFonts w:eastAsia="黑体"/>
         <w:color w:val="auto"/>
       </w:rPr>
       <w:tblPr/>
@@ -6453,6 +6725,7 @@
     </w:tblStylePr>
     <w:tblStylePr w:type="firstCol">
       <w:rPr>
+        <w:rFonts w:eastAsia="黑体"/>
         <w:b/>
         <w:bCs/>
         <w:color w:themeColor="background1" w:val="FFFFFF"/>
@@ -6472,6 +6745,7 @@
     </w:tblStylePr>
     <w:tblStylePr w:type="lastCol">
       <w:rPr>
+        <w:rFonts w:eastAsia="黑体"/>
         <w:b/>
         <w:bCs/>
         <w:color w:themeColor="background1" w:val="FFFFFF"/>
@@ -6520,6 +6794,7 @@
     </w:tblStylePr>
     <w:tblStylePr w:type="nwCell">
       <w:rPr>
+        <w:rFonts w:eastAsia="黑体"/>
         <w:color w:themeColor="background1" w:val="FFFFFF"/>
       </w:rPr>
       <w:tblPr/>
@@ -6563,6 +6838,7 @@
         <w:spacing w:after="0" w:before="0" w:line="240" w:lineRule="auto"/>
       </w:pPr>
       <w:rPr>
+        <w:rFonts w:eastAsia="黑体"/>
         <w:b/>
         <w:bCs/>
         <w:color w:themeColor="background1" w:val="FFFFFF"/>
@@ -6585,6 +6861,7 @@
         <w:spacing w:after="0" w:before="0" w:line="240" w:lineRule="auto"/>
       </w:pPr>
       <w:rPr>
+        <w:rFonts w:eastAsia="黑体"/>
         <w:color w:val="auto"/>
       </w:rPr>
       <w:tblPr/>
@@ -6602,6 +6879,7 @@
     </w:tblStylePr>
     <w:tblStylePr w:type="firstCol">
       <w:rPr>
+        <w:rFonts w:eastAsia="黑体"/>
         <w:b/>
         <w:bCs/>
         <w:color w:themeColor="background1" w:val="FFFFFF"/>
@@ -6621,6 +6899,7 @@
     </w:tblStylePr>
     <w:tblStylePr w:type="lastCol">
       <w:rPr>
+        <w:rFonts w:eastAsia="黑体"/>
         <w:b/>
         <w:bCs/>
         <w:color w:themeColor="background1" w:val="FFFFFF"/>
@@ -6669,6 +6948,7 @@
     </w:tblStylePr>
     <w:tblStylePr w:type="nwCell">
       <w:rPr>
+        <w:rFonts w:eastAsia="黑体"/>
         <w:color w:themeColor="background1" w:val="FFFFFF"/>
       </w:rPr>
       <w:tblPr/>
@@ -6712,6 +6992,7 @@
         <w:spacing w:after="0" w:before="0" w:line="240" w:lineRule="auto"/>
       </w:pPr>
       <w:rPr>
+        <w:rFonts w:eastAsia="黑体"/>
         <w:b/>
         <w:bCs/>
         <w:color w:themeColor="background1" w:val="FFFFFF"/>
@@ -6734,6 +7015,7 @@
         <w:spacing w:after="0" w:before="0" w:line="240" w:lineRule="auto"/>
       </w:pPr>
       <w:rPr>
+        <w:rFonts w:eastAsia="黑体"/>
         <w:color w:val="auto"/>
       </w:rPr>
       <w:tblPr/>
@@ -6751,6 +7033,7 @@
     </w:tblStylePr>
     <w:tblStylePr w:type="firstCol">
       <w:rPr>
+        <w:rFonts w:eastAsia="黑体"/>
         <w:b/>
         <w:bCs/>
         <w:color w:themeColor="background1" w:val="FFFFFF"/>
@@ -6770,6 +7053,7 @@
     </w:tblStylePr>
     <w:tblStylePr w:type="lastCol">
       <w:rPr>
+        <w:rFonts w:eastAsia="黑体"/>
         <w:b/>
         <w:bCs/>
         <w:color w:themeColor="background1" w:val="FFFFFF"/>
@@ -6818,6 +7102,7 @@
     </w:tblStylePr>
     <w:tblStylePr w:type="nwCell">
       <w:rPr>
+        <w:rFonts w:eastAsia="黑体"/>
         <w:color w:themeColor="background1" w:val="FFFFFF"/>
       </w:rPr>
       <w:tblPr/>
@@ -6861,6 +7146,7 @@
         <w:spacing w:after="0" w:before="0" w:line="240" w:lineRule="auto"/>
       </w:pPr>
       <w:rPr>
+        <w:rFonts w:eastAsia="黑体"/>
         <w:b/>
         <w:bCs/>
         <w:color w:themeColor="background1" w:val="FFFFFF"/>
@@ -6883,6 +7169,7 @@
         <w:spacing w:after="0" w:before="0" w:line="240" w:lineRule="auto"/>
       </w:pPr>
       <w:rPr>
+        <w:rFonts w:eastAsia="黑体"/>
         <w:color w:val="auto"/>
       </w:rPr>
       <w:tblPr/>
@@ -6900,6 +7187,7 @@
     </w:tblStylePr>
     <w:tblStylePr w:type="firstCol">
       <w:rPr>
+        <w:rFonts w:eastAsia="黑体"/>
         <w:b/>
         <w:bCs/>
         <w:color w:themeColor="background1" w:val="FFFFFF"/>
@@ -6919,6 +7207,7 @@
     </w:tblStylePr>
     <w:tblStylePr w:type="lastCol">
       <w:rPr>
+        <w:rFonts w:eastAsia="黑体"/>
         <w:b/>
         <w:bCs/>
         <w:color w:themeColor="background1" w:val="FFFFFF"/>
@@ -6967,6 +7256,7 @@
     </w:tblStylePr>
     <w:tblStylePr w:type="nwCell">
       <w:rPr>
+        <w:rFonts w:eastAsia="黑体"/>
         <w:color w:themeColor="background1" w:val="FFFFFF"/>
       </w:rPr>
       <w:tblPr/>
@@ -7010,6 +7300,7 @@
         <w:spacing w:after="0" w:before="0" w:line="240" w:lineRule="auto"/>
       </w:pPr>
       <w:rPr>
+        <w:rFonts w:eastAsia="黑体"/>
         <w:b/>
         <w:bCs/>
         <w:color w:themeColor="background1" w:val="FFFFFF"/>
@@ -7032,6 +7323,7 @@
         <w:spacing w:after="0" w:before="0" w:line="240" w:lineRule="auto"/>
       </w:pPr>
       <w:rPr>
+        <w:rFonts w:eastAsia="黑体"/>
         <w:color w:val="auto"/>
       </w:rPr>
       <w:tblPr/>
@@ -7049,6 +7341,7 @@
     </w:tblStylePr>
     <w:tblStylePr w:type="firstCol">
       <w:rPr>
+        <w:rFonts w:eastAsia="黑体"/>
         <w:b/>
         <w:bCs/>
         <w:color w:themeColor="background1" w:val="FFFFFF"/>
@@ -7068,6 +7361,7 @@
     </w:tblStylePr>
     <w:tblStylePr w:type="lastCol">
       <w:rPr>
+        <w:rFonts w:eastAsia="黑体"/>
         <w:b/>
         <w:bCs/>
         <w:color w:themeColor="background1" w:val="FFFFFF"/>
@@ -7116,6 +7410,7 @@
     </w:tblStylePr>
     <w:tblStylePr w:type="nwCell">
       <w:rPr>
+        <w:rFonts w:eastAsia="黑体"/>
         <w:color w:themeColor="background1" w:val="FFFFFF"/>
       </w:rPr>
       <w:tblPr/>
@@ -7159,6 +7454,7 @@
         <w:spacing w:after="0" w:before="0" w:line="240" w:lineRule="auto"/>
       </w:pPr>
       <w:rPr>
+        <w:rFonts w:eastAsia="黑体"/>
         <w:b/>
         <w:bCs/>
         <w:color w:themeColor="background1" w:val="FFFFFF"/>
@@ -7181,6 +7477,7 @@
         <w:spacing w:after="0" w:before="0" w:line="240" w:lineRule="auto"/>
       </w:pPr>
       <w:rPr>
+        <w:rFonts w:eastAsia="黑体"/>
         <w:color w:val="auto"/>
       </w:rPr>
       <w:tblPr/>
@@ -7198,6 +7495,7 @@
     </w:tblStylePr>
     <w:tblStylePr w:type="firstCol">
       <w:rPr>
+        <w:rFonts w:eastAsia="黑体"/>
         <w:b/>
         <w:bCs/>
         <w:color w:themeColor="background1" w:val="FFFFFF"/>
@@ -7217,6 +7515,7 @@
     </w:tblStylePr>
     <w:tblStylePr w:type="lastCol">
       <w:rPr>
+        <w:rFonts w:eastAsia="黑体"/>
         <w:b/>
         <w:bCs/>
         <w:color w:themeColor="background1" w:val="FFFFFF"/>
@@ -7265,6 +7564,7 @@
     </w:tblStylePr>
     <w:tblStylePr w:type="nwCell">
       <w:rPr>
+        <w:rFonts w:eastAsia="黑体"/>
         <w:color w:themeColor="background1" w:val="FFFFFF"/>
       </w:rPr>
       <w:tblPr/>
@@ -7289,6 +7589,7 @@
       <w:spacing w:after="0" w:line="240" w:lineRule="auto"/>
     </w:pPr>
     <w:rPr>
+      <w:rFonts w:eastAsia="黑体"/>
       <w:color w:themeColor="text1" w:val="000000"/>
     </w:rPr>
     <w:tblPr>
@@ -7308,7 +7609,7 @@
     </w:tblPr>
     <w:tblStylePr w:type="firstRow">
       <w:rPr>
-        <w:rFonts w:asciiTheme="majorHAnsi" w:cstheme="majorBidi" w:eastAsiaTheme="majorEastAsia" w:hAnsiTheme="majorHAnsi"/>
+        <w:rFonts w:asciiTheme="majorHAnsi" w:cstheme="majorBidi" w:hAnsiTheme="majorHAnsi" w:eastAsia="黑体"/>
       </w:rPr>
       <w:tblPr/>
       <w:tcPr>
@@ -7320,6 +7621,7 @@
     </w:tblStylePr>
     <w:tblStylePr w:type="lastRow">
       <w:rPr>
+        <w:rFonts w:eastAsia="黑体"/>
         <w:b/>
         <w:bCs/>
         <w:color w:themeColor="text2" w:val="1F497D"/>
@@ -7334,12 +7636,14 @@
     </w:tblStylePr>
     <w:tblStylePr w:type="firstCol">
       <w:rPr>
+        <w:rFonts w:eastAsia="黑体"/>
         <w:b/>
         <w:bCs/>
       </w:rPr>
     </w:tblStylePr>
     <w:tblStylePr w:type="lastCol">
       <w:rPr>
+        <w:rFonts w:eastAsia="黑体"/>
         <w:b/>
         <w:bCs/>
       </w:rPr>
@@ -7373,6 +7677,7 @@
       <w:spacing w:after="0" w:line="240" w:lineRule="auto"/>
     </w:pPr>
     <w:rPr>
+      <w:rFonts w:eastAsia="黑体"/>
       <w:color w:themeColor="text1" w:val="000000"/>
     </w:rPr>
     <w:tblPr>
@@ -7392,7 +7697,7 @@
     </w:tblPr>
     <w:tblStylePr w:type="firstRow">
       <w:rPr>
-        <w:rFonts w:asciiTheme="majorHAnsi" w:cstheme="majorBidi" w:eastAsiaTheme="majorEastAsia" w:hAnsiTheme="majorHAnsi"/>
+        <w:rFonts w:asciiTheme="majorHAnsi" w:cstheme="majorBidi" w:hAnsiTheme="majorHAnsi" w:eastAsia="黑体"/>
       </w:rPr>
       <w:tblPr/>
       <w:tcPr>
@@ -7404,6 +7709,7 @@
     </w:tblStylePr>
     <w:tblStylePr w:type="lastRow">
       <w:rPr>
+        <w:rFonts w:eastAsia="黑体"/>
         <w:b/>
         <w:bCs/>
         <w:color w:themeColor="text2" w:val="1F497D"/>
@@ -7418,12 +7724,14 @@
     </w:tblStylePr>
     <w:tblStylePr w:type="firstCol">
       <w:rPr>
+        <w:rFonts w:eastAsia="黑体"/>
         <w:b/>
         <w:bCs/>
       </w:rPr>
     </w:tblStylePr>
     <w:tblStylePr w:type="lastCol">
       <w:rPr>
+        <w:rFonts w:eastAsia="黑体"/>
         <w:b/>
         <w:bCs/>
       </w:rPr>
@@ -7457,6 +7765,7 @@
       <w:spacing w:after="0" w:line="240" w:lineRule="auto"/>
     </w:pPr>
     <w:rPr>
+      <w:rFonts w:eastAsia="黑体"/>
       <w:color w:themeColor="text1" w:val="000000"/>
     </w:rPr>
     <w:tblPr>
@@ -7476,7 +7785,7 @@
     </w:tblPr>
     <w:tblStylePr w:type="firstRow">
       <w:rPr>
-        <w:rFonts w:asciiTheme="majorHAnsi" w:cstheme="majorBidi" w:eastAsiaTheme="majorEastAsia" w:hAnsiTheme="majorHAnsi"/>
+        <w:rFonts w:asciiTheme="majorHAnsi" w:cstheme="majorBidi" w:hAnsiTheme="majorHAnsi" w:eastAsia="黑体"/>
       </w:rPr>
       <w:tblPr/>
       <w:tcPr>
@@ -7488,6 +7797,7 @@
     </w:tblStylePr>
     <w:tblStylePr w:type="lastRow">
       <w:rPr>
+        <w:rFonts w:eastAsia="黑体"/>
         <w:b/>
         <w:bCs/>
         <w:color w:themeColor="text2" w:val="1F497D"/>
@@ -7502,12 +7812,14 @@
     </w:tblStylePr>
     <w:tblStylePr w:type="firstCol">
       <w:rPr>
+        <w:rFonts w:eastAsia="黑体"/>
         <w:b/>
         <w:bCs/>
       </w:rPr>
     </w:tblStylePr>
     <w:tblStylePr w:type="lastCol">
       <w:rPr>
+        <w:rFonts w:eastAsia="黑体"/>
         <w:b/>
         <w:bCs/>
       </w:rPr>
@@ -7541,6 +7853,7 @@
       <w:spacing w:after="0" w:line="240" w:lineRule="auto"/>
     </w:pPr>
     <w:rPr>
+      <w:rFonts w:eastAsia="黑体"/>
       <w:color w:themeColor="text1" w:val="000000"/>
     </w:rPr>
     <w:tblPr>
@@ -7560,7 +7873,7 @@
     </w:tblPr>
     <w:tblStylePr w:type="firstRow">
       <w:rPr>
-        <w:rFonts w:asciiTheme="majorHAnsi" w:cstheme="majorBidi" w:eastAsiaTheme="majorEastAsia" w:hAnsiTheme="majorHAnsi"/>
+        <w:rFonts w:asciiTheme="majorHAnsi" w:cstheme="majorBidi" w:hAnsiTheme="majorHAnsi" w:eastAsia="黑体"/>
       </w:rPr>
       <w:tblPr/>
       <w:tcPr>
@@ -7572,6 +7885,7 @@
     </w:tblStylePr>
     <w:tblStylePr w:type="lastRow">
       <w:rPr>
+        <w:rFonts w:eastAsia="黑体"/>
         <w:b/>
         <w:bCs/>
         <w:color w:themeColor="text2" w:val="1F497D"/>
@@ -7586,12 +7900,14 @@
     </w:tblStylePr>
     <w:tblStylePr w:type="firstCol">
       <w:rPr>
+        <w:rFonts w:eastAsia="黑体"/>
         <w:b/>
         <w:bCs/>
       </w:rPr>
     </w:tblStylePr>
     <w:tblStylePr w:type="lastCol">
       <w:rPr>
+        <w:rFonts w:eastAsia="黑体"/>
         <w:b/>
         <w:bCs/>
       </w:rPr>
@@ -7625,6 +7941,7 @@
       <w:spacing w:after="0" w:line="240" w:lineRule="auto"/>
     </w:pPr>
     <w:rPr>
+      <w:rFonts w:eastAsia="黑体"/>
       <w:color w:themeColor="text1" w:val="000000"/>
     </w:rPr>
     <w:tblPr>
@@ -7644,7 +7961,7 @@
     </w:tblPr>
     <w:tblStylePr w:type="firstRow">
       <w:rPr>
-        <w:rFonts w:asciiTheme="majorHAnsi" w:cstheme="majorBidi" w:eastAsiaTheme="majorEastAsia" w:hAnsiTheme="majorHAnsi"/>
+        <w:rFonts w:asciiTheme="majorHAnsi" w:cstheme="majorBidi" w:hAnsiTheme="majorHAnsi" w:eastAsia="黑体"/>
       </w:rPr>
       <w:tblPr/>
       <w:tcPr>
@@ -7656,6 +7973,7 @@
     </w:tblStylePr>
     <w:tblStylePr w:type="lastRow">
       <w:rPr>
+        <w:rFonts w:eastAsia="黑体"/>
         <w:b/>
         <w:bCs/>
         <w:color w:themeColor="text2" w:val="1F497D"/>
@@ -7670,12 +7988,14 @@
     </w:tblStylePr>
     <w:tblStylePr w:type="firstCol">
       <w:rPr>
+        <w:rFonts w:eastAsia="黑体"/>
         <w:b/>
         <w:bCs/>
       </w:rPr>
     </w:tblStylePr>
     <w:tblStylePr w:type="lastCol">
       <w:rPr>
+        <w:rFonts w:eastAsia="黑体"/>
         <w:b/>
         <w:bCs/>
       </w:rPr>
@@ -7709,6 +8029,7 @@
       <w:spacing w:after="0" w:line="240" w:lineRule="auto"/>
     </w:pPr>
     <w:rPr>
+      <w:rFonts w:eastAsia="黑体"/>
       <w:color w:themeColor="text1" w:val="000000"/>
     </w:rPr>
     <w:tblPr>
@@ -7728,7 +8049,7 @@
     </w:tblPr>
     <w:tblStylePr w:type="firstRow">
       <w:rPr>
-        <w:rFonts w:asciiTheme="majorHAnsi" w:cstheme="majorBidi" w:eastAsiaTheme="majorEastAsia" w:hAnsiTheme="majorHAnsi"/>
+        <w:rFonts w:asciiTheme="majorHAnsi" w:cstheme="majorBidi" w:hAnsiTheme="majorHAnsi" w:eastAsia="黑体"/>
       </w:rPr>
       <w:tblPr/>
       <w:tcPr>
@@ -7740,6 +8061,7 @@
     </w:tblStylePr>
     <w:tblStylePr w:type="lastRow">
       <w:rPr>
+        <w:rFonts w:eastAsia="黑体"/>
         <w:b/>
         <w:bCs/>
         <w:color w:themeColor="text2" w:val="1F497D"/>
@@ -7754,12 +8076,14 @@
     </w:tblStylePr>
     <w:tblStylePr w:type="firstCol">
       <w:rPr>
+        <w:rFonts w:eastAsia="黑体"/>
         <w:b/>
         <w:bCs/>
       </w:rPr>
     </w:tblStylePr>
     <w:tblStylePr w:type="lastCol">
       <w:rPr>
+        <w:rFonts w:eastAsia="黑体"/>
         <w:b/>
         <w:bCs/>
       </w:rPr>
@@ -7793,6 +8117,7 @@
       <w:spacing w:after="0" w:line="240" w:lineRule="auto"/>
     </w:pPr>
     <w:rPr>
+      <w:rFonts w:eastAsia="黑体"/>
       <w:color w:themeColor="text1" w:val="000000"/>
     </w:rPr>
     <w:tblPr>
@@ -7812,7 +8137,7 @@
     </w:tblPr>
     <w:tblStylePr w:type="firstRow">
       <w:rPr>
-        <w:rFonts w:asciiTheme="majorHAnsi" w:cstheme="majorBidi" w:eastAsiaTheme="majorEastAsia" w:hAnsiTheme="majorHAnsi"/>
+        <w:rFonts w:asciiTheme="majorHAnsi" w:cstheme="majorBidi" w:hAnsiTheme="majorHAnsi" w:eastAsia="黑体"/>
       </w:rPr>
       <w:tblPr/>
       <w:tcPr>
@@ -7824,6 +8149,7 @@
     </w:tblStylePr>
     <w:tblStylePr w:type="lastRow">
       <w:rPr>
+        <w:rFonts w:eastAsia="黑体"/>
         <w:b/>
         <w:bCs/>
         <w:color w:themeColor="text2" w:val="1F497D"/>
@@ -7838,12 +8164,14 @@
     </w:tblStylePr>
     <w:tblStylePr w:type="firstCol">
       <w:rPr>
+        <w:rFonts w:eastAsia="黑体"/>
         <w:b/>
         <w:bCs/>
       </w:rPr>
     </w:tblStylePr>
     <w:tblStylePr w:type="lastCol">
       <w:rPr>
+        <w:rFonts w:eastAsia="黑体"/>
         <w:b/>
         <w:bCs/>
       </w:rPr>
@@ -7877,7 +8205,7 @@
       <w:spacing w:after="0" w:line="240" w:lineRule="auto"/>
     </w:pPr>
     <w:rPr>
-      <w:rFonts w:asciiTheme="majorHAnsi" w:cstheme="majorBidi" w:eastAsiaTheme="majorEastAsia" w:hAnsiTheme="majorHAnsi"/>
+      <w:rFonts w:asciiTheme="majorHAnsi" w:cstheme="majorBidi" w:hAnsiTheme="majorHAnsi" w:eastAsia="黑体"/>
       <w:color w:themeColor="text1" w:val="000000"/>
     </w:rPr>
     <w:tblPr>
@@ -7899,6 +8227,7 @@
     </w:tblPr>
     <w:tblStylePr w:type="firstRow">
       <w:rPr>
+        <w:rFonts w:eastAsia="黑体"/>
         <w:sz w:val="24"/>
         <w:szCs w:val="24"/>
       </w:rPr>
@@ -8005,7 +8334,7 @@
       <w:spacing w:after="0" w:line="240" w:lineRule="auto"/>
     </w:pPr>
     <w:rPr>
-      <w:rFonts w:asciiTheme="majorHAnsi" w:cstheme="majorBidi" w:eastAsiaTheme="majorEastAsia" w:hAnsiTheme="majorHAnsi"/>
+      <w:rFonts w:asciiTheme="majorHAnsi" w:cstheme="majorBidi" w:hAnsiTheme="majorHAnsi" w:eastAsia="黑体"/>
       <w:color w:themeColor="text1" w:val="000000"/>
     </w:rPr>
     <w:tblPr>
@@ -8027,6 +8356,7 @@
     </w:tblPr>
     <w:tblStylePr w:type="firstRow">
       <w:rPr>
+        <w:rFonts w:eastAsia="黑体"/>
         <w:sz w:val="24"/>
         <w:szCs w:val="24"/>
       </w:rPr>
@@ -8133,7 +8463,7 @@
       <w:spacing w:after="0" w:line="240" w:lineRule="auto"/>
     </w:pPr>
     <w:rPr>
-      <w:rFonts w:asciiTheme="majorHAnsi" w:cstheme="majorBidi" w:eastAsiaTheme="majorEastAsia" w:hAnsiTheme="majorHAnsi"/>
+      <w:rFonts w:asciiTheme="majorHAnsi" w:cstheme="majorBidi" w:hAnsiTheme="majorHAnsi" w:eastAsia="黑体"/>
       <w:color w:themeColor="text1" w:val="000000"/>
     </w:rPr>
     <w:tblPr>
@@ -8155,6 +8485,7 @@
     </w:tblPr>
     <w:tblStylePr w:type="firstRow">
       <w:rPr>
+        <w:rFonts w:eastAsia="黑体"/>
         <w:sz w:val="24"/>
         <w:szCs w:val="24"/>
       </w:rPr>
@@ -8261,7 +8592,7 @@
       <w:spacing w:after="0" w:line="240" w:lineRule="auto"/>
     </w:pPr>
     <w:rPr>
-      <w:rFonts w:asciiTheme="majorHAnsi" w:cstheme="majorBidi" w:eastAsiaTheme="majorEastAsia" w:hAnsiTheme="majorHAnsi"/>
+      <w:rFonts w:asciiTheme="majorHAnsi" w:cstheme="majorBidi" w:hAnsiTheme="majorHAnsi" w:eastAsia="黑体"/>
       <w:color w:themeColor="text1" w:val="000000"/>
     </w:rPr>
     <w:tblPr>
@@ -8283,6 +8614,7 @@
     </w:tblPr>
     <w:tblStylePr w:type="firstRow">
       <w:rPr>
+        <w:rFonts w:eastAsia="黑体"/>
         <w:sz w:val="24"/>
         <w:szCs w:val="24"/>
       </w:rPr>
@@ -8389,7 +8721,7 @@
       <w:spacing w:after="0" w:line="240" w:lineRule="auto"/>
     </w:pPr>
     <w:rPr>
-      <w:rFonts w:asciiTheme="majorHAnsi" w:cstheme="majorBidi" w:eastAsiaTheme="majorEastAsia" w:hAnsiTheme="majorHAnsi"/>
+      <w:rFonts w:asciiTheme="majorHAnsi" w:cstheme="majorBidi" w:hAnsiTheme="majorHAnsi" w:eastAsia="黑体"/>
       <w:color w:themeColor="text1" w:val="000000"/>
     </w:rPr>
     <w:tblPr>
@@ -8411,6 +8743,7 @@
     </w:tblPr>
     <w:tblStylePr w:type="firstRow">
       <w:rPr>
+        <w:rFonts w:eastAsia="黑体"/>
         <w:sz w:val="24"/>
         <w:szCs w:val="24"/>
       </w:rPr>
@@ -8517,7 +8850,7 @@
       <w:spacing w:after="0" w:line="240" w:lineRule="auto"/>
     </w:pPr>
     <w:rPr>
-      <w:rFonts w:asciiTheme="majorHAnsi" w:cstheme="majorBidi" w:eastAsiaTheme="majorEastAsia" w:hAnsiTheme="majorHAnsi"/>
+      <w:rFonts w:asciiTheme="majorHAnsi" w:cstheme="majorBidi" w:hAnsiTheme="majorHAnsi" w:eastAsia="黑体"/>
       <w:color w:themeColor="text1" w:val="000000"/>
     </w:rPr>
     <w:tblPr>
@@ -8539,6 +8872,7 @@
     </w:tblPr>
     <w:tblStylePr w:type="firstRow">
       <w:rPr>
+        <w:rFonts w:eastAsia="黑体"/>
         <w:sz w:val="24"/>
         <w:szCs w:val="24"/>
       </w:rPr>
@@ -8645,7 +8979,7 @@
       <w:spacing w:after="0" w:line="240" w:lineRule="auto"/>
     </w:pPr>
     <w:rPr>
-      <w:rFonts w:asciiTheme="majorHAnsi" w:cstheme="majorBidi" w:eastAsiaTheme="majorEastAsia" w:hAnsiTheme="majorHAnsi"/>
+      <w:rFonts w:asciiTheme="majorHAnsi" w:cstheme="majorBidi" w:hAnsiTheme="majorHAnsi" w:eastAsia="黑体"/>
       <w:color w:themeColor="text1" w:val="000000"/>
     </w:rPr>
     <w:tblPr>
@@ -8667,6 +9001,7 @@
     </w:tblPr>
     <w:tblStylePr w:type="firstRow">
       <w:rPr>
+        <w:rFonts w:eastAsia="黑体"/>
         <w:sz w:val="24"/>
         <w:szCs w:val="24"/>
       </w:rPr>
@@ -8796,12 +9131,14 @@
     </w:tcPr>
     <w:tblStylePr w:type="firstRow">
       <w:rPr>
+        <w:rFonts w:eastAsia="黑体"/>
         <w:b/>
         <w:bCs/>
       </w:rPr>
     </w:tblStylePr>
     <w:tblStylePr w:type="lastRow">
       <w:rPr>
+        <w:rFonts w:eastAsia="黑体"/>
         <w:b/>
         <w:bCs/>
       </w:rPr>
@@ -8814,12 +9151,14 @@
     </w:tblStylePr>
     <w:tblStylePr w:type="firstCol">
       <w:rPr>
+        <w:rFonts w:eastAsia="黑体"/>
         <w:b/>
         <w:bCs/>
       </w:rPr>
     </w:tblStylePr>
     <w:tblStylePr w:type="lastCol">
       <w:rPr>
+        <w:rFonts w:eastAsia="黑体"/>
         <w:b/>
         <w:bCs/>
       </w:rPr>
@@ -8869,12 +9208,14 @@
     </w:tcPr>
     <w:tblStylePr w:type="firstRow">
       <w:rPr>
+        <w:rFonts w:eastAsia="黑体"/>
         <w:b/>
         <w:bCs/>
       </w:rPr>
     </w:tblStylePr>
     <w:tblStylePr w:type="lastRow">
       <w:rPr>
+        <w:rFonts w:eastAsia="黑体"/>
         <w:b/>
         <w:bCs/>
       </w:rPr>
@@ -8887,12 +9228,14 @@
     </w:tblStylePr>
     <w:tblStylePr w:type="firstCol">
       <w:rPr>
+        <w:rFonts w:eastAsia="黑体"/>
         <w:b/>
         <w:bCs/>
       </w:rPr>
     </w:tblStylePr>
     <w:tblStylePr w:type="lastCol">
       <w:rPr>
+        <w:rFonts w:eastAsia="黑体"/>
         <w:b/>
         <w:bCs/>
       </w:rPr>
@@ -8942,12 +9285,14 @@
     </w:tcPr>
     <w:tblStylePr w:type="firstRow">
       <w:rPr>
+        <w:rFonts w:eastAsia="黑体"/>
         <w:b/>
         <w:bCs/>
       </w:rPr>
     </w:tblStylePr>
     <w:tblStylePr w:type="lastRow">
       <w:rPr>
+        <w:rFonts w:eastAsia="黑体"/>
         <w:b/>
         <w:bCs/>
       </w:rPr>
@@ -8960,12 +9305,14 @@
     </w:tblStylePr>
     <w:tblStylePr w:type="firstCol">
       <w:rPr>
+        <w:rFonts w:eastAsia="黑体"/>
         <w:b/>
         <w:bCs/>
       </w:rPr>
     </w:tblStylePr>
     <w:tblStylePr w:type="lastCol">
       <w:rPr>
+        <w:rFonts w:eastAsia="黑体"/>
         <w:b/>
         <w:bCs/>
       </w:rPr>
@@ -9015,12 +9362,14 @@
     </w:tcPr>
     <w:tblStylePr w:type="firstRow">
       <w:rPr>
+        <w:rFonts w:eastAsia="黑体"/>
         <w:b/>
         <w:bCs/>
       </w:rPr>
     </w:tblStylePr>
     <w:tblStylePr w:type="lastRow">
       <w:rPr>
+        <w:rFonts w:eastAsia="黑体"/>
         <w:b/>
         <w:bCs/>
       </w:rPr>
@@ -9033,12 +9382,14 @@
     </w:tblStylePr>
     <w:tblStylePr w:type="firstCol">
       <w:rPr>
+        <w:rFonts w:eastAsia="黑体"/>
         <w:b/>
         <w:bCs/>
       </w:rPr>
     </w:tblStylePr>
     <w:tblStylePr w:type="lastCol">
       <w:rPr>
+        <w:rFonts w:eastAsia="黑体"/>
         <w:b/>
         <w:bCs/>
       </w:rPr>
@@ -9088,12 +9439,14 @@
     </w:tcPr>
     <w:tblStylePr w:type="firstRow">
       <w:rPr>
+        <w:rFonts w:eastAsia="黑体"/>
         <w:b/>
         <w:bCs/>
       </w:rPr>
     </w:tblStylePr>
     <w:tblStylePr w:type="lastRow">
       <w:rPr>
+        <w:rFonts w:eastAsia="黑体"/>
         <w:b/>
         <w:bCs/>
       </w:rPr>
@@ -9106,12 +9459,14 @@
     </w:tblStylePr>
     <w:tblStylePr w:type="firstCol">
       <w:rPr>
+        <w:rFonts w:eastAsia="黑体"/>
         <w:b/>
         <w:bCs/>
       </w:rPr>
     </w:tblStylePr>
     <w:tblStylePr w:type="lastCol">
       <w:rPr>
+        <w:rFonts w:eastAsia="黑体"/>
         <w:b/>
         <w:bCs/>
       </w:rPr>
@@ -9161,12 +9516,14 @@
     </w:tcPr>
     <w:tblStylePr w:type="firstRow">
       <w:rPr>
+        <w:rFonts w:eastAsia="黑体"/>
         <w:b/>
         <w:bCs/>
       </w:rPr>
     </w:tblStylePr>
     <w:tblStylePr w:type="lastRow">
       <w:rPr>
+        <w:rFonts w:eastAsia="黑体"/>
         <w:b/>
         <w:bCs/>
       </w:rPr>
@@ -9179,12 +9536,14 @@
     </w:tblStylePr>
     <w:tblStylePr w:type="firstCol">
       <w:rPr>
+        <w:rFonts w:eastAsia="黑体"/>
         <w:b/>
         <w:bCs/>
       </w:rPr>
     </w:tblStylePr>
     <w:tblStylePr w:type="lastCol">
       <w:rPr>
+        <w:rFonts w:eastAsia="黑体"/>
         <w:b/>
         <w:bCs/>
       </w:rPr>
@@ -9234,12 +9593,14 @@
     </w:tcPr>
     <w:tblStylePr w:type="firstRow">
       <w:rPr>
+        <w:rFonts w:eastAsia="黑体"/>
         <w:b/>
         <w:bCs/>
       </w:rPr>
     </w:tblStylePr>
     <w:tblStylePr w:type="lastRow">
       <w:rPr>
+        <w:rFonts w:eastAsia="黑体"/>
         <w:b/>
         <w:bCs/>
       </w:rPr>
@@ -9252,12 +9613,14 @@
     </w:tblStylePr>
     <w:tblStylePr w:type="firstCol">
       <w:rPr>
+        <w:rFonts w:eastAsia="黑体"/>
         <w:b/>
         <w:bCs/>
       </w:rPr>
     </w:tblStylePr>
     <w:tblStylePr w:type="lastCol">
       <w:rPr>
+        <w:rFonts w:eastAsia="黑体"/>
         <w:b/>
         <w:bCs/>
       </w:rPr>
@@ -9284,7 +9647,7 @@
       <w:spacing w:after="0" w:line="240" w:lineRule="auto"/>
     </w:pPr>
     <w:rPr>
-      <w:rFonts w:asciiTheme="majorHAnsi" w:cstheme="majorBidi" w:eastAsiaTheme="majorEastAsia" w:hAnsiTheme="majorHAnsi"/>
+      <w:rFonts w:asciiTheme="majorHAnsi" w:cstheme="majorBidi" w:hAnsiTheme="majorHAnsi" w:eastAsia="黑体"/>
       <w:color w:themeColor="text1" w:val="000000"/>
     </w:rPr>
     <w:tblPr>
@@ -9311,6 +9674,7 @@
     </w:tcPr>
     <w:tblStylePr w:type="firstRow">
       <w:rPr>
+        <w:rFonts w:eastAsia="黑体"/>
         <w:b/>
         <w:bCs/>
         <w:color w:themeColor="text1" w:val="000000"/>
@@ -9322,6 +9686,7 @@
     </w:tblStylePr>
     <w:tblStylePr w:type="lastRow">
       <w:rPr>
+        <w:rFonts w:eastAsia="黑体"/>
         <w:b/>
         <w:bCs/>
         <w:color w:themeColor="text1" w:val="000000"/>
@@ -9341,6 +9706,7 @@
     </w:tblStylePr>
     <w:tblStylePr w:type="firstCol">
       <w:rPr>
+        <w:rFonts w:eastAsia="黑体"/>
         <w:b/>
         <w:bCs/>
         <w:color w:themeColor="text1" w:val="000000"/>
@@ -9360,6 +9726,7 @@
     </w:tblStylePr>
     <w:tblStylePr w:type="lastCol">
       <w:rPr>
+        <w:rFonts w:eastAsia="黑体"/>
         <w:b w:val="0"/>
         <w:bCs w:val="0"/>
         <w:color w:themeColor="text1" w:val="000000"/>
@@ -9409,7 +9776,7 @@
       <w:spacing w:after="0" w:line="240" w:lineRule="auto"/>
     </w:pPr>
     <w:rPr>
-      <w:rFonts w:asciiTheme="majorHAnsi" w:cstheme="majorBidi" w:eastAsiaTheme="majorEastAsia" w:hAnsiTheme="majorHAnsi"/>
+      <w:rFonts w:asciiTheme="majorHAnsi" w:cstheme="majorBidi" w:hAnsiTheme="majorHAnsi" w:eastAsia="黑体"/>
       <w:color w:themeColor="text1" w:val="000000"/>
     </w:rPr>
     <w:tblPr>
@@ -9436,6 +9803,7 @@
     </w:tcPr>
     <w:tblStylePr w:type="firstRow">
       <w:rPr>
+        <w:rFonts w:eastAsia="黑体"/>
         <w:b/>
         <w:bCs/>
         <w:color w:themeColor="text1" w:val="000000"/>
@@ -9447,6 +9815,7 @@
     </w:tblStylePr>
     <w:tblStylePr w:type="lastRow">
       <w:rPr>
+        <w:rFonts w:eastAsia="黑体"/>
         <w:b/>
         <w:bCs/>
         <w:color w:themeColor="text1" w:val="000000"/>
@@ -9466,6 +9835,7 @@
     </w:tblStylePr>
     <w:tblStylePr w:type="firstCol">
       <w:rPr>
+        <w:rFonts w:eastAsia="黑体"/>
         <w:b/>
         <w:bCs/>
         <w:color w:themeColor="text1" w:val="000000"/>
@@ -9485,6 +9855,7 @@
     </w:tblStylePr>
     <w:tblStylePr w:type="lastCol">
       <w:rPr>
+        <w:rFonts w:eastAsia="黑体"/>
         <w:b w:val="0"/>
         <w:bCs w:val="0"/>
         <w:color w:themeColor="text1" w:val="000000"/>
@@ -9534,7 +9905,7 @@
       <w:spacing w:after="0" w:line="240" w:lineRule="auto"/>
     </w:pPr>
     <w:rPr>
-      <w:rFonts w:asciiTheme="majorHAnsi" w:cstheme="majorBidi" w:eastAsiaTheme="majorEastAsia" w:hAnsiTheme="majorHAnsi"/>
+      <w:rFonts w:asciiTheme="majorHAnsi" w:cstheme="majorBidi" w:hAnsiTheme="majorHAnsi" w:eastAsia="黑体"/>
       <w:color w:themeColor="text1" w:val="000000"/>
     </w:rPr>
     <w:tblPr>
@@ -9561,6 +9932,7 @@
     </w:tcPr>
     <w:tblStylePr w:type="firstRow">
       <w:rPr>
+        <w:rFonts w:eastAsia="黑体"/>
         <w:b/>
         <w:bCs/>
         <w:color w:themeColor="text1" w:val="000000"/>
@@ -9572,6 +9944,7 @@
     </w:tblStylePr>
     <w:tblStylePr w:type="lastRow">
       <w:rPr>
+        <w:rFonts w:eastAsia="黑体"/>
         <w:b/>
         <w:bCs/>
         <w:color w:themeColor="text1" w:val="000000"/>
@@ -9591,6 +9964,7 @@
     </w:tblStylePr>
     <w:tblStylePr w:type="firstCol">
       <w:rPr>
+        <w:rFonts w:eastAsia="黑体"/>
         <w:b/>
         <w:bCs/>
         <w:color w:themeColor="text1" w:val="000000"/>
@@ -9610,6 +9984,7 @@
     </w:tblStylePr>
     <w:tblStylePr w:type="lastCol">
       <w:rPr>
+        <w:rFonts w:eastAsia="黑体"/>
         <w:b w:val="0"/>
         <w:bCs w:val="0"/>
         <w:color w:themeColor="text1" w:val="000000"/>
@@ -9659,7 +10034,7 @@
       <w:spacing w:after="0" w:line="240" w:lineRule="auto"/>
     </w:pPr>
     <w:rPr>
-      <w:rFonts w:asciiTheme="majorHAnsi" w:cstheme="majorBidi" w:eastAsiaTheme="majorEastAsia" w:hAnsiTheme="majorHAnsi"/>
+      <w:rFonts w:asciiTheme="majorHAnsi" w:cstheme="majorBidi" w:hAnsiTheme="majorHAnsi" w:eastAsia="黑体"/>
       <w:color w:themeColor="text1" w:val="000000"/>
     </w:rPr>
     <w:tblPr>
@@ -9686,6 +10061,7 @@
     </w:tcPr>
     <w:tblStylePr w:type="firstRow">
       <w:rPr>
+        <w:rFonts w:eastAsia="黑体"/>
         <w:b/>
         <w:bCs/>
         <w:color w:themeColor="text1" w:val="000000"/>
@@ -9697,6 +10073,7 @@
     </w:tblStylePr>
     <w:tblStylePr w:type="lastRow">
       <w:rPr>
+        <w:rFonts w:eastAsia="黑体"/>
         <w:b/>
         <w:bCs/>
         <w:color w:themeColor="text1" w:val="000000"/>
@@ -9716,6 +10093,7 @@
     </w:tblStylePr>
     <w:tblStylePr w:type="firstCol">
       <w:rPr>
+        <w:rFonts w:eastAsia="黑体"/>
         <w:b/>
         <w:bCs/>
         <w:color w:themeColor="text1" w:val="000000"/>
@@ -9735,6 +10113,7 @@
     </w:tblStylePr>
     <w:tblStylePr w:type="lastCol">
       <w:rPr>
+        <w:rFonts w:eastAsia="黑体"/>
         <w:b w:val="0"/>
         <w:bCs w:val="0"/>
         <w:color w:themeColor="text1" w:val="000000"/>
@@ -9784,7 +10163,7 @@
       <w:spacing w:after="0" w:line="240" w:lineRule="auto"/>
     </w:pPr>
     <w:rPr>
-      <w:rFonts w:asciiTheme="majorHAnsi" w:cstheme="majorBidi" w:eastAsiaTheme="majorEastAsia" w:hAnsiTheme="majorHAnsi"/>
+      <w:rFonts w:asciiTheme="majorHAnsi" w:cstheme="majorBidi" w:hAnsiTheme="majorHAnsi" w:eastAsia="黑体"/>
       <w:color w:themeColor="text1" w:val="000000"/>
     </w:rPr>
     <w:tblPr>
@@ -9811,6 +10190,7 @@
     </w:tcPr>
     <w:tblStylePr w:type="firstRow">
       <w:rPr>
+        <w:rFonts w:eastAsia="黑体"/>
         <w:b/>
         <w:bCs/>
         <w:color w:themeColor="text1" w:val="000000"/>
@@ -9822,6 +10202,7 @@
     </w:tblStylePr>
     <w:tblStylePr w:type="lastRow">
       <w:rPr>
+        <w:rFonts w:eastAsia="黑体"/>
         <w:b/>
         <w:bCs/>
         <w:color w:themeColor="text1" w:val="000000"/>
@@ -9841,6 +10222,7 @@
     </w:tblStylePr>
     <w:tblStylePr w:type="firstCol">
       <w:rPr>
+        <w:rFonts w:eastAsia="黑体"/>
         <w:b/>
         <w:bCs/>
         <w:color w:themeColor="text1" w:val="000000"/>
@@ -9860,6 +10242,7 @@
     </w:tblStylePr>
     <w:tblStylePr w:type="lastCol">
       <w:rPr>
+        <w:rFonts w:eastAsia="黑体"/>
         <w:b w:val="0"/>
         <w:bCs w:val="0"/>
         <w:color w:themeColor="text1" w:val="000000"/>
@@ -9909,7 +10292,7 @@
       <w:spacing w:after="0" w:line="240" w:lineRule="auto"/>
     </w:pPr>
     <w:rPr>
-      <w:rFonts w:asciiTheme="majorHAnsi" w:cstheme="majorBidi" w:eastAsiaTheme="majorEastAsia" w:hAnsiTheme="majorHAnsi"/>
+      <w:rFonts w:asciiTheme="majorHAnsi" w:cstheme="majorBidi" w:hAnsiTheme="majorHAnsi" w:eastAsia="黑体"/>
       <w:color w:themeColor="text1" w:val="000000"/>
     </w:rPr>
     <w:tblPr>
@@ -9936,6 +10319,7 @@
     </w:tcPr>
     <w:tblStylePr w:type="firstRow">
       <w:rPr>
+        <w:rFonts w:eastAsia="黑体"/>
         <w:b/>
         <w:bCs/>
         <w:color w:themeColor="text1" w:val="000000"/>
@@ -9947,6 +10331,7 @@
     </w:tblStylePr>
     <w:tblStylePr w:type="lastRow">
       <w:rPr>
+        <w:rFonts w:eastAsia="黑体"/>
         <w:b/>
         <w:bCs/>
         <w:color w:themeColor="text1" w:val="000000"/>
@@ -9966,6 +10351,7 @@
     </w:tblStylePr>
     <w:tblStylePr w:type="firstCol">
       <w:rPr>
+        <w:rFonts w:eastAsia="黑体"/>
         <w:b/>
         <w:bCs/>
         <w:color w:themeColor="text1" w:val="000000"/>
@@ -9985,6 +10371,7 @@
     </w:tblStylePr>
     <w:tblStylePr w:type="lastCol">
       <w:rPr>
+        <w:rFonts w:eastAsia="黑体"/>
         <w:b w:val="0"/>
         <w:bCs w:val="0"/>
         <w:color w:themeColor="text1" w:val="000000"/>
@@ -10034,7 +10421,7 @@
       <w:spacing w:after="0" w:line="240" w:lineRule="auto"/>
     </w:pPr>
     <w:rPr>
-      <w:rFonts w:asciiTheme="majorHAnsi" w:cstheme="majorBidi" w:eastAsiaTheme="majorEastAsia" w:hAnsiTheme="majorHAnsi"/>
+      <w:rFonts w:asciiTheme="majorHAnsi" w:cstheme="majorBidi" w:hAnsiTheme="majorHAnsi" w:eastAsia="黑体"/>
       <w:color w:themeColor="text1" w:val="000000"/>
     </w:rPr>
     <w:tblPr>
@@ -10061,6 +10448,7 @@
     </w:tcPr>
     <w:tblStylePr w:type="firstRow">
       <w:rPr>
+        <w:rFonts w:eastAsia="黑体"/>
         <w:b/>
         <w:bCs/>
         <w:color w:themeColor="text1" w:val="000000"/>
@@ -10072,6 +10460,7 @@
     </w:tblStylePr>
     <w:tblStylePr w:type="lastRow">
       <w:rPr>
+        <w:rFonts w:eastAsia="黑体"/>
         <w:b/>
         <w:bCs/>
         <w:color w:themeColor="text1" w:val="000000"/>
@@ -10091,6 +10480,7 @@
     </w:tblStylePr>
     <w:tblStylePr w:type="firstCol">
       <w:rPr>
+        <w:rFonts w:eastAsia="黑体"/>
         <w:b/>
         <w:bCs/>
         <w:color w:themeColor="text1" w:val="000000"/>
@@ -10110,6 +10500,7 @@
     </w:tblStylePr>
     <w:tblStylePr w:type="lastCol">
       <w:rPr>
+        <w:rFonts w:eastAsia="黑体"/>
         <w:b w:val="0"/>
         <w:bCs w:val="0"/>
         <w:color w:themeColor="text1" w:val="000000"/>
@@ -10182,6 +10573,7 @@
     </w:tcPr>
     <w:tblStylePr w:type="firstRow">
       <w:rPr>
+        <w:rFonts w:eastAsia="黑体"/>
         <w:b/>
         <w:bCs/>
         <w:i w:val="0"/>
@@ -10203,6 +10595,7 @@
     </w:tblStylePr>
     <w:tblStylePr w:type="lastRow">
       <w:rPr>
+        <w:rFonts w:eastAsia="黑体"/>
         <w:b/>
         <w:bCs/>
         <w:i w:val="0"/>
@@ -10224,6 +10617,7 @@
     </w:tblStylePr>
     <w:tblStylePr w:type="firstCol">
       <w:rPr>
+        <w:rFonts w:eastAsia="黑体"/>
         <w:b/>
         <w:bCs/>
         <w:i w:val="0"/>
@@ -10243,6 +10637,7 @@
     </w:tblStylePr>
     <w:tblStylePr w:type="lastCol">
       <w:rPr>
+        <w:rFonts w:eastAsia="黑体"/>
         <w:b/>
         <w:bCs/>
         <w:i w:val="0"/>
@@ -10323,6 +10718,7 @@
     </w:tcPr>
     <w:tblStylePr w:type="firstRow">
       <w:rPr>
+        <w:rFonts w:eastAsia="黑体"/>
         <w:b/>
         <w:bCs/>
         <w:i w:val="0"/>
@@ -10344,6 +10740,7 @@
     </w:tblStylePr>
     <w:tblStylePr w:type="lastRow">
       <w:rPr>
+        <w:rFonts w:eastAsia="黑体"/>
         <w:b/>
         <w:bCs/>
         <w:i w:val="0"/>
@@ -10365,6 +10762,7 @@
     </w:tblStylePr>
     <w:tblStylePr w:type="firstCol">
       <w:rPr>
+        <w:rFonts w:eastAsia="黑体"/>
         <w:b/>
         <w:bCs/>
         <w:i w:val="0"/>
@@ -10384,6 +10782,7 @@
     </w:tblStylePr>
     <w:tblStylePr w:type="lastCol">
       <w:rPr>
+        <w:rFonts w:eastAsia="黑体"/>
         <w:b/>
         <w:bCs/>
         <w:i w:val="0"/>
@@ -10464,6 +10863,7 @@
     </w:tcPr>
     <w:tblStylePr w:type="firstRow">
       <w:rPr>
+        <w:rFonts w:eastAsia="黑体"/>
         <w:b/>
         <w:bCs/>
         <w:i w:val="0"/>
@@ -10485,6 +10885,7 @@
     </w:tblStylePr>
     <w:tblStylePr w:type="lastRow">
       <w:rPr>
+        <w:rFonts w:eastAsia="黑体"/>
         <w:b/>
         <w:bCs/>
         <w:i w:val="0"/>
@@ -10506,6 +10907,7 @@
     </w:tblStylePr>
     <w:tblStylePr w:type="firstCol">
       <w:rPr>
+        <w:rFonts w:eastAsia="黑体"/>
         <w:b/>
         <w:bCs/>
         <w:i w:val="0"/>
@@ -10525,6 +10927,7 @@
     </w:tblStylePr>
     <w:tblStylePr w:type="lastCol">
       <w:rPr>
+        <w:rFonts w:eastAsia="黑体"/>
         <w:b/>
         <w:bCs/>
         <w:i w:val="0"/>
@@ -10605,6 +11008,7 @@
     </w:tcPr>
     <w:tblStylePr w:type="firstRow">
       <w:rPr>
+        <w:rFonts w:eastAsia="黑体"/>
         <w:b/>
         <w:bCs/>
         <w:i w:val="0"/>
@@ -10626,6 +11030,7 @@
     </w:tblStylePr>
     <w:tblStylePr w:type="lastRow">
       <w:rPr>
+        <w:rFonts w:eastAsia="黑体"/>
         <w:b/>
         <w:bCs/>
         <w:i w:val="0"/>
@@ -10647,6 +11052,7 @@
     </w:tblStylePr>
     <w:tblStylePr w:type="firstCol">
       <w:rPr>
+        <w:rFonts w:eastAsia="黑体"/>
         <w:b/>
         <w:bCs/>
         <w:i w:val="0"/>
@@ -10666,6 +11072,7 @@
     </w:tblStylePr>
     <w:tblStylePr w:type="lastCol">
       <w:rPr>
+        <w:rFonts w:eastAsia="黑体"/>
         <w:b/>
         <w:bCs/>
         <w:i w:val="0"/>
@@ -10746,6 +11153,7 @@
     </w:tcPr>
     <w:tblStylePr w:type="firstRow">
       <w:rPr>
+        <w:rFonts w:eastAsia="黑体"/>
         <w:b/>
         <w:bCs/>
         <w:i w:val="0"/>
@@ -10767,6 +11175,7 @@
     </w:tblStylePr>
     <w:tblStylePr w:type="lastRow">
       <w:rPr>
+        <w:rFonts w:eastAsia="黑体"/>
         <w:b/>
         <w:bCs/>
         <w:i w:val="0"/>
@@ -10788,6 +11197,7 @@
     </w:tblStylePr>
     <w:tblStylePr w:type="firstCol">
       <w:rPr>
+        <w:rFonts w:eastAsia="黑体"/>
         <w:b/>
         <w:bCs/>
         <w:i w:val="0"/>
@@ -10807,6 +11217,7 @@
     </w:tblStylePr>
     <w:tblStylePr w:type="lastCol">
       <w:rPr>
+        <w:rFonts w:eastAsia="黑体"/>
         <w:b/>
         <w:bCs/>
         <w:i w:val="0"/>
@@ -10887,6 +11298,7 @@
     </w:tcPr>
     <w:tblStylePr w:type="firstRow">
       <w:rPr>
+        <w:rFonts w:eastAsia="黑体"/>
         <w:b/>
         <w:bCs/>
         <w:i w:val="0"/>
@@ -10908,6 +11320,7 @@
     </w:tblStylePr>
     <w:tblStylePr w:type="lastRow">
       <w:rPr>
+        <w:rFonts w:eastAsia="黑体"/>
         <w:b/>
         <w:bCs/>
         <w:i w:val="0"/>
@@ -10929,6 +11342,7 @@
     </w:tblStylePr>
     <w:tblStylePr w:type="firstCol">
       <w:rPr>
+        <w:rFonts w:eastAsia="黑体"/>
         <w:b/>
         <w:bCs/>
         <w:i w:val="0"/>
@@ -10948,6 +11362,7 @@
     </w:tblStylePr>
     <w:tblStylePr w:type="lastCol">
       <w:rPr>
+        <w:rFonts w:eastAsia="黑体"/>
         <w:b/>
         <w:bCs/>
         <w:i w:val="0"/>
@@ -11028,6 +11443,7 @@
     </w:tcPr>
     <w:tblStylePr w:type="firstRow">
       <w:rPr>
+        <w:rFonts w:eastAsia="黑体"/>
         <w:b/>
         <w:bCs/>
         <w:i w:val="0"/>
@@ -11049,6 +11465,7 @@
     </w:tblStylePr>
     <w:tblStylePr w:type="lastRow">
       <w:rPr>
+        <w:rFonts w:eastAsia="黑体"/>
         <w:b/>
         <w:bCs/>
         <w:i w:val="0"/>
@@ -11070,6 +11487,7 @@
     </w:tblStylePr>
     <w:tblStylePr w:type="firstCol">
       <w:rPr>
+        <w:rFonts w:eastAsia="黑体"/>
         <w:b/>
         <w:bCs/>
         <w:i w:val="0"/>
@@ -11089,6 +11507,7 @@
     </w:tblStylePr>
     <w:tblStylePr w:type="lastCol">
       <w:rPr>
+        <w:rFonts w:eastAsia="黑体"/>
         <w:b/>
         <w:bCs/>
         <w:i w:val="0"/>
@@ -11146,6 +11565,7 @@
       <w:spacing w:after="0" w:line="240" w:lineRule="auto"/>
     </w:pPr>
     <w:rPr>
+      <w:rFonts w:eastAsia="黑体"/>
       <w:color w:themeColor="background1" w:val="FFFFFF"/>
     </w:rPr>
     <w:tblPr>
@@ -11164,6 +11584,7 @@
     </w:tcPr>
     <w:tblStylePr w:type="firstRow">
       <w:rPr>
+        <w:rFonts w:eastAsia="黑体"/>
         <w:b/>
         <w:bCs/>
       </w:rPr>
@@ -11260,6 +11681,7 @@
       <w:spacing w:after="0" w:line="240" w:lineRule="auto"/>
     </w:pPr>
     <w:rPr>
+      <w:rFonts w:eastAsia="黑体"/>
       <w:color w:themeColor="background1" w:val="FFFFFF"/>
     </w:rPr>
     <w:tblPr>
@@ -11278,6 +11700,7 @@
     </w:tcPr>
     <w:tblStylePr w:type="firstRow">
       <w:rPr>
+        <w:rFonts w:eastAsia="黑体"/>
         <w:b/>
         <w:bCs/>
       </w:rPr>
@@ -11374,6 +11797,7 @@
       <w:spacing w:after="0" w:line="240" w:lineRule="auto"/>
     </w:pPr>
     <w:rPr>
+      <w:rFonts w:eastAsia="黑体"/>
       <w:color w:themeColor="background1" w:val="FFFFFF"/>
     </w:rPr>
     <w:tblPr>
@@ -11392,6 +11816,7 @@
     </w:tcPr>
     <w:tblStylePr w:type="firstRow">
       <w:rPr>
+        <w:rFonts w:eastAsia="黑体"/>
         <w:b/>
         <w:bCs/>
       </w:rPr>
@@ -11488,6 +11913,7 @@
       <w:spacing w:after="0" w:line="240" w:lineRule="auto"/>
     </w:pPr>
     <w:rPr>
+      <w:rFonts w:eastAsia="黑体"/>
       <w:color w:themeColor="background1" w:val="FFFFFF"/>
     </w:rPr>
     <w:tblPr>
@@ -11506,6 +11932,7 @@
     </w:tcPr>
     <w:tblStylePr w:type="firstRow">
       <w:rPr>
+        <w:rFonts w:eastAsia="黑体"/>
         <w:b/>
         <w:bCs/>
       </w:rPr>
@@ -11602,6 +12029,7 @@
       <w:spacing w:after="0" w:line="240" w:lineRule="auto"/>
     </w:pPr>
     <w:rPr>
+      <w:rFonts w:eastAsia="黑体"/>
       <w:color w:themeColor="background1" w:val="FFFFFF"/>
     </w:rPr>
     <w:tblPr>
@@ -11620,6 +12048,7 @@
     </w:tcPr>
     <w:tblStylePr w:type="firstRow">
       <w:rPr>
+        <w:rFonts w:eastAsia="黑体"/>
         <w:b/>
         <w:bCs/>
       </w:rPr>
@@ -11716,6 +12145,7 @@
       <w:spacing w:after="0" w:line="240" w:lineRule="auto"/>
     </w:pPr>
     <w:rPr>
+      <w:rFonts w:eastAsia="黑体"/>
       <w:color w:themeColor="background1" w:val="FFFFFF"/>
     </w:rPr>
     <w:tblPr>
@@ -11734,6 +12164,7 @@
     </w:tcPr>
     <w:tblStylePr w:type="firstRow">
       <w:rPr>
+        <w:rFonts w:eastAsia="黑体"/>
         <w:b/>
         <w:bCs/>
       </w:rPr>
@@ -11830,6 +12261,7 @@
       <w:spacing w:after="0" w:line="240" w:lineRule="auto"/>
     </w:pPr>
     <w:rPr>
+      <w:rFonts w:eastAsia="黑体"/>
       <w:color w:themeColor="background1" w:val="FFFFFF"/>
     </w:rPr>
     <w:tblPr>
@@ -11848,6 +12280,7 @@
     </w:tcPr>
     <w:tblStylePr w:type="firstRow">
       <w:rPr>
+        <w:rFonts w:eastAsia="黑体"/>
         <w:b/>
         <w:bCs/>
       </w:rPr>
@@ -11944,6 +12377,7 @@
       <w:spacing w:after="0" w:line="240" w:lineRule="auto"/>
     </w:pPr>
     <w:rPr>
+      <w:rFonts w:eastAsia="黑体"/>
       <w:color w:themeColor="text1" w:val="000000"/>
     </w:rPr>
     <w:tblPr>
@@ -11970,6 +12404,7 @@
     </w:tcPr>
     <w:tblStylePr w:type="firstRow">
       <w:rPr>
+        <w:rFonts w:eastAsia="黑体"/>
         <w:b/>
         <w:bCs/>
       </w:rPr>
@@ -11988,6 +12423,7 @@
     </w:tblStylePr>
     <w:tblStylePr w:type="lastRow">
       <w:rPr>
+        <w:rFonts w:eastAsia="黑体"/>
         <w:b/>
         <w:bCs/>
         <w:color w:themeColor="background1" w:val="FFFFFF"/>
@@ -12002,6 +12438,7 @@
     </w:tblStylePr>
     <w:tblStylePr w:type="firstCol">
       <w:rPr>
+        <w:rFonts w:eastAsia="黑体"/>
         <w:color w:themeColor="background1" w:val="FFFFFF"/>
       </w:rPr>
       <w:tblPr/>
@@ -12019,6 +12456,7 @@
     </w:tblStylePr>
     <w:tblStylePr w:type="lastCol">
       <w:rPr>
+        <w:rFonts w:eastAsia="黑体"/>
         <w:color w:themeColor="background1" w:val="FFFFFF"/>
       </w:rPr>
       <w:tblPr/>
@@ -12048,11 +12486,13 @@
     </w:tblStylePr>
     <w:tblStylePr w:type="neCell">
       <w:rPr>
+        <w:rFonts w:eastAsia="黑体"/>
         <w:color w:themeColor="text1" w:val="000000"/>
       </w:rPr>
     </w:tblStylePr>
     <w:tblStylePr w:type="nwCell">
       <w:rPr>
+        <w:rFonts w:eastAsia="黑体"/>
         <w:color w:themeColor="text1" w:val="000000"/>
       </w:rPr>
     </w:tblStylePr>
@@ -12066,6 +12506,7 @@
       <w:spacing w:after="0" w:line="240" w:lineRule="auto"/>
     </w:pPr>
     <w:rPr>
+      <w:rFonts w:eastAsia="黑体"/>
       <w:color w:themeColor="text1" w:val="000000"/>
     </w:rPr>
     <w:tblPr>
@@ -12092,6 +12533,7 @@
     </w:tcPr>
     <w:tblStylePr w:type="firstRow">
       <w:rPr>
+        <w:rFonts w:eastAsia="黑体"/>
         <w:b/>
         <w:bCs/>
       </w:rPr>
@@ -12110,6 +12552,7 @@
     </w:tblStylePr>
     <w:tblStylePr w:type="lastRow">
       <w:rPr>
+        <w:rFonts w:eastAsia="黑体"/>
         <w:b/>
         <w:bCs/>
         <w:color w:themeColor="background1" w:val="FFFFFF"/>
@@ -12124,6 +12567,7 @@
     </w:tblStylePr>
     <w:tblStylePr w:type="firstCol">
       <w:rPr>
+        <w:rFonts w:eastAsia="黑体"/>
         <w:color w:themeColor="background1" w:val="FFFFFF"/>
       </w:rPr>
       <w:tblPr/>
@@ -12141,6 +12585,7 @@
     </w:tblStylePr>
     <w:tblStylePr w:type="lastCol">
       <w:rPr>
+        <w:rFonts w:eastAsia="黑体"/>
         <w:color w:themeColor="background1" w:val="FFFFFF"/>
       </w:rPr>
       <w:tblPr/>
@@ -12170,11 +12615,13 @@
     </w:tblStylePr>
     <w:tblStylePr w:type="neCell">
       <w:rPr>
+        <w:rFonts w:eastAsia="黑体"/>
         <w:color w:themeColor="text1" w:val="000000"/>
       </w:rPr>
     </w:tblStylePr>
     <w:tblStylePr w:type="nwCell">
       <w:rPr>
+        <w:rFonts w:eastAsia="黑体"/>
         <w:color w:themeColor="text1" w:val="000000"/>
       </w:rPr>
     </w:tblStylePr>
@@ -12188,6 +12635,7 @@
       <w:spacing w:after="0" w:line="240" w:lineRule="auto"/>
     </w:pPr>
     <w:rPr>
+      <w:rFonts w:eastAsia="黑体"/>
       <w:color w:themeColor="text1" w:val="000000"/>
     </w:rPr>
     <w:tblPr>
@@ -12214,6 +12662,7 @@
     </w:tcPr>
     <w:tblStylePr w:type="firstRow">
       <w:rPr>
+        <w:rFonts w:eastAsia="黑体"/>
         <w:b/>
         <w:bCs/>
       </w:rPr>
@@ -12232,6 +12681,7 @@
     </w:tblStylePr>
     <w:tblStylePr w:type="lastRow">
       <w:rPr>
+        <w:rFonts w:eastAsia="黑体"/>
         <w:b/>
         <w:bCs/>
         <w:color w:themeColor="background1" w:val="FFFFFF"/>
@@ -12246,6 +12696,7 @@
     </w:tblStylePr>
     <w:tblStylePr w:type="firstCol">
       <w:rPr>
+        <w:rFonts w:eastAsia="黑体"/>
         <w:color w:themeColor="background1" w:val="FFFFFF"/>
       </w:rPr>
       <w:tblPr/>
@@ -12263,6 +12714,7 @@
     </w:tblStylePr>
     <w:tblStylePr w:type="lastCol">
       <w:rPr>
+        <w:rFonts w:eastAsia="黑体"/>
         <w:color w:themeColor="background1" w:val="FFFFFF"/>
       </w:rPr>
       <w:tblPr/>
@@ -12292,11 +12744,13 @@
     </w:tblStylePr>
     <w:tblStylePr w:type="neCell">
       <w:rPr>
+        <w:rFonts w:eastAsia="黑体"/>
         <w:color w:themeColor="text1" w:val="000000"/>
       </w:rPr>
     </w:tblStylePr>
     <w:tblStylePr w:type="nwCell">
       <w:rPr>
+        <w:rFonts w:eastAsia="黑体"/>
         <w:color w:themeColor="text1" w:val="000000"/>
       </w:rPr>
     </w:tblStylePr>
@@ -12310,6 +12764,7 @@
       <w:spacing w:after="0" w:line="240" w:lineRule="auto"/>
     </w:pPr>
     <w:rPr>
+      <w:rFonts w:eastAsia="黑体"/>
       <w:color w:themeColor="text1" w:val="000000"/>
     </w:rPr>
     <w:tblPr>
@@ -12336,6 +12791,7 @@
     </w:tcPr>
     <w:tblStylePr w:type="firstRow">
       <w:rPr>
+        <w:rFonts w:eastAsia="黑体"/>
         <w:b/>
         <w:bCs/>
       </w:rPr>
@@ -12354,6 +12810,7 @@
     </w:tblStylePr>
     <w:tblStylePr w:type="lastRow">
       <w:rPr>
+        <w:rFonts w:eastAsia="黑体"/>
         <w:b/>
         <w:bCs/>
         <w:color w:themeColor="background1" w:val="FFFFFF"/>
@@ -12368,6 +12825,7 @@
     </w:tblStylePr>
     <w:tblStylePr w:type="firstCol">
       <w:rPr>
+        <w:rFonts w:eastAsia="黑体"/>
         <w:color w:themeColor="background1" w:val="FFFFFF"/>
       </w:rPr>
       <w:tblPr/>
@@ -12385,6 +12843,7 @@
     </w:tblStylePr>
     <w:tblStylePr w:type="lastCol">
       <w:rPr>
+        <w:rFonts w:eastAsia="黑体"/>
         <w:color w:themeColor="background1" w:val="FFFFFF"/>
       </w:rPr>
       <w:tblPr/>
@@ -12422,6 +12881,7 @@
       <w:spacing w:after="0" w:line="240" w:lineRule="auto"/>
     </w:pPr>
     <w:rPr>
+      <w:rFonts w:eastAsia="黑体"/>
       <w:color w:themeColor="text1" w:val="000000"/>
     </w:rPr>
     <w:tblPr>
@@ -12448,6 +12908,7 @@
     </w:tcPr>
     <w:tblStylePr w:type="firstRow">
       <w:rPr>
+        <w:rFonts w:eastAsia="黑体"/>
         <w:b/>
         <w:bCs/>
       </w:rPr>
@@ -12466,6 +12927,7 @@
     </w:tblStylePr>
     <w:tblStylePr w:type="lastRow">
       <w:rPr>
+        <w:rFonts w:eastAsia="黑体"/>
         <w:b/>
         <w:bCs/>
         <w:color w:themeColor="background1" w:val="FFFFFF"/>
@@ -12480,6 +12942,7 @@
     </w:tblStylePr>
     <w:tblStylePr w:type="firstCol">
       <w:rPr>
+        <w:rFonts w:eastAsia="黑体"/>
         <w:color w:themeColor="background1" w:val="FFFFFF"/>
       </w:rPr>
       <w:tblPr/>
@@ -12497,6 +12960,7 @@
     </w:tblStylePr>
     <w:tblStylePr w:type="lastCol">
       <w:rPr>
+        <w:rFonts w:eastAsia="黑体"/>
         <w:color w:themeColor="background1" w:val="FFFFFF"/>
       </w:rPr>
       <w:tblPr/>
@@ -12526,11 +12990,13 @@
     </w:tblStylePr>
     <w:tblStylePr w:type="neCell">
       <w:rPr>
+        <w:rFonts w:eastAsia="黑体"/>
         <w:color w:themeColor="text1" w:val="000000"/>
       </w:rPr>
     </w:tblStylePr>
     <w:tblStylePr w:type="nwCell">
       <w:rPr>
+        <w:rFonts w:eastAsia="黑体"/>
         <w:color w:themeColor="text1" w:val="000000"/>
       </w:rPr>
     </w:tblStylePr>
@@ -12544,6 +13010,7 @@
       <w:spacing w:after="0" w:line="240" w:lineRule="auto"/>
     </w:pPr>
     <w:rPr>
+      <w:rFonts w:eastAsia="黑体"/>
       <w:color w:themeColor="text1" w:val="000000"/>
     </w:rPr>
     <w:tblPr>
@@ -12570,6 +13037,7 @@
     </w:tcPr>
     <w:tblStylePr w:type="firstRow">
       <w:rPr>
+        <w:rFonts w:eastAsia="黑体"/>
         <w:b/>
         <w:bCs/>
       </w:rPr>
@@ -12588,6 +13056,7 @@
     </w:tblStylePr>
     <w:tblStylePr w:type="lastRow">
       <w:rPr>
+        <w:rFonts w:eastAsia="黑体"/>
         <w:b/>
         <w:bCs/>
         <w:color w:themeColor="background1" w:val="FFFFFF"/>
@@ -12602,6 +13071,7 @@
     </w:tblStylePr>
     <w:tblStylePr w:type="firstCol">
       <w:rPr>
+        <w:rFonts w:eastAsia="黑体"/>
         <w:color w:themeColor="background1" w:val="FFFFFF"/>
       </w:rPr>
       <w:tblPr/>
@@ -12619,6 +13089,7 @@
     </w:tblStylePr>
     <w:tblStylePr w:type="lastCol">
       <w:rPr>
+        <w:rFonts w:eastAsia="黑体"/>
         <w:color w:themeColor="background1" w:val="FFFFFF"/>
       </w:rPr>
       <w:tblPr/>
@@ -12648,11 +13119,13 @@
     </w:tblStylePr>
     <w:tblStylePr w:type="neCell">
       <w:rPr>
+        <w:rFonts w:eastAsia="黑体"/>
         <w:color w:themeColor="text1" w:val="000000"/>
       </w:rPr>
     </w:tblStylePr>
     <w:tblStylePr w:type="nwCell">
       <w:rPr>
+        <w:rFonts w:eastAsia="黑体"/>
         <w:color w:themeColor="text1" w:val="000000"/>
       </w:rPr>
     </w:tblStylePr>
@@ -12666,6 +13139,7 @@
       <w:spacing w:after="0" w:line="240" w:lineRule="auto"/>
     </w:pPr>
     <w:rPr>
+      <w:rFonts w:eastAsia="黑体"/>
       <w:color w:themeColor="text1" w:val="000000"/>
     </w:rPr>
     <w:tblPr>
@@ -12692,6 +13166,7 @@
     </w:tcPr>
     <w:tblStylePr w:type="firstRow">
       <w:rPr>
+        <w:rFonts w:eastAsia="黑体"/>
         <w:b/>
         <w:bCs/>
       </w:rPr>
@@ -12710,6 +13185,7 @@
     </w:tblStylePr>
     <w:tblStylePr w:type="lastRow">
       <w:rPr>
+        <w:rFonts w:eastAsia="黑体"/>
         <w:b/>
         <w:bCs/>
         <w:color w:themeColor="background1" w:val="FFFFFF"/>
@@ -12724,6 +13200,7 @@
     </w:tblStylePr>
     <w:tblStylePr w:type="firstCol">
       <w:rPr>
+        <w:rFonts w:eastAsia="黑体"/>
         <w:color w:themeColor="background1" w:val="FFFFFF"/>
       </w:rPr>
       <w:tblPr/>
@@ -12741,6 +13218,7 @@
     </w:tblStylePr>
     <w:tblStylePr w:type="lastCol">
       <w:rPr>
+        <w:rFonts w:eastAsia="黑体"/>
         <w:color w:themeColor="background1" w:val="FFFFFF"/>
       </w:rPr>
       <w:tblPr/>
@@ -12770,11 +13248,13 @@
     </w:tblStylePr>
     <w:tblStylePr w:type="neCell">
       <w:rPr>
+        <w:rFonts w:eastAsia="黑体"/>
         <w:color w:themeColor="text1" w:val="000000"/>
       </w:rPr>
     </w:tblStylePr>
     <w:tblStylePr w:type="nwCell">
       <w:rPr>
+        <w:rFonts w:eastAsia="黑体"/>
         <w:color w:themeColor="text1" w:val="000000"/>
       </w:rPr>
     </w:tblStylePr>
@@ -12788,6 +13268,7 @@
       <w:spacing w:after="0" w:line="240" w:lineRule="auto"/>
     </w:pPr>
     <w:rPr>
+      <w:rFonts w:eastAsia="黑体"/>
       <w:color w:themeColor="text1" w:val="000000"/>
     </w:rPr>
     <w:tblPr>
@@ -12806,6 +13287,7 @@
     </w:tcPr>
     <w:tblStylePr w:type="firstRow">
       <w:rPr>
+        <w:rFonts w:eastAsia="黑体"/>
         <w:b/>
         <w:bCs/>
         <w:color w:themeColor="background1" w:val="FFFFFF"/>
@@ -12820,6 +13302,7 @@
     </w:tblStylePr>
     <w:tblStylePr w:type="lastRow">
       <w:rPr>
+        <w:rFonts w:eastAsia="黑体"/>
         <w:b/>
         <w:bCs/>
         <w:color w:themeColor="accent2" w:themeShade="CC" w:val="9E3A38"/>
@@ -12834,12 +13317,14 @@
     </w:tblStylePr>
     <w:tblStylePr w:type="firstCol">
       <w:rPr>
+        <w:rFonts w:eastAsia="黑体"/>
         <w:b/>
         <w:bCs/>
       </w:rPr>
     </w:tblStylePr>
     <w:tblStylePr w:type="lastCol">
       <w:rPr>
+        <w:rFonts w:eastAsia="黑体"/>
         <w:b/>
         <w:bCs/>
       </w:rPr>
@@ -12874,6 +13359,7 @@
       <w:spacing w:after="0" w:line="240" w:lineRule="auto"/>
     </w:pPr>
     <w:rPr>
+      <w:rFonts w:eastAsia="黑体"/>
       <w:color w:themeColor="text1" w:val="000000"/>
     </w:rPr>
     <w:tblPr>
@@ -12892,6 +13378,7 @@
     </w:tcPr>
     <w:tblStylePr w:type="firstRow">
       <w:rPr>
+        <w:rFonts w:eastAsia="黑体"/>
         <w:b/>
         <w:bCs/>
         <w:color w:themeColor="background1" w:val="FFFFFF"/>
@@ -12906,6 +13393,7 @@
     </w:tblStylePr>
     <w:tblStylePr w:type="lastRow">
       <w:rPr>
+        <w:rFonts w:eastAsia="黑体"/>
         <w:b/>
         <w:bCs/>
         <w:color w:themeColor="accent2" w:themeShade="CC" w:val="9E3A38"/>
@@ -12920,12 +13408,14 @@
     </w:tblStylePr>
     <w:tblStylePr w:type="firstCol">
       <w:rPr>
+        <w:rFonts w:eastAsia="黑体"/>
         <w:b/>
         <w:bCs/>
       </w:rPr>
     </w:tblStylePr>
     <w:tblStylePr w:type="lastCol">
       <w:rPr>
+        <w:rFonts w:eastAsia="黑体"/>
         <w:b/>
         <w:bCs/>
       </w:rPr>
@@ -12960,6 +13450,7 @@
       <w:spacing w:after="0" w:line="240" w:lineRule="auto"/>
     </w:pPr>
     <w:rPr>
+      <w:rFonts w:eastAsia="黑体"/>
       <w:color w:themeColor="text1" w:val="000000"/>
     </w:rPr>
     <w:tblPr>
@@ -12978,6 +13469,7 @@
     </w:tcPr>
     <w:tblStylePr w:type="firstRow">
       <w:rPr>
+        <w:rFonts w:eastAsia="黑体"/>
         <w:b/>
         <w:bCs/>
         <w:color w:themeColor="background1" w:val="FFFFFF"/>
@@ -12992,6 +13484,7 @@
     </w:tblStylePr>
     <w:tblStylePr w:type="lastRow">
       <w:rPr>
+        <w:rFonts w:eastAsia="黑体"/>
         <w:b/>
         <w:bCs/>
         <w:color w:themeColor="accent2" w:themeShade="CC" w:val="9E3A38"/>
@@ -13006,12 +13499,14 @@
     </w:tblStylePr>
     <w:tblStylePr w:type="firstCol">
       <w:rPr>
+        <w:rFonts w:eastAsia="黑体"/>
         <w:b/>
         <w:bCs/>
       </w:rPr>
     </w:tblStylePr>
     <w:tblStylePr w:type="lastCol">
       <w:rPr>
+        <w:rFonts w:eastAsia="黑体"/>
         <w:b/>
         <w:bCs/>
       </w:rPr>
@@ -13046,6 +13541,7 @@
       <w:spacing w:after="0" w:line="240" w:lineRule="auto"/>
     </w:pPr>
     <w:rPr>
+      <w:rFonts w:eastAsia="黑体"/>
       <w:color w:themeColor="text1" w:val="000000"/>
     </w:rPr>
     <w:tblPr>
@@ -13064,6 +13560,7 @@
     </w:tcPr>
     <w:tblStylePr w:type="firstRow">
       <w:rPr>
+        <w:rFonts w:eastAsia="黑体"/>
         <w:b/>
         <w:bCs/>
         <w:color w:themeColor="background1" w:val="FFFFFF"/>
@@ -13078,6 +13575,7 @@
     </w:tblStylePr>
     <w:tblStylePr w:type="lastRow">
       <w:rPr>
+        <w:rFonts w:eastAsia="黑体"/>
         <w:b/>
         <w:bCs/>
         <w:color w:themeColor="accent4" w:themeShade="CC" w:val="664E82"/>
@@ -13092,12 +13590,14 @@
     </w:tblStylePr>
     <w:tblStylePr w:type="firstCol">
       <w:rPr>
+        <w:rFonts w:eastAsia="黑体"/>
         <w:b/>
         <w:bCs/>
       </w:rPr>
     </w:tblStylePr>
     <w:tblStylePr w:type="lastCol">
       <w:rPr>
+        <w:rFonts w:eastAsia="黑体"/>
         <w:b/>
         <w:bCs/>
       </w:rPr>
@@ -13132,6 +13632,7 @@
       <w:spacing w:after="0" w:line="240" w:lineRule="auto"/>
     </w:pPr>
     <w:rPr>
+      <w:rFonts w:eastAsia="黑体"/>
       <w:color w:themeColor="text1" w:val="000000"/>
     </w:rPr>
     <w:tblPr>
@@ -13150,6 +13651,7 @@
     </w:tcPr>
     <w:tblStylePr w:type="firstRow">
       <w:rPr>
+        <w:rFonts w:eastAsia="黑体"/>
         <w:b/>
         <w:bCs/>
         <w:color w:themeColor="background1" w:val="FFFFFF"/>
@@ -13164,6 +13666,7 @@
     </w:tblStylePr>
     <w:tblStylePr w:type="lastRow">
       <w:rPr>
+        <w:rFonts w:eastAsia="黑体"/>
         <w:b/>
         <w:bCs/>
         <w:color w:themeColor="accent3" w:themeShade="CC" w:val="7E9C40"/>
@@ -13178,12 +13681,14 @@
     </w:tblStylePr>
     <w:tblStylePr w:type="firstCol">
       <w:rPr>
+        <w:rFonts w:eastAsia="黑体"/>
         <w:b/>
         <w:bCs/>
       </w:rPr>
     </w:tblStylePr>
     <w:tblStylePr w:type="lastCol">
       <w:rPr>
+        <w:rFonts w:eastAsia="黑体"/>
         <w:b/>
         <w:bCs/>
       </w:rPr>
@@ -13218,6 +13723,7 @@
       <w:spacing w:after="0" w:line="240" w:lineRule="auto"/>
     </w:pPr>
     <w:rPr>
+      <w:rFonts w:eastAsia="黑体"/>
       <w:color w:themeColor="text1" w:val="000000"/>
     </w:rPr>
     <w:tblPr>
@@ -13236,6 +13742,7 @@
     </w:tcPr>
     <w:tblStylePr w:type="firstRow">
       <w:rPr>
+        <w:rFonts w:eastAsia="黑体"/>
         <w:b/>
         <w:bCs/>
         <w:color w:themeColor="background1" w:val="FFFFFF"/>
@@ -13250,6 +13757,7 @@
     </w:tblStylePr>
     <w:tblStylePr w:type="lastRow">
       <w:rPr>
+        <w:rFonts w:eastAsia="黑体"/>
         <w:b/>
         <w:bCs/>
         <w:color w:themeColor="accent6" w:themeShade="CC" w:val="F2730A"/>
@@ -13264,12 +13772,14 @@
     </w:tblStylePr>
     <w:tblStylePr w:type="firstCol">
       <w:rPr>
+        <w:rFonts w:eastAsia="黑体"/>
         <w:b/>
         <w:bCs/>
       </w:rPr>
     </w:tblStylePr>
     <w:tblStylePr w:type="lastCol">
       <w:rPr>
+        <w:rFonts w:eastAsia="黑体"/>
         <w:b/>
         <w:bCs/>
       </w:rPr>
@@ -13304,6 +13814,7 @@
       <w:spacing w:after="0" w:line="240" w:lineRule="auto"/>
     </w:pPr>
     <w:rPr>
+      <w:rFonts w:eastAsia="黑体"/>
       <w:color w:themeColor="text1" w:val="000000"/>
     </w:rPr>
     <w:tblPr>
@@ -13322,6 +13833,7 @@
     </w:tcPr>
     <w:tblStylePr w:type="firstRow">
       <w:rPr>
+        <w:rFonts w:eastAsia="黑体"/>
         <w:b/>
         <w:bCs/>
         <w:color w:themeColor="background1" w:val="FFFFFF"/>
@@ -13336,6 +13848,7 @@
     </w:tblStylePr>
     <w:tblStylePr w:type="lastRow">
       <w:rPr>
+        <w:rFonts w:eastAsia="黑体"/>
         <w:b/>
         <w:bCs/>
         <w:color w:themeColor="accent5" w:themeShade="CC" w:val="348DA5"/>
@@ -13350,12 +13863,14 @@
     </w:tblStylePr>
     <w:tblStylePr w:type="firstCol">
       <w:rPr>
+        <w:rFonts w:eastAsia="黑体"/>
         <w:b/>
         <w:bCs/>
       </w:rPr>
     </w:tblStylePr>
     <w:tblStylePr w:type="lastCol">
       <w:rPr>
+        <w:rFonts w:eastAsia="黑体"/>
         <w:b/>
         <w:bCs/>
       </w:rPr>
@@ -13390,6 +13905,7 @@
       <w:spacing w:after="0" w:line="240" w:lineRule="auto"/>
     </w:pPr>
     <w:rPr>
+      <w:rFonts w:eastAsia="黑体"/>
       <w:color w:themeColor="text1" w:val="000000"/>
     </w:rPr>
     <w:tblPr>
@@ -13411,6 +13927,7 @@
     </w:tcPr>
     <w:tblStylePr w:type="firstRow">
       <w:rPr>
+        <w:rFonts w:eastAsia="黑体"/>
         <w:b/>
         <w:bCs/>
       </w:rPr>
@@ -13421,6 +13938,7 @@
     </w:tblStylePr>
     <w:tblStylePr w:type="lastRow">
       <w:rPr>
+        <w:rFonts w:eastAsia="黑体"/>
         <w:b/>
         <w:bCs/>
         <w:color w:themeColor="text1" w:val="000000"/>
@@ -13432,6 +13950,7 @@
     </w:tblStylePr>
     <w:tblStylePr w:type="firstCol">
       <w:rPr>
+        <w:rFonts w:eastAsia="黑体"/>
         <w:color w:themeColor="background1" w:val="FFFFFF"/>
       </w:rPr>
       <w:tblPr/>
@@ -13441,6 +13960,7 @@
     </w:tblStylePr>
     <w:tblStylePr w:type="lastCol">
       <w:rPr>
+        <w:rFonts w:eastAsia="黑体"/>
         <w:color w:themeColor="background1" w:val="FFFFFF"/>
       </w:rPr>
       <w:tblPr/>
@@ -13470,6 +13990,7 @@
       <w:spacing w:after="0" w:line="240" w:lineRule="auto"/>
     </w:pPr>
     <w:rPr>
+      <w:rFonts w:eastAsia="黑体"/>
       <w:color w:themeColor="text1" w:val="000000"/>
     </w:rPr>
     <w:tblPr>
@@ -13491,6 +14012,7 @@
     </w:tcPr>
     <w:tblStylePr w:type="firstRow">
       <w:rPr>
+        <w:rFonts w:eastAsia="黑体"/>
         <w:b/>
         <w:bCs/>
       </w:rPr>
@@ -13501,6 +14023,7 @@
     </w:tblStylePr>
     <w:tblStylePr w:type="lastRow">
       <w:rPr>
+        <w:rFonts w:eastAsia="黑体"/>
         <w:b/>
         <w:bCs/>
         <w:color w:themeColor="text1" w:val="000000"/>
@@ -13512,6 +14035,7 @@
     </w:tblStylePr>
     <w:tblStylePr w:type="firstCol">
       <w:rPr>
+        <w:rFonts w:eastAsia="黑体"/>
         <w:color w:themeColor="background1" w:val="FFFFFF"/>
       </w:rPr>
       <w:tblPr/>
@@ -13521,6 +14045,7 @@
     </w:tblStylePr>
     <w:tblStylePr w:type="lastCol">
       <w:rPr>
+        <w:rFonts w:eastAsia="黑体"/>
         <w:color w:themeColor="background1" w:val="FFFFFF"/>
       </w:rPr>
       <w:tblPr/>
@@ -13550,6 +14075,7 @@
       <w:spacing w:after="0" w:line="240" w:lineRule="auto"/>
     </w:pPr>
     <w:rPr>
+      <w:rFonts w:eastAsia="黑体"/>
       <w:color w:themeColor="text1" w:val="000000"/>
     </w:rPr>
     <w:tblPr>
@@ -13571,6 +14097,7 @@
     </w:tcPr>
     <w:tblStylePr w:type="firstRow">
       <w:rPr>
+        <w:rFonts w:eastAsia="黑体"/>
         <w:b/>
         <w:bCs/>
       </w:rPr>
@@ -13581,6 +14108,7 @@
     </w:tblStylePr>
     <w:tblStylePr w:type="lastRow">
       <w:rPr>
+        <w:rFonts w:eastAsia="黑体"/>
         <w:b/>
         <w:bCs/>
         <w:color w:themeColor="text1" w:val="000000"/>
@@ -13592,6 +14120,7 @@
     </w:tblStylePr>
     <w:tblStylePr w:type="firstCol">
       <w:rPr>
+        <w:rFonts w:eastAsia="黑体"/>
         <w:color w:themeColor="background1" w:val="FFFFFF"/>
       </w:rPr>
       <w:tblPr/>
@@ -13601,6 +14130,7 @@
     </w:tblStylePr>
     <w:tblStylePr w:type="lastCol">
       <w:rPr>
+        <w:rFonts w:eastAsia="黑体"/>
         <w:color w:themeColor="background1" w:val="FFFFFF"/>
       </w:rPr>
       <w:tblPr/>
@@ -13630,6 +14160,7 @@
       <w:spacing w:after="0" w:line="240" w:lineRule="auto"/>
     </w:pPr>
     <w:rPr>
+      <w:rFonts w:eastAsia="黑体"/>
       <w:color w:themeColor="text1" w:val="000000"/>
     </w:rPr>
     <w:tblPr>
@@ -13651,6 +14182,7 @@
     </w:tcPr>
     <w:tblStylePr w:type="firstRow">
       <w:rPr>
+        <w:rFonts w:eastAsia="黑体"/>
         <w:b/>
         <w:bCs/>
       </w:rPr>
@@ -13661,6 +14193,7 @@
     </w:tblStylePr>
     <w:tblStylePr w:type="lastRow">
       <w:rPr>
+        <w:rFonts w:eastAsia="黑体"/>
         <w:b/>
         <w:bCs/>
         <w:color w:themeColor="text1" w:val="000000"/>
@@ -13672,6 +14205,7 @@
     </w:tblStylePr>
     <w:tblStylePr w:type="firstCol">
       <w:rPr>
+        <w:rFonts w:eastAsia="黑体"/>
         <w:color w:themeColor="background1" w:val="FFFFFF"/>
       </w:rPr>
       <w:tblPr/>
@@ -13681,6 +14215,7 @@
     </w:tblStylePr>
     <w:tblStylePr w:type="lastCol">
       <w:rPr>
+        <w:rFonts w:eastAsia="黑体"/>
         <w:color w:themeColor="background1" w:val="FFFFFF"/>
       </w:rPr>
       <w:tblPr/>
@@ -13710,6 +14245,7 @@
       <w:spacing w:after="0" w:line="240" w:lineRule="auto"/>
     </w:pPr>
     <w:rPr>
+      <w:rFonts w:eastAsia="黑体"/>
       <w:color w:themeColor="text1" w:val="000000"/>
     </w:rPr>
     <w:tblPr>
@@ -13731,6 +14267,7 @@
     </w:tcPr>
     <w:tblStylePr w:type="firstRow">
       <w:rPr>
+        <w:rFonts w:eastAsia="黑体"/>
         <w:b/>
         <w:bCs/>
       </w:rPr>
@@ -13741,6 +14278,7 @@
     </w:tblStylePr>
     <w:tblStylePr w:type="lastRow">
       <w:rPr>
+        <w:rFonts w:eastAsia="黑体"/>
         <w:b/>
         <w:bCs/>
         <w:color w:themeColor="text1" w:val="000000"/>
@@ -13752,6 +14290,7 @@
     </w:tblStylePr>
     <w:tblStylePr w:type="firstCol">
       <w:rPr>
+        <w:rFonts w:eastAsia="黑体"/>
         <w:color w:themeColor="background1" w:val="FFFFFF"/>
       </w:rPr>
       <w:tblPr/>
@@ -13761,6 +14300,7 @@
     </w:tblStylePr>
     <w:tblStylePr w:type="lastCol">
       <w:rPr>
+        <w:rFonts w:eastAsia="黑体"/>
         <w:color w:themeColor="background1" w:val="FFFFFF"/>
       </w:rPr>
       <w:tblPr/>
@@ -13790,6 +14330,7 @@
       <w:spacing w:after="0" w:line="240" w:lineRule="auto"/>
     </w:pPr>
     <w:rPr>
+      <w:rFonts w:eastAsia="黑体"/>
       <w:color w:themeColor="text1" w:val="000000"/>
     </w:rPr>
     <w:tblPr>
@@ -13811,6 +14352,7 @@
     </w:tcPr>
     <w:tblStylePr w:type="firstRow">
       <w:rPr>
+        <w:rFonts w:eastAsia="黑体"/>
         <w:b/>
         <w:bCs/>
       </w:rPr>
@@ -13821,6 +14363,7 @@
     </w:tblStylePr>
     <w:tblStylePr w:type="lastRow">
       <w:rPr>
+        <w:rFonts w:eastAsia="黑体"/>
         <w:b/>
         <w:bCs/>
         <w:color w:themeColor="text1" w:val="000000"/>
@@ -13832,6 +14375,7 @@
     </w:tblStylePr>
     <w:tblStylePr w:type="firstCol">
       <w:rPr>
+        <w:rFonts w:eastAsia="黑体"/>
         <w:color w:themeColor="background1" w:val="FFFFFF"/>
       </w:rPr>
       <w:tblPr/>
@@ -13841,6 +14385,7 @@
     </w:tblStylePr>
     <w:tblStylePr w:type="lastCol">
       <w:rPr>
+        <w:rFonts w:eastAsia="黑体"/>
         <w:color w:themeColor="background1" w:val="FFFFFF"/>
       </w:rPr>
       <w:tblPr/>
@@ -13870,6 +14415,7 @@
       <w:spacing w:after="0" w:line="240" w:lineRule="auto"/>
     </w:pPr>
     <w:rPr>
+      <w:rFonts w:eastAsia="黑体"/>
       <w:color w:themeColor="text1" w:val="000000"/>
     </w:rPr>
     <w:tblPr>
@@ -13891,6 +14437,7 @@
     </w:tcPr>
     <w:tblStylePr w:type="firstRow">
       <w:rPr>
+        <w:rFonts w:eastAsia="黑体"/>
         <w:b/>
         <w:bCs/>
       </w:rPr>
@@ -13901,6 +14448,7 @@
     </w:tblStylePr>
     <w:tblStylePr w:type="lastRow">
       <w:rPr>
+        <w:rFonts w:eastAsia="黑体"/>
         <w:b/>
         <w:bCs/>
         <w:color w:themeColor="text1" w:val="000000"/>
@@ -13912,6 +14460,7 @@
     </w:tblStylePr>
     <w:tblStylePr w:type="firstCol">
       <w:rPr>
+        <w:rFonts w:eastAsia="黑体"/>
         <w:color w:themeColor="background1" w:val="FFFFFF"/>
       </w:rPr>
       <w:tblPr/>
@@ -13921,6 +14470,7 @@
     </w:tblStylePr>
     <w:tblStylePr w:type="lastCol">
       <w:rPr>
+        <w:rFonts w:eastAsia="黑体"/>
         <w:color w:themeColor="background1" w:val="FFFFFF"/>
       </w:rPr>
       <w:tblPr/>
@@ -13953,6 +14503,7 @@
     <w:name w:val="KeywordTok"/>
     <w:basedOn w:val="VerbatimChar"/>
     <w:rPr>
+      <w:rFonts w:eastAsia="黑体"/>
       <w:b/>
       <w:color w:val="007020"/>
     </w:rPr>
@@ -13961,6 +14512,7 @@
     <w:name w:val="DataTypeTok"/>
     <w:basedOn w:val="VerbatimChar"/>
     <w:rPr>
+      <w:rFonts w:eastAsia="黑体"/>
       <w:color w:val="902000"/>
     </w:rPr>
   </w:style>
@@ -13968,6 +14520,7 @@
     <w:name w:val="DecValTok"/>
     <w:basedOn w:val="VerbatimChar"/>
     <w:rPr>
+      <w:rFonts w:eastAsia="黑体"/>
       <w:color w:val="40a070"/>
     </w:rPr>
   </w:style>
@@ -13975,6 +14528,7 @@
     <w:name w:val="BaseNTok"/>
     <w:basedOn w:val="VerbatimChar"/>
     <w:rPr>
+      <w:rFonts w:eastAsia="黑体"/>
       <w:color w:val="40a070"/>
     </w:rPr>
   </w:style>
@@ -13982,6 +14536,7 @@
     <w:name w:val="FloatTok"/>
     <w:basedOn w:val="VerbatimChar"/>
     <w:rPr>
+      <w:rFonts w:eastAsia="黑体"/>
       <w:color w:val="40a070"/>
     </w:rPr>
   </w:style>
@@ -13989,6 +14544,7 @@
     <w:name w:val="ConstantTok"/>
     <w:basedOn w:val="VerbatimChar"/>
     <w:rPr>
+      <w:rFonts w:eastAsia="黑体"/>
       <w:color w:val="880000"/>
     </w:rPr>
   </w:style>
@@ -13996,6 +14552,7 @@
     <w:name w:val="CharTok"/>
     <w:basedOn w:val="VerbatimChar"/>
     <w:rPr>
+      <w:rFonts w:eastAsia="黑体"/>
       <w:color w:val="4070a0"/>
     </w:rPr>
   </w:style>
@@ -14003,6 +14560,7 @@
     <w:name w:val="SpecialCharTok"/>
     <w:basedOn w:val="VerbatimChar"/>
     <w:rPr>
+      <w:rFonts w:eastAsia="黑体"/>
       <w:color w:val="4070a0"/>
     </w:rPr>
   </w:style>
@@ -14010,6 +14568,7 @@
     <w:name w:val="StringTok"/>
     <w:basedOn w:val="VerbatimChar"/>
     <w:rPr>
+      <w:rFonts w:eastAsia="黑体"/>
       <w:color w:val="4070a0"/>
     </w:rPr>
   </w:style>
@@ -14017,6 +14576,7 @@
     <w:name w:val="VerbatimStringTok"/>
     <w:basedOn w:val="VerbatimChar"/>
     <w:rPr>
+      <w:rFonts w:eastAsia="黑体"/>
       <w:color w:val="4070a0"/>
     </w:rPr>
   </w:style>
@@ -14024,6 +14584,7 @@
     <w:name w:val="SpecialStringTok"/>
     <w:basedOn w:val="VerbatimChar"/>
     <w:rPr>
+      <w:rFonts w:eastAsia="黑体"/>
       <w:color w:val="bb6688"/>
     </w:rPr>
   </w:style>
@@ -14031,6 +14592,7 @@
     <w:name w:val="ImportTok"/>
     <w:basedOn w:val="VerbatimChar"/>
     <w:rPr>
+      <w:rFonts w:eastAsia="黑体"/>
       <w:b/>
       <w:color w:val="008000"/>
     </w:rPr>
@@ -14039,6 +14601,7 @@
     <w:name w:val="CommentTok"/>
     <w:basedOn w:val="VerbatimChar"/>
     <w:rPr>
+      <w:rFonts w:eastAsia="黑体"/>
       <w:i/>
       <w:color w:val="60a0b0"/>
     </w:rPr>
@@ -14047,6 +14610,7 @@
     <w:name w:val="DocumentationTok"/>
     <w:basedOn w:val="VerbatimChar"/>
     <w:rPr>
+      <w:rFonts w:eastAsia="黑体"/>
       <w:i/>
       <w:color w:val="ba2121"/>
     </w:rPr>
@@ -14055,6 +14619,7 @@
     <w:name w:val="AnnotationTok"/>
     <w:basedOn w:val="VerbatimChar"/>
     <w:rPr>
+      <w:rFonts w:eastAsia="黑体"/>
       <w:b/>
       <w:i/>
       <w:color w:val="60a0b0"/>
@@ -14064,6 +14629,7 @@
     <w:name w:val="CommentVarTok"/>
     <w:basedOn w:val="VerbatimChar"/>
     <w:rPr>
+      <w:rFonts w:eastAsia="黑体"/>
       <w:b/>
       <w:i/>
       <w:color w:val="60a0b0"/>
@@ -14073,6 +14639,7 @@
     <w:name w:val="OtherTok"/>
     <w:basedOn w:val="VerbatimChar"/>
     <w:rPr>
+      <w:rFonts w:eastAsia="黑体"/>
       <w:color w:val="007020"/>
     </w:rPr>
   </w:style>
@@ -14080,6 +14647,7 @@
     <w:name w:val="FunctionTok"/>
     <w:basedOn w:val="VerbatimChar"/>
     <w:rPr>
+      <w:rFonts w:eastAsia="黑体"/>
       <w:color w:val="06287e"/>
     </w:rPr>
   </w:style>
@@ -14087,6 +14655,7 @@
     <w:name w:val="VariableTok"/>
     <w:basedOn w:val="VerbatimChar"/>
     <w:rPr>
+      <w:rFonts w:eastAsia="黑体"/>
       <w:color w:val="19177c"/>
     </w:rPr>
   </w:style>
@@ -14094,6 +14663,7 @@
     <w:name w:val="ControlFlowTok"/>
     <w:basedOn w:val="VerbatimChar"/>
     <w:rPr>
+      <w:rFonts w:eastAsia="黑体"/>
       <w:b/>
       <w:color w:val="007020"/>
     </w:rPr>
@@ -14102,6 +14672,7 @@
     <w:name w:val="OperatorTok"/>
     <w:basedOn w:val="VerbatimChar"/>
     <w:rPr>
+      <w:rFonts w:eastAsia="黑体"/>
       <w:color w:val="666666"/>
     </w:rPr>
   </w:style>
@@ -14109,18 +14680,22 @@
     <w:name w:val="BuiltInTok"/>
     <w:basedOn w:val="VerbatimChar"/>
     <w:rPr>
+      <w:rFonts w:eastAsia="黑体"/>
       <w:color w:val="008000"/>
     </w:rPr>
   </w:style>
   <w:style w:type="character" w:customStyle="1" w:styleId="ExtensionTok">
     <w:name w:val="ExtensionTok"/>
     <w:basedOn w:val="VerbatimChar"/>
-    <w:rPr/>
+    <w:rPr>
+      <w:rFonts w:eastAsia="黑体"/>
+    </w:rPr>
   </w:style>
   <w:style w:type="character" w:customStyle="1" w:styleId="PreprocessorTok">
     <w:name w:val="PreprocessorTok"/>
     <w:basedOn w:val="VerbatimChar"/>
     <w:rPr>
+      <w:rFonts w:eastAsia="黑体"/>
       <w:color w:val="bc7a00"/>
     </w:rPr>
   </w:style>
@@ -14128,18 +14703,22 @@
     <w:name w:val="AttributeTok"/>
     <w:basedOn w:val="VerbatimChar"/>
     <w:rPr>
+      <w:rFonts w:eastAsia="黑体"/>
       <w:color w:val="7d9029"/>
     </w:rPr>
   </w:style>
   <w:style w:type="character" w:customStyle="1" w:styleId="RegionMarkerTok">
     <w:name w:val="RegionMarkerTok"/>
     <w:basedOn w:val="VerbatimChar"/>
-    <w:rPr/>
+    <w:rPr>
+      <w:rFonts w:eastAsia="黑体"/>
+    </w:rPr>
   </w:style>
   <w:style w:type="character" w:customStyle="1" w:styleId="InformationTok">
     <w:name w:val="InformationTok"/>
     <w:basedOn w:val="VerbatimChar"/>
     <w:rPr>
+      <w:rFonts w:eastAsia="黑体"/>
       <w:b/>
       <w:i/>
       <w:color w:val="60a0b0"/>
@@ -14149,6 +14728,7 @@
     <w:name w:val="WarningTok"/>
     <w:basedOn w:val="VerbatimChar"/>
     <w:rPr>
+      <w:rFonts w:eastAsia="黑体"/>
       <w:b/>
       <w:i/>
       <w:color w:val="60a0b0"/>
@@ -14158,6 +14738,7 @@
     <w:name w:val="AlertTok"/>
     <w:basedOn w:val="VerbatimChar"/>
     <w:rPr>
+      <w:rFonts w:eastAsia="黑体"/>
       <w:b/>
       <w:color w:val="ff0000"/>
     </w:rPr>
@@ -14166,6 +14747,7 @@
     <w:name w:val="ErrorTok"/>
     <w:basedOn w:val="VerbatimChar"/>
     <w:rPr>
+      <w:rFonts w:eastAsia="黑体"/>
       <w:b/>
       <w:color w:val="ff0000"/>
     </w:rPr>
@@ -14173,7 +14755,9 @@
   <w:style w:type="character" w:customStyle="1" w:styleId="NormalTok">
     <w:name w:val="NormalTok"/>
     <w:basedOn w:val="VerbatimChar"/>
-    <w:rPr/>
+    <w:rPr>
+      <w:rFonts w:eastAsia="黑体"/>
+    </w:rPr>
   </w:style>
 </w:styles>
 </file>
@@ -14222,12 +14806,12 @@
     <a:fontScheme name="Office">
       <a:majorFont>
         <a:latin typeface="Calibri"/>
-        <a:ea typeface=""/>
+        <a:ea typeface="黑体"/>
         <a:cs typeface=""/>
         <a:font script="Jpan" typeface="ＭＳ ゴシック"/>
         <a:font script="Hang" typeface="맑은 고딕"/>
-        <a:font script="Hans" typeface="宋体"/>
-        <a:font script="Hant" typeface="新細明體"/>
+        <a:font script="Hans" typeface="黑体"/>
+        <a:font script="Hant" typeface="黑体"/>
         <a:font script="Arab" typeface="Times New Roman"/>
         <a:font script="Hebr" typeface="Times New Roman"/>
         <a:font script="Thai" typeface="Angsana New"/>
@@ -14257,12 +14841,12 @@
       </a:majorFont>
       <a:minorFont>
         <a:latin typeface="Cambria"/>
-        <a:ea typeface=""/>
+        <a:ea typeface="黑体"/>
         <a:cs typeface=""/>
         <a:font script="Jpan" typeface="ＭＳ 明朝"/>
         <a:font script="Hang" typeface="맑은 고딕"/>
-        <a:font script="Hans" typeface="宋体"/>
-        <a:font script="Hant" typeface="新細明體"/>
+        <a:font script="Hans" typeface="黑体"/>
+        <a:font script="Hant" typeface="黑体"/>
         <a:font script="Arab" typeface="Arial"/>
         <a:font script="Hebr" typeface="Arial"/>
         <a:font script="Thai" typeface="Cordia New"/>

--- a/12-通用拓扑结构/05-网状/网状结构/网状结构.docx
+++ b/12-通用拓扑结构/05-网状/网状结构/网状结构.docx
@@ -1738,7 +1738,7 @@
           <w:color w:val="555555"/>
           <w:sz w:val="21"/>
         </w:rPr>
-        <w:t>材料收集者：杜文杰，WX手机：19519196569，QQ:3478827729</w:t>
+        <w:t>材料收集者：杜文杰，微信/手机：19519196569，QQ:3478827729</w:t>
       </w:r>
     </w:p>
     <w:sectPr>
